--- a/en/week-9/cen429-week-9-ders-notu.docx
+++ b/en/week-9/cen429-week-9-ders-notu.docx
@@ -2,7 +2,7 @@
 <file path=word/document.xml><?xml version="1.0" encoding="utf-8"?>
 <w:document xmlns:w="http://schemas.openxmlformats.org/wordprocessingml/2006/main" xmlns:m="http://schemas.openxmlformats.org/officeDocument/2006/math" xmlns:r="http://schemas.openxmlformats.org/officeDocument/2006/relationships" xmlns:o="urn:schemas-microsoft-com:office:office" xmlns:v="urn:schemas-microsoft-com:vml" xmlns:w10="urn:schemas-microsoft-com:office:word" xmlns:a="http://schemas.openxmlformats.org/drawingml/2006/main" xmlns:pic="http://schemas.openxmlformats.org/drawingml/2006/picture" xmlns:wp="http://schemas.openxmlformats.org/drawingml/2006/wordprocessingDrawing">
   <w:body>
-    <w:bookmarkStart w:id="131" w:name="X6a2282df0aba016c112cde1910975ebf0b5ae6a"/>
+    <w:bookmarkStart w:id="139" w:name="X6a2282df0aba016c112cde1910975ebf0b5ae6a"/>
     <w:p>
       <w:pPr>
         <w:pStyle w:val="Heading1"/>
@@ -129,7 +129,21 @@
               <w:pStyle w:val="Compact"/>
             </w:pPr>
             <w:r>
-              <w:t xml:space="preserve">The white-box attacker model from Week 1; compilation,</w:t>
+              <w:t xml:space="preserve">The white-box attacker model from</w:t>
+            </w:r>
+            <w:r>
+              <w:t xml:space="preserve"> </w:t>
+            </w:r>
+            <w:hyperlink r:id="rId20">
+              <w:r>
+                <w:rPr>
+                  <w:rStyle w:val="Hyperlink"/>
+                </w:rPr>
+                <w:t xml:space="preserve">Week 1</w:t>
+              </w:r>
+            </w:hyperlink>
+            <w:r>
+              <w:t xml:space="preserve">; compilation,</w:t>
             </w:r>
             <w:r>
               <w:t xml:space="preserve"> </w:t>
@@ -144,7 +158,21 @@
               <w:t xml:space="preserve"> </w:t>
             </w:r>
             <w:r>
-              <w:t xml:space="preserve">and reverse engineering concepts from Week 4; control flow in C (</w:t>
+              <w:t xml:space="preserve">and reverse engineering concepts from</w:t>
+            </w:r>
+            <w:r>
+              <w:t xml:space="preserve"> </w:t>
+            </w:r>
+            <w:hyperlink r:id="rId21">
+              <w:r>
+                <w:rPr>
+                  <w:rStyle w:val="Hyperlink"/>
+                </w:rPr>
+                <w:t xml:space="preserve">Week 4</w:t>
+              </w:r>
+            </w:hyperlink>
+            <w:r>
+              <w:t xml:space="preserve">; control flow in C (</w:t>
             </w:r>
             <w:r>
               <w:rPr>
@@ -192,7 +220,7 @@
             <w:pPr>
               <w:pStyle w:val="Compact"/>
             </w:pPr>
-            <w:hyperlink r:id="rId20">
+            <w:hyperlink r:id="rId22">
               <w:r>
                 <w:rPr>
                   <w:rStyle w:val="VerbatimChar"/>
@@ -1587,8 +1615,19 @@
       <w:r>
         <w:t xml:space="preserve"> </w:t>
       </w:r>
-      <w:r>
-        <w:t xml:space="preserve">Week 14 shows their</w:t>
+      <w:hyperlink r:id="rId23">
+        <w:r>
+          <w:rPr>
+            <w:rStyle w:val="Hyperlink"/>
+          </w:rPr>
+          <w:t xml:space="preserve">Week 14</w:t>
+        </w:r>
+      </w:hyperlink>
+      <w:r>
+        <w:t xml:space="preserve"> </w:t>
+      </w:r>
+      <w:r>
+        <w:t xml:space="preserve">shows their</w:t>
       </w:r>
       <w:r>
         <w:t xml:space="preserve"> </w:t>
@@ -1614,13 +1653,13 @@
         </w:pict>
       </w:r>
     </w:p>
-    <w:bookmarkStart w:id="50" w:name="basic-concepts-from-scratch"/>
+    <w:bookmarkStart w:id="50" w:name="before-we-start"/>
     <w:p>
       <w:pPr>
         <w:pStyle w:val="Heading2"/>
       </w:pPr>
       <w:r>
-        <w:t xml:space="preserve">0. Basic concepts (from scratch)</w:t>
+        <w:t xml:space="preserve">0. Before we start</w:t>
       </w:r>
     </w:p>
     <w:p>
@@ -1628,95 +1667,40 @@
         <w:pStyle w:val="FirstParagraph"/>
       </w:pPr>
       <w:r>
-        <w:t xml:space="preserve">This section</w:t>
-      </w:r>
-      <w:r>
-        <w:t xml:space="preserve"> </w:t>
-      </w:r>
-      <w:r>
-        <w:rPr>
-          <w:b/>
-          <w:bCs/>
-        </w:rPr>
-        <w:t xml:space="preserve">assumes no prior knowledge</w:t>
-      </w:r>
-      <w:r>
-        <w:t xml:space="preserve">. We define, from scratch, the terms we will use for the rest of the</w:t>
-      </w:r>
-      <w:r>
-        <w:t xml:space="preserve"> </w:t>
-      </w:r>
-      <w:r>
-        <w:t xml:space="preserve">week. If you don’t know a term, read this section first; the later sections build on it.</w:t>
-      </w:r>
-    </w:p>
-    <w:bookmarkStart w:id="21" w:name="why-does-this-section-exist"/>
+        <w:t xml:space="preserve">This section prepares you for the week. It first briefly recalls the earlier topics this week builds on; it then</w:t>
+      </w:r>
+      <w:r>
+        <w:t xml:space="preserve"> </w:t>
+      </w:r>
+      <w:r>
+        <w:t xml:space="preserve">defines each of this week’s concepts in one sentence and links it to the section where it is explained in full.</w:t>
+      </w:r>
+      <w:r>
+        <w:t xml:space="preserve"> </w:t>
+      </w:r>
+      <w:r>
+        <w:t xml:space="preserve">Background knowledge not covered in earlier weeks is explained from scratch under the</w:t>
+      </w:r>
+      <w:r>
+        <w:t xml:space="preserve"> </w:t>
+      </w:r>
+      <w:r>
+        <w:t xml:space="preserve">“Background”</w:t>
+      </w:r>
+      <w:r>
+        <w:t xml:space="preserve"> </w:t>
+      </w:r>
+      <w:r>
+        <w:t xml:space="preserve">headings.</w:t>
+      </w:r>
+    </w:p>
+    <w:bookmarkStart w:id="32" w:name="what-we-bring-from-earlier-weeks"/>
     <w:p>
       <w:pPr>
         <w:pStyle w:val="Heading3"/>
       </w:pPr>
       <w:r>
-        <w:t xml:space="preserve">Why does this section exist?</w:t>
-      </w:r>
-    </w:p>
-    <w:p>
-      <w:pPr>
-        <w:pStyle w:val="FirstParagraph"/>
-      </w:pPr>
-      <w:r>
-        <w:t xml:space="preserve">This week’s subject is</w:t>
-      </w:r>
-      <w:r>
-        <w:t xml:space="preserve"> </w:t>
-      </w:r>
-      <w:r>
-        <w:rPr>
-          <w:b/>
-          <w:bCs/>
-        </w:rPr>
-        <w:t xml:space="preserve">code obfuscation</w:t>
-      </w:r>
-      <w:r>
-        <w:t xml:space="preserve">. But first let’s pin down a few basic terms.</w:t>
-      </w:r>
-    </w:p>
-    <w:p>
-      <w:pPr>
-        <w:pStyle w:val="BodyText"/>
-      </w:pPr>
-      <w:r>
-        <w:t xml:space="preserve">Without these terms, the subject</w:t>
-      </w:r>
-      <w:r>
-        <w:t xml:space="preserve"> </w:t>
-      </w:r>
-      <w:r>
-        <w:rPr>
-          <w:b/>
-          <w:bCs/>
-        </w:rPr>
-        <w:t xml:space="preserve">stays up in the air</w:t>
-      </w:r>
-      <w:r>
-        <w:t xml:space="preserve">.</w:t>
-      </w:r>
-    </w:p>
-    <w:p>
-      <w:pPr>
-        <w:pStyle w:val="BodyText"/>
-      </w:pPr>
-      <w:r>
-        <w:t xml:space="preserve">We assume you know nothing — that’s a good starting point.</w:t>
-      </w:r>
-    </w:p>
-    <w:bookmarkEnd w:id="21"/>
-    <w:bookmarkStart w:id="22" w:name="what-is-source-code"/>
-    <w:p>
-      <w:pPr>
-        <w:pStyle w:val="Heading3"/>
-      </w:pPr>
-      <w:r>
-        <w:t xml:space="preserve">What is source code?</w:t>
+        <w:t xml:space="preserve">What we bring from earlier weeks</w:t>
       </w:r>
     </w:p>
     <w:p>
@@ -1728,23 +1712,62 @@
         </w:numPr>
       </w:pPr>
       <w:r>
-        <w:t xml:space="preserve">The</w:t>
-      </w:r>
-      <w:r>
-        <w:t xml:space="preserve"> </w:t>
-      </w:r>
-      <w:r>
-        <w:rPr>
-          <w:b/>
-          <w:bCs/>
-        </w:rPr>
-        <w:t xml:space="preserve">human-readable</w:t>
-      </w:r>
-      <w:r>
-        <w:t xml:space="preserve"> </w:t>
-      </w:r>
-      <w:r>
-        <w:t xml:space="preserve">program text that you write (e.g., a C file).</w:t>
+        <w:rPr>
+          <w:b/>
+          <w:bCs/>
+        </w:rPr>
+        <w:t xml:space="preserve">The white-box / MATE attacker model</w:t>
+      </w:r>
+      <w:r>
+        <w:t xml:space="preserve"> </w:t>
+      </w:r>
+      <w:r>
+        <w:t xml:space="preserve">— the threat model in which the user who holds the device is also a</w:t>
+      </w:r>
+      <w:r>
+        <w:t xml:space="preserve"> </w:t>
+      </w:r>
+      <w:r>
+        <w:t xml:space="preserve">potential attacker, able to read memory and attach a debugger</w:t>
+      </w:r>
+      <w:r>
+        <w:t xml:space="preserve"> </w:t>
+      </w:r>
+      <w:r>
+        <w:t xml:space="preserve">(</w:t>
+      </w:r>
+      <w:hyperlink r:id="rId24">
+        <w:r>
+          <w:rPr>
+            <w:rStyle w:val="Hyperlink"/>
+          </w:rPr>
+          <w:t xml:space="preserve">Week 1, §3</w:t>
+        </w:r>
+      </w:hyperlink>
+      <w:r>
+        <w:t xml:space="preserve">). This week, in §1, we</w:t>
+      </w:r>
+      <w:r>
+        <w:t xml:space="preserve"> </w:t>
+      </w:r>
+      <w:r>
+        <w:t xml:space="preserve">reuse this model under the name</w:t>
+      </w:r>
+      <w:r>
+        <w:t xml:space="preserve"> </w:t>
+      </w:r>
+      <w:r>
+        <w:rPr>
+          <w:b/>
+          <w:bCs/>
+        </w:rPr>
+        <w:t xml:space="preserve">MATE</w:t>
+      </w:r>
+      <w:r>
+        <w:t xml:space="preserve"> </w:t>
+      </w:r>
+      <w:r>
+        <w:t xml:space="preserve">(Man-At-The-End) as the motivation for code obfuscation.</w:t>
       </w:r>
     </w:p>
     <w:p>
@@ -1756,50 +1779,46 @@
         </w:numPr>
       </w:pPr>
       <w:r>
-        <w:t xml:space="preserve">Example:</w:t>
-      </w:r>
-      <w:r>
-        <w:t xml:space="preserve"> </w:t>
-      </w:r>
-      <w:r>
-        <w:rPr>
-          <w:rStyle w:val="VerbatimChar"/>
-        </w:rPr>
-        <w:t xml:space="preserve">int topla(int a, int b) { return a + b; }</w:t>
-      </w:r>
-    </w:p>
-    <w:p>
-      <w:pPr>
-        <w:pStyle w:val="FirstParagraph"/>
-      </w:pPr>
-      <w:r>
-        <w:t xml:space="preserve">Source code is</w:t>
-      </w:r>
-      <w:r>
-        <w:t xml:space="preserve"> </w:t>
-      </w:r>
-      <w:r>
-        <w:rPr>
-          <w:b/>
-          <w:bCs/>
-        </w:rPr>
-        <w:t xml:space="preserve">compiled</w:t>
-      </w:r>
-      <w:r>
-        <w:t xml:space="preserve"> </w:t>
-      </w:r>
-      <w:r>
-        <w:t xml:space="preserve">and turned into the form the machine runs.</w:t>
-      </w:r>
-    </w:p>
-    <w:bookmarkEnd w:id="22"/>
-    <w:bookmarkStart w:id="26" w:name="compiler-and-binary"/>
-    <w:p>
-      <w:pPr>
-        <w:pStyle w:val="Heading3"/>
-      </w:pPr>
-      <w:r>
-        <w:t xml:space="preserve">Compiler and binary</w:t>
+        <w:rPr>
+          <w:b/>
+          <w:bCs/>
+        </w:rPr>
+        <w:t xml:space="preserve">Debugger</w:t>
+      </w:r>
+      <w:r>
+        <w:t xml:space="preserve"> </w:t>
+      </w:r>
+      <w:r>
+        <w:t xml:space="preserve">— a tool that runs a program step by step and shows its variables (gdb, lldb); we saw checking at</w:t>
+      </w:r>
+      <w:r>
+        <w:t xml:space="preserve"> </w:t>
+      </w:r>
+      <w:r>
+        <w:t xml:space="preserve">runtime whether a debugger is attached in the context of RASP</w:t>
+      </w:r>
+      <w:r>
+        <w:t xml:space="preserve"> </w:t>
+      </w:r>
+      <w:r>
+        <w:t xml:space="preserve">(</w:t>
+      </w:r>
+      <w:hyperlink r:id="rId25">
+        <w:r>
+          <w:rPr>
+            <w:rStyle w:val="Hyperlink"/>
+          </w:rPr>
+          <w:t xml:space="preserve">Week 6, §4</w:t>
+        </w:r>
+      </w:hyperlink>
+      <w:r>
+        <w:t xml:space="preserve">). This week it appears briefly in §1 as one of</w:t>
+      </w:r>
+      <w:r>
+        <w:t xml:space="preserve"> </w:t>
+      </w:r>
+      <w:r>
+        <w:t xml:space="preserve">the MATE attacker’s tools.</w:t>
       </w:r>
     </w:p>
     <w:p>
@@ -1807,7 +1826,7 @@
         <w:pStyle w:val="Compact"/>
         <w:numPr>
           <w:ilvl w:val="0"/>
-          <w:numId w:val="1003"/>
+          <w:numId w:val="1002"/>
         </w:numPr>
       </w:pPr>
       <w:r>
@@ -1815,29 +1834,83 @@
           <w:b/>
           <w:bCs/>
         </w:rPr>
-        <w:t xml:space="preserve">Compiler:</w:t>
-      </w:r>
-      <w:r>
-        <w:t xml:space="preserve"> </w:t>
-      </w:r>
-      <w:r>
-        <w:t xml:space="preserve">the program that translates source code into</w:t>
-      </w:r>
-      <w:r>
-        <w:t xml:space="preserve"> </w:t>
-      </w:r>
-      <w:r>
-        <w:rPr>
-          <w:b/>
-          <w:bCs/>
-        </w:rPr>
-        <w:t xml:space="preserve">machine code</w:t>
-      </w:r>
-      <w:r>
-        <w:t xml:space="preserve"> </w:t>
-      </w:r>
-      <w:r>
-        <w:t xml:space="preserve">(gcc, clang).</w:t>
+        <w:t xml:space="preserve">Entropy (randomness)</w:t>
+      </w:r>
+      <w:r>
+        <w:t xml:space="preserve"> </w:t>
+      </w:r>
+      <w:r>
+        <w:t xml:space="preserve">— a measure of how disordered/unpredictable a piece of data’s bytes look; we met it in</w:t>
+      </w:r>
+      <w:r>
+        <w:t xml:space="preserve"> </w:t>
+      </w:r>
+      <w:r>
+        <w:t xml:space="preserve">week 2 for recognising encrypted/packed content</w:t>
+      </w:r>
+      <w:r>
+        <w:t xml:space="preserve"> </w:t>
+      </w:r>
+      <w:r>
+        <w:t xml:space="preserve">(</w:t>
+      </w:r>
+      <w:hyperlink r:id="rId26">
+        <w:r>
+          <w:rPr>
+            <w:rStyle w:val="Hyperlink"/>
+          </w:rPr>
+          <w:t xml:space="preserve">Week 2, §6</w:t>
+        </w:r>
+      </w:hyperlink>
+      <w:r>
+        <w:t xml:space="preserve">), and</w:t>
+      </w:r>
+      <w:r>
+        <w:t xml:space="preserve"> </w:t>
+      </w:r>
+      <w:r>
+        <w:t xml:space="preserve">in week 3 as the foundation of random-number generation</w:t>
+      </w:r>
+      <w:r>
+        <w:t xml:space="preserve"> </w:t>
+      </w:r>
+      <w:r>
+        <w:t xml:space="preserve">(</w:t>
+      </w:r>
+      <w:hyperlink r:id="rId27">
+        <w:r>
+          <w:rPr>
+            <w:rStyle w:val="Hyperlink"/>
+          </w:rPr>
+          <w:t xml:space="preserve">Week 3, §3</w:t>
+        </w:r>
+      </w:hyperlink>
+      <w:r>
+        <w:t xml:space="preserve">). This week</w:t>
+      </w:r>
+      <w:r>
+        <w:t xml:space="preserve"> </w:t>
+      </w:r>
+      <w:r>
+        <w:t xml:space="preserve">we deepen the same metric with a numeric example, in the context of an attacker telling apart high-entropy</w:t>
+      </w:r>
+      <w:r>
+        <w:t xml:space="preserve"> </w:t>
+      </w:r>
+      <w:r>
+        <w:t xml:space="preserve">blocks (keys, encrypted data) in a binary (see</w:t>
+      </w:r>
+      <w:r>
+        <w:t xml:space="preserve"> </w:t>
+      </w:r>
+      <w:r>
+        <w:t xml:space="preserve">“Background”</w:t>
+      </w:r>
+      <w:r>
+        <w:t xml:space="preserve"> </w:t>
+      </w:r>
+      <w:r>
+        <w:t xml:space="preserve">below).</w:t>
       </w:r>
     </w:p>
     <w:p>
@@ -1845,7 +1918,7 @@
         <w:pStyle w:val="Compact"/>
         <w:numPr>
           <w:ilvl w:val="0"/>
-          <w:numId w:val="1003"/>
+          <w:numId w:val="1002"/>
         </w:numPr>
       </w:pPr>
       <w:r>
@@ -1853,13 +1926,957 @@
           <w:b/>
           <w:bCs/>
         </w:rPr>
-        <w:t xml:space="preserve">Binary:</w:t>
-      </w:r>
-      <w:r>
-        <w:t xml:space="preserve"> </w:t>
-      </w:r>
-      <w:r>
-        <w:t xml:space="preserve">the result of compilation; the file the computer runs directly (</w:t>
+        <w:t xml:space="preserve">Compiler flag,</w:t>
+      </w:r>
+      <w:r>
+        <w:rPr>
+          <w:b/>
+          <w:bCs/>
+        </w:rPr>
+        <w:t xml:space="preserve"> </w:t>
+      </w:r>
+      <w:r>
+        <w:rPr>
+          <w:rStyle w:val="VerbatimChar"/>
+          <w:b/>
+          <w:bCs/>
+        </w:rPr>
+        <w:t xml:space="preserve">strings</w:t>
+      </w:r>
+      <w:r>
+        <w:rPr>
+          <w:b/>
+          <w:bCs/>
+        </w:rPr>
+        <w:t xml:space="preserve">, and the symbol table</w:t>
+      </w:r>
+      <w:r>
+        <w:t xml:space="preserve"> </w:t>
+      </w:r>
+      <w:r>
+        <w:t xml:space="preserve">— options passed to the compiler (</w:t>
+      </w:r>
+      <w:r>
+        <w:rPr>
+          <w:rStyle w:val="VerbatimChar"/>
+        </w:rPr>
+        <w:t xml:space="preserve">-O2</w:t>
+      </w:r>
+      <w:r>
+        <w:t xml:space="preserve">,</w:t>
+      </w:r>
+      <w:r>
+        <w:t xml:space="preserve"> </w:t>
+      </w:r>
+      <w:r>
+        <w:rPr>
+          <w:rStyle w:val="VerbatimChar"/>
+        </w:rPr>
+        <w:t xml:space="preserve">-Wall</w:t>
+      </w:r>
+      <w:r>
+        <w:t xml:space="preserve">,</w:t>
+      </w:r>
+      <w:r>
+        <w:t xml:space="preserve"> </w:t>
+      </w:r>
+      <w:r>
+        <w:rPr>
+          <w:rStyle w:val="VerbatimChar"/>
+        </w:rPr>
+        <w:t xml:space="preserve">-DGUNLUK_ACIK</w:t>
+      </w:r>
+      <w:r>
+        <w:t xml:space="preserve">; the same source can be built with or</w:t>
+      </w:r>
+      <w:r>
+        <w:t xml:space="preserve"> </w:t>
+      </w:r>
+      <w:r>
+        <w:t xml:space="preserve">without logging depending on the flag) and tools</w:t>
+      </w:r>
+      <w:r>
+        <w:t xml:space="preserve"> </w:t>
+      </w:r>
+      <w:r>
+        <w:t xml:space="preserve">that show a binary’s readable text/name list; week 4 first defined these and showed the entry-level steps of</w:t>
+      </w:r>
+      <w:r>
+        <w:t xml:space="preserve"> </w:t>
+      </w:r>
+      <w:r>
+        <w:t xml:space="preserve">obfuscation (</w:t>
+      </w:r>
+      <w:hyperlink r:id="rId28">
+        <w:r>
+          <w:rPr>
+            <w:rStyle w:val="Hyperlink"/>
+          </w:rPr>
+          <w:t xml:space="preserve">Week 4, §15</w:t>
+        </w:r>
+      </w:hyperlink>
+      <w:r>
+        <w:t xml:space="preserve">). This week K-06/K-07</w:t>
+      </w:r>
+      <w:r>
+        <w:t xml:space="preserve"> </w:t>
+      </w:r>
+      <w:r>
+        <w:t xml:space="preserve">close off the same hints at a more advanced level.</w:t>
+      </w:r>
+    </w:p>
+    <w:p>
+      <w:pPr>
+        <w:pStyle w:val="Compact"/>
+        <w:numPr>
+          <w:ilvl w:val="0"/>
+          <w:numId w:val="1002"/>
+        </w:numPr>
+      </w:pPr>
+      <w:r>
+        <w:rPr>
+          <w:b/>
+          <w:bCs/>
+        </w:rPr>
+        <w:t xml:space="preserve">Decompilation</w:t>
+      </w:r>
+      <w:r>
+        <w:t xml:space="preserve"> </w:t>
+      </w:r>
+      <w:r>
+        <w:t xml:space="preserve">— turning a binary/bytecode back into something close to readable code; we saw this over JVM</w:t>
+      </w:r>
+      <w:r>
+        <w:t xml:space="preserve"> </w:t>
+      </w:r>
+      <w:r>
+        <w:t xml:space="preserve">bytecode in week 5 (</w:t>
+      </w:r>
+      <w:hyperlink r:id="rId29">
+        <w:r>
+          <w:rPr>
+            <w:rStyle w:val="Hyperlink"/>
+          </w:rPr>
+          <w:t xml:space="preserve">Week 5, §10</w:t>
+        </w:r>
+      </w:hyperlink>
+      <w:r>
+        <w:t xml:space="preserve">). This week we</w:t>
+      </w:r>
+      <w:r>
+        <w:t xml:space="preserve"> </w:t>
+      </w:r>
+      <w:r>
+        <w:t xml:space="preserve">extend the same idea to native (C/C++) binaries and tools such as Ghidra/IDA.</w:t>
+      </w:r>
+    </w:p>
+    <w:p>
+      <w:pPr>
+        <w:pStyle w:val="Compact"/>
+        <w:numPr>
+          <w:ilvl w:val="0"/>
+          <w:numId w:val="1002"/>
+        </w:numPr>
+      </w:pPr>
+      <w:r>
+        <w:rPr>
+          <w:b/>
+          <w:bCs/>
+        </w:rPr>
+        <w:t xml:space="preserve">XOR</w:t>
+      </w:r>
+      <w:r>
+        <w:t xml:space="preserve"> </w:t>
+      </w:r>
+      <w:r>
+        <w:t xml:space="preserve">— the operation that gives 1 if two bits differ and 0 if they match; thanks to the property</w:t>
+      </w:r>
+      <w:r>
+        <w:t xml:space="preserve"> </w:t>
+      </w:r>
+      <w:r>
+        <w:rPr>
+          <w:rStyle w:val="VerbatimChar"/>
+        </w:rPr>
+        <w:t xml:space="preserve">a^b^b=a</w:t>
+      </w:r>
+      <w:r>
+        <w:t xml:space="preserve">, it undoes itself. We decoded XOR obfuscation by hand for a Java string in week 5</w:t>
+      </w:r>
+      <w:r>
+        <w:t xml:space="preserve"> </w:t>
+      </w:r>
+      <w:r>
+        <w:t xml:space="preserve">(</w:t>
+      </w:r>
+      <w:hyperlink r:id="rId30">
+        <w:r>
+          <w:rPr>
+            <w:rStyle w:val="Hyperlink"/>
+          </w:rPr>
+          <w:t xml:space="preserve">Week 5, §12</w:t>
+        </w:r>
+      </w:hyperlink>
+      <w:r>
+        <w:t xml:space="preserve">). This week we</w:t>
+      </w:r>
+      <w:r>
+        <w:t xml:space="preserve"> </w:t>
+      </w:r>
+      <w:r>
+        <w:t xml:space="preserve">use the same mechanism as the foundation of rules K-02 and K-07, and retrace it step by step with a bit table</w:t>
+      </w:r>
+      <w:r>
+        <w:t xml:space="preserve"> </w:t>
+      </w:r>
+      <w:r>
+        <w:t xml:space="preserve">(see</w:t>
+      </w:r>
+      <w:r>
+        <w:t xml:space="preserve"> </w:t>
+      </w:r>
+      <w:r>
+        <w:t xml:space="preserve">“Background”</w:t>
+      </w:r>
+      <w:r>
+        <w:t xml:space="preserve"> </w:t>
+      </w:r>
+      <w:r>
+        <w:t xml:space="preserve">below).</w:t>
+      </w:r>
+    </w:p>
+    <w:p>
+      <w:pPr>
+        <w:pStyle w:val="Compact"/>
+        <w:numPr>
+          <w:ilvl w:val="0"/>
+          <w:numId w:val="1002"/>
+        </w:numPr>
+      </w:pPr>
+      <w:r>
+        <w:rPr>
+          <w:b/>
+          <w:bCs/>
+        </w:rPr>
+        <w:t xml:space="preserve">Log</w:t>
+      </w:r>
+      <w:r>
+        <w:t xml:space="preserve"> </w:t>
+      </w:r>
+      <w:r>
+        <w:t xml:space="preserve">— the informational messages a program writes while it runs; if sensitive data or internal state ends up</w:t>
+      </w:r>
+      <w:r>
+        <w:t xml:space="preserve"> </w:t>
+      </w:r>
+      <w:r>
+        <w:t xml:space="preserve">in the log, the attacker reads it. We covered what to log, what never to log,</w:t>
+      </w:r>
+      <w:r>
+        <w:t xml:space="preserve"> </w:t>
+      </w:r>
+      <w:r>
+        <w:t xml:space="preserve">and tamper-resistant logs in detail in week 2</w:t>
+      </w:r>
+      <w:r>
+        <w:t xml:space="preserve"> </w:t>
+      </w:r>
+      <w:r>
+        <w:t xml:space="preserve">(</w:t>
+      </w:r>
+      <w:hyperlink r:id="rId31">
+        <w:r>
+          <w:rPr>
+            <w:rStyle w:val="Hyperlink"/>
+          </w:rPr>
+          <w:t xml:space="preserve">Week 2, §9</w:t>
+        </w:r>
+      </w:hyperlink>
+      <w:r>
+        <w:t xml:space="preserve">). This week it comes up</w:t>
+      </w:r>
+      <w:r>
+        <w:t xml:space="preserve"> </w:t>
+      </w:r>
+      <w:r>
+        <w:t xml:space="preserve">only briefly, in §2, as the layout rule of stripping logging from the release binary.</w:t>
+      </w:r>
+    </w:p>
+    <w:bookmarkEnd w:id="32"/>
+    <w:bookmarkStart w:id="33" w:name="this-weeks-concept-map"/>
+    <w:p>
+      <w:pPr>
+        <w:pStyle w:val="Heading3"/>
+      </w:pPr>
+      <w:r>
+        <w:t xml:space="preserve">This week’s concept map</w:t>
+      </w:r>
+    </w:p>
+    <w:tbl>
+      <w:tblPr>
+        <w:tblStyle w:val="Table"/>
+        <w:tblW w:type="pct" w:w="5000"/>
+        <w:tblLayout w:type="fixed"/>
+        <w:tblLook w:firstRow="1" w:lastRow="0" w:firstColumn="0" w:lastColumn="0" w:noHBand="0" w:noVBand="0" w:val="0020"/>
+      </w:tblPr>
+      <w:tblGrid>
+        <w:gridCol w:w="2640"/>
+        <w:gridCol w:w="2640"/>
+        <w:gridCol w:w="2640"/>
+      </w:tblGrid>
+      <w:tr>
+        <w:trPr>
+          <w:tblHeader w:val="on"/>
+        </w:trPr>
+        <w:tc>
+          <w:tcPr/>
+          <w:p>
+            <w:pPr>
+              <w:pStyle w:val="Compact"/>
+            </w:pPr>
+            <w:r>
+              <w:t xml:space="preserve">Concept</w:t>
+            </w:r>
+          </w:p>
+        </w:tc>
+        <w:tc>
+          <w:tcPr/>
+          <w:p>
+            <w:pPr>
+              <w:pStyle w:val="Compact"/>
+            </w:pPr>
+            <w:r>
+              <w:t xml:space="preserve">In one sentence</w:t>
+            </w:r>
+          </w:p>
+        </w:tc>
+        <w:tc>
+          <w:tcPr/>
+          <w:p>
+            <w:pPr>
+              <w:pStyle w:val="Compact"/>
+            </w:pPr>
+            <w:r>
+              <w:t xml:space="preserve">Detail</w:t>
+            </w:r>
+          </w:p>
+        </w:tc>
+      </w:tr>
+      <w:tr>
+        <w:tc>
+          <w:tcPr/>
+          <w:p>
+            <w:pPr>
+              <w:pStyle w:val="Compact"/>
+            </w:pPr>
+            <w:r>
+              <w:t xml:space="preserve">Obfuscation as a security rule</w:t>
+            </w:r>
+          </w:p>
+        </w:tc>
+        <w:tc>
+          <w:tcPr/>
+          <w:p>
+            <w:pPr>
+              <w:pStyle w:val="Compact"/>
+            </w:pPr>
+            <w:r>
+              <w:t xml:space="preserve">Code obfuscation is a countermeasure that doesn’t make an attack impossible but makes it expensive; its goals are pushing the cost above the asset’s value, breaking automation, and buying time for the other layers.</w:t>
+            </w:r>
+          </w:p>
+        </w:tc>
+        <w:tc>
+          <w:tcPr/>
+          <w:p>
+            <w:pPr>
+              <w:pStyle w:val="Compact"/>
+            </w:pPr>
+            <w:hyperlink w:anchor="X2072ee611a10c8a518689760f0b529ded2bced8">
+              <w:r>
+                <w:rPr>
+                  <w:rStyle w:val="Hyperlink"/>
+                </w:rPr>
+                <w:t xml:space="preserve">§1</w:t>
+              </w:r>
+            </w:hyperlink>
+          </w:p>
+        </w:tc>
+      </w:tr>
+      <w:tr>
+        <w:tc>
+          <w:tcPr/>
+          <w:p>
+            <w:pPr>
+              <w:pStyle w:val="Compact"/>
+            </w:pPr>
+            <w:r>
+              <w:t xml:space="preserve">Obfuscation taxonomy (five families)</w:t>
+            </w:r>
+          </w:p>
+        </w:tc>
+        <w:tc>
+          <w:tcPr/>
+          <w:p>
+            <w:pPr>
+              <w:pStyle w:val="Compact"/>
+            </w:pPr>
+            <w:r>
+              <w:t xml:space="preserve">Obfuscation techniques split into five families by what they hide — layout, data, control flow, anti-analysis, and virtualisation; the closer a family sits to the mechanism that produces the behaviour, the stronger but also the more expensive it is.</w:t>
+            </w:r>
+          </w:p>
+        </w:tc>
+        <w:tc>
+          <w:tcPr/>
+          <w:p>
+            <w:pPr>
+              <w:pStyle w:val="Compact"/>
+            </w:pPr>
+            <w:hyperlink w:anchor="X66304bed723fcb38efb35a481f7b72337f245f8">
+              <w:r>
+                <w:rPr>
+                  <w:rStyle w:val="Hyperlink"/>
+                </w:rPr>
+                <w:t xml:space="preserve">§2</w:t>
+              </w:r>
+            </w:hyperlink>
+          </w:p>
+        </w:tc>
+      </w:tr>
+      <w:tr>
+        <w:tc>
+          <w:tcPr/>
+          <w:p>
+            <w:pPr>
+              <w:pStyle w:val="Compact"/>
+            </w:pPr>
+            <w:r>
+              <w:t xml:space="preserve">The limit of obfuscation</w:t>
+            </w:r>
+          </w:p>
+        </w:tc>
+        <w:tc>
+          <w:tcPr/>
+          <w:p>
+            <w:pPr>
+              <w:pStyle w:val="Compact"/>
+            </w:pPr>
+            <w:r>
+              <w:t xml:space="preserve">Obfuscation delays static analysis and resists automated attack; it does not give a secret’s mathematical secrecy (cryptography) or protection against reading a running program’s memory (RASP/whitebox).</w:t>
+            </w:r>
+          </w:p>
+        </w:tc>
+        <w:tc>
+          <w:tcPr/>
+          <w:p>
+            <w:pPr>
+              <w:pStyle w:val="Compact"/>
+            </w:pPr>
+            <w:hyperlink w:anchor="X9d245034db552d463175896573bd01cdbbeb3b0">
+              <w:r>
+                <w:rPr>
+                  <w:rStyle w:val="Hyperlink"/>
+                </w:rPr>
+                <w:t xml:space="preserve">§3</w:t>
+              </w:r>
+            </w:hyperlink>
+          </w:p>
+        </w:tc>
+      </w:tr>
+      <w:tr>
+        <w:tc>
+          <w:tcPr/>
+          <w:p>
+            <w:pPr>
+              <w:pStyle w:val="Compact"/>
+            </w:pPr>
+            <w:r>
+              <w:t xml:space="preserve">The protection rule template</w:t>
+            </w:r>
+          </w:p>
+        </w:tc>
+        <w:tc>
+          <w:tcPr/>
+          <w:p>
+            <w:pPr>
+              <w:pStyle w:val="Compact"/>
+            </w:pPr>
+            <w:r>
+              <w:t xml:space="preserve">Every obfuscation technique is evaluated with the same six-line standard template: what it protects, against which threat, how, cost, limit, and measurement.</w:t>
+            </w:r>
+          </w:p>
+        </w:tc>
+        <w:tc>
+          <w:tcPr/>
+          <w:p>
+            <w:pPr>
+              <w:pStyle w:val="Compact"/>
+            </w:pPr>
+            <w:hyperlink w:anchor="X85c474acd8b876ed49bf417a8067d6e8d45ba64">
+              <w:r>
+                <w:rPr>
+                  <w:rStyle w:val="Hyperlink"/>
+                </w:rPr>
+                <w:t xml:space="preserve">§4</w:t>
+              </w:r>
+            </w:hyperlink>
+          </w:p>
+        </w:tc>
+      </w:tr>
+      <w:tr>
+        <w:tc>
+          <w:tcPr/>
+          <w:p>
+            <w:pPr>
+              <w:pStyle w:val="Compact"/>
+            </w:pPr>
+            <w:r>
+              <w:t xml:space="preserve">Control-flow rules (K-01–K-06)</w:t>
+            </w:r>
+          </w:p>
+        </w:tc>
+        <w:tc>
+          <w:tcPr/>
+          <w:p>
+            <w:pPr>
+              <w:pStyle w:val="Compact"/>
+            </w:pPr>
+            <w:r>
+              <w:t xml:space="preserve">Opaque predicate/loop, arithmetic encoding, bogus operation/dead branch, control-flow flattening, random exit, and function/parameter hiding; rules that make the algorithm’s CFG unreadable.</w:t>
+            </w:r>
+          </w:p>
+        </w:tc>
+        <w:tc>
+          <w:tcPr/>
+          <w:p>
+            <w:pPr>
+              <w:pStyle w:val="Compact"/>
+            </w:pPr>
+            <w:hyperlink w:anchor="Xa7802059eb2590dd7df41ee1a930a4211525815">
+              <w:r>
+                <w:rPr>
+                  <w:rStyle w:val="Hyperlink"/>
+                </w:rPr>
+                <w:t xml:space="preserve">§5</w:t>
+              </w:r>
+            </w:hyperlink>
+          </w:p>
+        </w:tc>
+      </w:tr>
+      <w:tr>
+        <w:tc>
+          <w:tcPr/>
+          <w:p>
+            <w:pPr>
+              <w:pStyle w:val="Compact"/>
+            </w:pPr>
+            <w:r>
+              <w:t xml:space="preserve">Data obfuscation rules (K-07–K-09)</w:t>
+            </w:r>
+          </w:p>
+        </w:tc>
+        <w:tc>
+          <w:tcPr/>
+          <w:p>
+            <w:pPr>
+              <w:pStyle w:val="Compact"/>
+            </w:pPr>
+            <w:r>
+              <w:t xml:space="preserve">Static string encoding, opaque booleans, and variable splitting/merging; these hide the constants, strings, and variables the program processes.</w:t>
+            </w:r>
+          </w:p>
+        </w:tc>
+        <w:tc>
+          <w:tcPr/>
+          <w:p>
+            <w:pPr>
+              <w:pStyle w:val="Compact"/>
+            </w:pPr>
+            <w:hyperlink w:anchor="X60d4575d4ab0944ee458392cbb49e8db71c225b">
+              <w:r>
+                <w:rPr>
+                  <w:rStyle w:val="Hyperlink"/>
+                </w:rPr>
+                <w:t xml:space="preserve">§6</w:t>
+              </w:r>
+            </w:hyperlink>
+          </w:p>
+        </w:tc>
+      </w:tr>
+      <w:tr>
+        <w:tc>
+          <w:tcPr/>
+          <w:p>
+            <w:pPr>
+              <w:pStyle w:val="Compact"/>
+            </w:pPr>
+            <w:r>
+              <w:t xml:space="preserve">Whole-program-level rules (K-10–K-12)</w:t>
+            </w:r>
+          </w:p>
+        </w:tc>
+        <w:tc>
+          <w:tcPr/>
+          <w:p>
+            <w:pPr>
+              <w:pStyle w:val="Compact"/>
+            </w:pPr>
+            <w:r>
+              <w:t xml:space="preserve">Virtualisation-based obfuscation, compiler-based obfuscation (O-LLVM), and self-modifying code; the most expensive and most powerful layer, changing the function’s machine code itself or how it is produced.</w:t>
+            </w:r>
+          </w:p>
+        </w:tc>
+        <w:tc>
+          <w:tcPr/>
+          <w:p>
+            <w:pPr>
+              <w:pStyle w:val="Compact"/>
+            </w:pPr>
+            <w:hyperlink w:anchor="Xce0c0381b9f8bda5e67fc265054bb7308729970">
+              <w:r>
+                <w:rPr>
+                  <w:rStyle w:val="Hyperlink"/>
+                </w:rPr>
+                <w:t xml:space="preserve">§7</w:t>
+              </w:r>
+            </w:hyperlink>
+          </w:p>
+        </w:tc>
+      </w:tr>
+      <w:tr>
+        <w:tc>
+          <w:tcPr/>
+          <w:p>
+            <w:pPr>
+              <w:pStyle w:val="Compact"/>
+            </w:pPr>
+            <w:r>
+              <w:t xml:space="preserve">Diversification</w:t>
+            </w:r>
+          </w:p>
+        </w:tc>
+        <w:tc>
+          <w:tcPr/>
+          <w:p>
+            <w:pPr>
+              <w:pStyle w:val="Compact"/>
+            </w:pPr>
+            <w:r>
+              <w:t xml:space="preserve">Producing different-but-behaviourally-equivalent binaries from the same source, tied to a seed; it doesn’t raise obfuscation’s potency but prevents a crack from spreading (scaling) to other copies.</w:t>
+            </w:r>
+          </w:p>
+        </w:tc>
+        <w:tc>
+          <w:tcPr/>
+          <w:p>
+            <w:pPr>
+              <w:pStyle w:val="Compact"/>
+            </w:pPr>
+            <w:hyperlink w:anchor="X758fe1e81397c8b1e13902de77f315363d5ee2c">
+              <w:r>
+                <w:rPr>
+                  <w:rStyle w:val="Hyperlink"/>
+                </w:rPr>
+                <w:t xml:space="preserve">§8</w:t>
+              </w:r>
+            </w:hyperlink>
+          </w:p>
+        </w:tc>
+      </w:tr>
+      <w:tr>
+        <w:tc>
+          <w:tcPr/>
+          <w:p>
+            <w:pPr>
+              <w:pStyle w:val="Compact"/>
+            </w:pPr>
+            <w:r>
+              <w:t xml:space="preserve">The four metrics of obfuscation</w:t>
+            </w:r>
+          </w:p>
+        </w:tc>
+        <w:tc>
+          <w:tcPr/>
+          <w:p>
+            <w:pPr>
+              <w:pStyle w:val="Compact"/>
+            </w:pPr>
+            <w:r>
+              <w:t xml:space="preserve">Potency (incomprehensibility to a human), resilience (resistance to automated tools), stealth (not standing out), and cost (size/speed/maintenance); a protection decision balances these four against the protected asset’s value.</w:t>
+            </w:r>
+          </w:p>
+        </w:tc>
+        <w:tc>
+          <w:tcPr/>
+          <w:p>
+            <w:pPr>
+              <w:pStyle w:val="Compact"/>
+            </w:pPr>
+            <w:hyperlink w:anchor="X102bf645d5bc6246c9ed4af3799a0ead65f70c5">
+              <w:r>
+                <w:rPr>
+                  <w:rStyle w:val="Hyperlink"/>
+                </w:rPr>
+                <w:t xml:space="preserve">§9</w:t>
+              </w:r>
+            </w:hyperlink>
+          </w:p>
+        </w:tc>
+      </w:tr>
+      <w:tr>
+        <w:tc>
+          <w:tcPr/>
+          <w:p>
+            <w:pPr>
+              <w:pStyle w:val="Compact"/>
+            </w:pPr>
+            <w:r>
+              <w:t xml:space="preserve">Deobfuscation</w:t>
+            </w:r>
+          </w:p>
+        </w:tc>
+        <w:tc>
+          <w:tcPr/>
+          <w:p>
+            <w:pPr>
+              <w:pStyle w:val="Compact"/>
+            </w:pPr>
+            <w:r>
+              <w:t xml:space="preserve">The attacker’s automated tools — symbolic execution, expression simplification, pattern recognition; the only way to measure resilience is to actually run these tools and observe the result.</w:t>
+            </w:r>
+          </w:p>
+        </w:tc>
+        <w:tc>
+          <w:tcPr/>
+          <w:p>
+            <w:pPr>
+              <w:pStyle w:val="Compact"/>
+            </w:pPr>
+            <w:hyperlink w:anchor="Xe3be4381e931ead4a4043a89b666f49ea5f2e3d">
+              <w:r>
+                <w:rPr>
+                  <w:rStyle w:val="Hyperlink"/>
+                </w:rPr>
+                <w:t xml:space="preserve">§10</w:t>
+              </w:r>
+            </w:hyperlink>
+          </w:p>
+        </w:tc>
+      </w:tr>
+      <w:tr>
+        <w:tc>
+          <w:tcPr/>
+          <w:p>
+            <w:pPr>
+              <w:pStyle w:val="Compact"/>
+            </w:pPr>
+            <w:r>
+              <w:t xml:space="preserve">Obfuscation’s place in layered defence</w:t>
+            </w:r>
+          </w:p>
+        </w:tc>
+        <w:tc>
+          <w:tcPr/>
+          <w:p>
+            <w:pPr>
+              <w:pStyle w:val="Compact"/>
+            </w:pPr>
+            <w:r>
+              <w:t xml:space="preserve">Obfuscation does not replace memory safety, RASP, whitebox cryptography, or crypto/key renewal; every layer’s</w:t>
+            </w:r>
+            <w:r>
+              <w:t xml:space="preserve"> </w:t>
+            </w:r>
+            <w:r>
+              <w:t xml:space="preserve">“delay time”</w:t>
+            </w:r>
+            <w:r>
+              <w:t xml:space="preserve"> </w:t>
+            </w:r>
+            <w:r>
+              <w:t xml:space="preserve">is counted separately in attack-potential scoring.</w:t>
+            </w:r>
+          </w:p>
+        </w:tc>
+        <w:tc>
+          <w:tcPr/>
+          <w:p>
+            <w:pPr>
+              <w:pStyle w:val="Compact"/>
+            </w:pPr>
+            <w:hyperlink w:anchor="Xc68a94bdb03495b0ab12347c49d8d226dabbdd0">
+              <w:r>
+                <w:rPr>
+                  <w:rStyle w:val="Hyperlink"/>
+                </w:rPr>
+                <w:t xml:space="preserve">§11</w:t>
+              </w:r>
+            </w:hyperlink>
+          </w:p>
+        </w:tc>
+      </w:tr>
+    </w:tbl>
+    <w:bookmarkEnd w:id="33"/>
+    <w:bookmarkStart w:id="46" w:name="Xe0c9adcab9ba1262d18e287a1cb2fe7e42b9bae"/>
+    <w:p>
+      <w:pPr>
+        <w:pStyle w:val="Heading3"/>
+      </w:pPr>
+      <w:r>
+        <w:t xml:space="preserve">Background: binaries, reverse engineering, and the basic building blocks</w:t>
+      </w:r>
+    </w:p>
+    <w:p>
+      <w:pPr>
+        <w:pStyle w:val="FirstParagraph"/>
+      </w:pPr>
+      <w:r>
+        <w:t xml:space="preserve">This week’s subject is</w:t>
+      </w:r>
+      <w:r>
+        <w:t xml:space="preserve"> </w:t>
+      </w:r>
+      <w:r>
+        <w:rPr>
+          <w:b/>
+          <w:bCs/>
+        </w:rPr>
+        <w:t xml:space="preserve">code obfuscation</w:t>
+      </w:r>
+      <w:r>
+        <w:t xml:space="preserve">; to understand it we first need to know how a binary is produced and</w:t>
+      </w:r>
+      <w:r>
+        <w:t xml:space="preserve"> </w:t>
+      </w:r>
+      <w:r>
+        <w:t xml:space="preserve">how an attacker reads it. None of the concepts below were taught in earlier weeks; the worked examples that follow</w:t>
+      </w:r>
+      <w:r>
+        <w:t xml:space="preserve"> </w:t>
+      </w:r>
+      <w:r>
+        <w:t xml:space="preserve">each definition are tools we will use constantly this week.</w:t>
+      </w:r>
+    </w:p>
+    <w:bookmarkStart w:id="37" w:name="Xfb20e8a49bc828287496d72b274410504789fab"/>
+    <w:p>
+      <w:pPr>
+        <w:pStyle w:val="Heading4"/>
+      </w:pPr>
+      <w:r>
+        <w:t xml:space="preserve">From source to binary: compiler, machine code, and assembly</w:t>
+      </w:r>
+    </w:p>
+    <w:p>
+      <w:pPr>
+        <w:pStyle w:val="FirstParagraph"/>
+      </w:pPr>
+      <w:r>
+        <w:rPr>
+          <w:b/>
+          <w:bCs/>
+        </w:rPr>
+        <w:t xml:space="preserve">Source code</w:t>
+      </w:r>
+      <w:r>
+        <w:t xml:space="preserve"> </w:t>
+      </w:r>
+      <w:r>
+        <w:t xml:space="preserve">is the human-readable program text you write (e.g., a C file):</w:t>
+      </w:r>
+      <w:r>
+        <w:t xml:space="preserve"> </w:t>
+      </w:r>
+      <w:r>
+        <w:rPr>
+          <w:rStyle w:val="VerbatimChar"/>
+        </w:rPr>
+        <w:t xml:space="preserve">int topla(int a, int b) { return a + b; }</w:t>
+      </w:r>
+      <w:r>
+        <w:t xml:space="preserve">. Source code is</w:t>
+      </w:r>
+      <w:r>
+        <w:t xml:space="preserve"> </w:t>
+      </w:r>
+      <w:r>
+        <w:rPr>
+          <w:b/>
+          <w:bCs/>
+        </w:rPr>
+        <w:t xml:space="preserve">compiled</w:t>
+      </w:r>
+      <w:r>
+        <w:t xml:space="preserve"> </w:t>
+      </w:r>
+      <w:r>
+        <w:t xml:space="preserve">and turned into the form the machine runs.</w:t>
+      </w:r>
+      <w:r>
+        <w:t xml:space="preserve"> </w:t>
+      </w:r>
+      <w:r>
+        <w:t xml:space="preserve">The</w:t>
+      </w:r>
+      <w:r>
+        <w:t xml:space="preserve"> </w:t>
+      </w:r>
+      <w:r>
+        <w:rPr>
+          <w:b/>
+          <w:bCs/>
+        </w:rPr>
+        <w:t xml:space="preserve">compiler</w:t>
+      </w:r>
+      <w:r>
+        <w:t xml:space="preserve"> </w:t>
+      </w:r>
+      <w:r>
+        <w:t xml:space="preserve">is the program</w:t>
+      </w:r>
+      <w:r>
+        <w:t xml:space="preserve"> </w:t>
+      </w:r>
+      <w:r>
+        <w:t xml:space="preserve">that translates source code into</w:t>
+      </w:r>
+      <w:r>
+        <w:t xml:space="preserve"> </w:t>
+      </w:r>
+      <w:r>
+        <w:rPr>
+          <w:b/>
+          <w:bCs/>
+        </w:rPr>
+        <w:t xml:space="preserve">machine code</w:t>
+      </w:r>
+      <w:r>
+        <w:t xml:space="preserve"> </w:t>
+      </w:r>
+      <w:r>
+        <w:t xml:space="preserve">(gcc, clang); the</w:t>
+      </w:r>
+      <w:r>
+        <w:t xml:space="preserve"> </w:t>
+      </w:r>
+      <w:r>
+        <w:rPr>
+          <w:b/>
+          <w:bCs/>
+        </w:rPr>
+        <w:t xml:space="preserve">binary</w:t>
+      </w:r>
+      <w:r>
+        <w:t xml:space="preserve"> </w:t>
+      </w:r>
+      <w:r>
+        <w:t xml:space="preserve">is the result of compilation, the</w:t>
+      </w:r>
+      <w:r>
+        <w:t xml:space="preserve"> </w:t>
+      </w:r>
+      <w:r>
+        <w:t xml:space="preserve">file the computer runs directly (</w:t>
       </w:r>
       <w:r>
         <w:rPr>
@@ -1885,25 +2902,25 @@
     </w:p>
     <w:p>
       <w:pPr>
-        <w:pStyle w:val="FirstParagraph"/>
+        <w:pStyle w:val="BodyText"/>
       </w:pPr>
       <w:r>
         <w:drawing>
           <wp:inline>
-            <wp:extent cx="5759999" cy="2377094"/>
+            <wp:extent cx="5759999" cy="1626545"/>
             <wp:effectExtent b="0" l="0" r="0" t="0"/>
-            <wp:docPr descr="What the compiler does: from source to binary" title="" id="24" name="Picture"/>
+            <wp:docPr descr="What the compiler does: from source to binary" title="" id="35" name="Picture"/>
             <a:graphic>
               <a:graphicData uri="http://schemas.openxmlformats.org/drawingml/2006/picture">
                 <pic:pic>
                   <pic:nvPicPr>
-                    <pic:cNvPr descr="h09-13-derleme-zinciri.png" id="25" name="Picture"/>
+                    <pic:cNvPr descr="h09-13-derleme-zinciri.png" id="36" name="Picture"/>
                     <pic:cNvPicPr>
                       <a:picLocks noChangeArrowheads="1" noChangeAspect="1"/>
                     </pic:cNvPicPr>
                   </pic:nvPicPr>
                   <pic:blipFill>
-                    <a:blip r:embed="rId23"/>
+                    <a:blip r:embed="rId34"/>
                     <a:stretch>
                       <a:fillRect/>
                     </a:stretch>
@@ -1911,7 +2928,7 @@
                   <pic:spPr bwMode="auto">
                     <a:xfrm>
                       <a:off x="0" y="0"/>
-                      <a:ext cx="5759999" cy="2377094"/>
+                      <a:ext cx="5759999" cy="1626545"/>
                     </a:xfrm>
                     <a:prstGeom prst="rect">
                       <a:avLst/>
@@ -1930,58 +2947,44 @@
         </w:drawing>
       </w:r>
     </w:p>
-    <w:bookmarkEnd w:id="26"/>
-    <w:bookmarkStart w:id="27" w:name="machine-code-and-assembly"/>
-    <w:p>
-      <w:pPr>
-        <w:pStyle w:val="Heading3"/>
-      </w:pPr>
-      <w:r>
-        <w:t xml:space="preserve">Machine code and assembly</w:t>
-      </w:r>
-    </w:p>
-    <w:p>
-      <w:pPr>
-        <w:pStyle w:val="Compact"/>
-        <w:numPr>
-          <w:ilvl w:val="0"/>
-          <w:numId w:val="1004"/>
-        </w:numPr>
-      </w:pPr>
-      <w:r>
-        <w:rPr>
-          <w:b/>
-          <w:bCs/>
-        </w:rPr>
-        <w:t xml:space="preserve">Machine code:</w:t>
-      </w:r>
-      <w:r>
-        <w:t xml:space="preserve"> </w:t>
-      </w:r>
-      <w:r>
-        <w:t xml:space="preserve">the numeric instructions the processor understands.</w:t>
-      </w:r>
-    </w:p>
-    <w:p>
-      <w:pPr>
-        <w:pStyle w:val="Compact"/>
-        <w:numPr>
-          <w:ilvl w:val="0"/>
-          <w:numId w:val="1004"/>
-        </w:numPr>
-      </w:pPr>
-      <w:r>
-        <w:rPr>
-          <w:b/>
-          <w:bCs/>
-        </w:rPr>
-        <w:t xml:space="preserve">Assembly:</w:t>
-      </w:r>
-      <w:r>
-        <w:t xml:space="preserve"> </w:t>
-      </w:r>
-      <w:r>
-        <w:t xml:space="preserve">a somewhat more human-readable form of machine code (</w:t>
+    <w:p>
+      <w:pPr>
+        <w:pStyle w:val="BodyText"/>
+      </w:pPr>
+      <w:r>
+        <w:rPr>
+          <w:b/>
+          <w:bCs/>
+        </w:rPr>
+        <w:t xml:space="preserve">Machine code</w:t>
+      </w:r>
+      <w:r>
+        <w:t xml:space="preserve"> </w:t>
+      </w:r>
+      <w:r>
+        <w:t xml:space="preserve">is the numeric instructions the processor understands;</w:t>
+      </w:r>
+      <w:r>
+        <w:t xml:space="preserve"> </w:t>
+      </w:r>
+      <w:r>
+        <w:rPr>
+          <w:b/>
+          <w:bCs/>
+        </w:rPr>
+        <w:t xml:space="preserve">assembly</w:t>
+      </w:r>
+      <w:r>
+        <w:t xml:space="preserve"> </w:t>
+      </w:r>
+      <w:r>
+        <w:t xml:space="preserve">is a somewhat more</w:t>
+      </w:r>
+      <w:r>
+        <w:t xml:space="preserve"> </w:t>
+      </w:r>
+      <w:r>
+        <w:t xml:space="preserve">human-readable form of machine code (</w:t>
       </w:r>
       <w:r>
         <w:rPr>
@@ -2014,7 +3017,17 @@
         <w:t xml:space="preserve">jmp</w:t>
       </w:r>
       <w:r>
-        <w:t xml:space="preserve">).</w:t>
+        <w:t xml:space="preserve">). This is what you see when you open a binary file.</w:t>
+      </w:r>
+    </w:p>
+    <w:bookmarkEnd w:id="37"/>
+    <w:bookmarkStart w:id="38" w:name="reverse-engineering-and-the-decompiler"/>
+    <w:p>
+      <w:pPr>
+        <w:pStyle w:val="Heading4"/>
+      </w:pPr>
+      <w:r>
+        <w:t xml:space="preserve">Reverse engineering and the decompiler</w:t>
       </w:r>
     </w:p>
     <w:p>
@@ -2022,17 +3035,182 @@
         <w:pStyle w:val="FirstParagraph"/>
       </w:pPr>
       <w:r>
-        <w:t xml:space="preserve">This is what you see when you open a binary file.</w:t>
-      </w:r>
-    </w:p>
-    <w:bookmarkEnd w:id="27"/>
-    <w:bookmarkStart w:id="28" w:name="what-is-reverse-engineering"/>
-    <w:p>
-      <w:pPr>
-        <w:pStyle w:val="Heading3"/>
-      </w:pPr>
-      <w:r>
-        <w:t xml:space="preserve">What is reverse engineering?</w:t>
+        <w:rPr>
+          <w:b/>
+          <w:bCs/>
+        </w:rPr>
+        <w:t xml:space="preserve">Reverse engineering</w:t>
+      </w:r>
+      <w:r>
+        <w:t xml:space="preserve"> </w:t>
+      </w:r>
+      <w:r>
+        <w:t xml:space="preserve">is looking at a binary file and trying to work out what the program does — this is the</w:t>
+      </w:r>
+      <w:r>
+        <w:t xml:space="preserve"> </w:t>
+      </w:r>
+      <w:r>
+        <w:t xml:space="preserve">attacker’s basic job. A</w:t>
+      </w:r>
+      <w:r>
+        <w:t xml:space="preserve"> </w:t>
+      </w:r>
+      <w:r>
+        <w:rPr>
+          <w:b/>
+          <w:bCs/>
+        </w:rPr>
+        <w:t xml:space="preserve">decompiler</w:t>
+      </w:r>
+      <w:r>
+        <w:t xml:space="preserve"> </w:t>
+      </w:r>
+      <w:r>
+        <w:t xml:space="preserve">is a tool that turns a binary file back into a form close to readable code</w:t>
+      </w:r>
+      <w:r>
+        <w:t xml:space="preserve"> </w:t>
+      </w:r>
+      <w:r>
+        <w:t xml:space="preserve">(examples: Ghidra, IDA); its goal is to let someone with no access to the source infer the logic just by looking</w:t>
+      </w:r>
+      <w:r>
+        <w:t xml:space="preserve"> </w:t>
+      </w:r>
+      <w:r>
+        <w:t xml:space="preserve">at the binary. (We saw the JVM-bytecode counterpart of this in week 5 — see</w:t>
+      </w:r>
+      <w:r>
+        <w:t xml:space="preserve"> </w:t>
+      </w:r>
+      <w:r>
+        <w:t xml:space="preserve">“What we bring from earlier weeks”</w:t>
+      </w:r>
+      <w:r>
+        <w:t xml:space="preserve"> </w:t>
+      </w:r>
+      <w:r>
+        <w:t xml:space="preserve">above; here we carry the same idea over to native binaries.)</w:t>
+      </w:r>
+    </w:p>
+    <w:p>
+      <w:pPr>
+        <w:pStyle w:val="BodyText"/>
+      </w:pPr>
+      <w:r>
+        <w:rPr>
+          <w:b/>
+          <w:bCs/>
+        </w:rPr>
+        <w:t xml:space="preserve">What does decompiler output look like?</w:t>
+      </w:r>
+      <w:r>
+        <w:t xml:space="preserve"> </w:t>
+      </w:r>
+      <w:r>
+        <w:t xml:space="preserve">Imagine we only have a</w:t>
+      </w:r>
+      <w:r>
+        <w:t xml:space="preserve"> </w:t>
+      </w:r>
+      <w:r>
+        <w:rPr>
+          <w:rStyle w:val="VerbatimChar"/>
+        </w:rPr>
+        <w:t xml:space="preserve">.exe</w:t>
+      </w:r>
+      <w:r>
+        <w:t xml:space="preserve">/</w:t>
+      </w:r>
+      <w:r>
+        <w:rPr>
+          <w:rStyle w:val="VerbatimChar"/>
+        </w:rPr>
+        <w:t xml:space="preserve">.so</w:t>
+      </w:r>
+      <w:r>
+        <w:t xml:space="preserve"> </w:t>
+      </w:r>
+      <w:r>
+        <w:t xml:space="preserve">file and never saw the source code.</w:t>
+      </w:r>
+      <w:r>
+        <w:t xml:space="preserve"> </w:t>
+      </w:r>
+      <w:r>
+        <w:t xml:space="preserve">When we open the function</w:t>
+      </w:r>
+      <w:r>
+        <w:t xml:space="preserve"> </w:t>
+      </w:r>
+      <w:r>
+        <w:rPr>
+          <w:rStyle w:val="VerbatimChar"/>
+        </w:rPr>
+        <w:t xml:space="preserve">int topla(int a, int b) { return a + b; }</w:t>
+      </w:r>
+      <w:r>
+        <w:t xml:space="preserve"> </w:t>
+      </w:r>
+      <w:r>
+        <w:t xml:space="preserve">in a decompiler, the typical output looks</w:t>
+      </w:r>
+      <w:r>
+        <w:t xml:space="preserve"> </w:t>
+      </w:r>
+      <w:r>
+        <w:t xml:space="preserve">like this (the exact format varies from tool to tool, but the idea is the same):</w:t>
+      </w:r>
+    </w:p>
+    <w:p>
+      <w:pPr>
+        <w:pStyle w:val="BodyText"/>
+      </w:pPr>
+      <w:r>
+        <w:rPr>
+          <w:b/>
+          <w:bCs/>
+        </w:rPr>
+        <w:t xml:space="preserve">Decompiler output (conceptual example — Ghidra/IDA-like)</w:t>
+      </w:r>
+    </w:p>
+    <w:p>
+      <w:pPr>
+        <w:pStyle w:val="SourceCode"/>
+      </w:pPr>
+      <w:r>
+        <w:rPr>
+          <w:rStyle w:val="VerbatimChar"/>
+        </w:rPr>
+        <w:t xml:space="preserve">undefined4 FUN_00401020(int param_1, int param_2)</w:t>
+      </w:r>
+      <w:r>
+        <w:br/>
+      </w:r>
+      <w:r>
+        <w:rPr>
+          <w:rStyle w:val="VerbatimChar"/>
+        </w:rPr>
+        <w:t xml:space="preserve">{</w:t>
+      </w:r>
+      <w:r>
+        <w:br/>
+      </w:r>
+      <w:r>
+        <w:rPr>
+          <w:rStyle w:val="VerbatimChar"/>
+        </w:rPr>
+        <w:t xml:space="preserve">    return param_1 + param_2;</w:t>
+      </w:r>
+      <w:r>
+        <w:br/>
+      </w:r>
+      <w:r>
+        <w:rPr>
+          <w:rStyle w:val="VerbatimChar"/>
+        </w:rPr>
+        <w:t xml:space="preserve">}</w:t>
       </w:r>
     </w:p>
     <w:p>
@@ -2040,82 +3218,184 @@
         <w:pStyle w:val="FirstParagraph"/>
       </w:pPr>
       <w:r>
-        <w:rPr>
-          <w:b/>
-          <w:bCs/>
-        </w:rPr>
-        <w:t xml:space="preserve">Reverse engineering:</w:t>
-      </w:r>
-      <w:r>
-        <w:t xml:space="preserve"> </w:t>
-      </w:r>
-      <w:r>
-        <w:t xml:space="preserve">looking at a binary file and trying to work out</w:t>
-      </w:r>
-      <w:r>
-        <w:t xml:space="preserve"> </w:t>
-      </w:r>
-      <w:r>
-        <w:rPr>
-          <w:b/>
-          <w:bCs/>
-        </w:rPr>
-        <w:t xml:space="preserve">what the program does</w:t>
-      </w:r>
-      <w:r>
-        <w:t xml:space="preserve">.</w:t>
-      </w:r>
-    </w:p>
-    <w:p>
-      <w:pPr>
-        <w:pStyle w:val="BodyText"/>
-      </w:pPr>
-      <w:r>
-        <w:t xml:space="preserve">This is the attacker’s basic job.</w:t>
-      </w:r>
-    </w:p>
-    <w:bookmarkEnd w:id="28"/>
-    <w:bookmarkStart w:id="29" w:name="decompiler"/>
-    <w:p>
-      <w:pPr>
-        <w:pStyle w:val="Heading3"/>
-      </w:pPr>
-      <w:r>
-        <w:t xml:space="preserve">Decompiler</w:t>
-      </w:r>
-    </w:p>
-    <w:p>
-      <w:pPr>
-        <w:pStyle w:val="Compact"/>
-        <w:numPr>
-          <w:ilvl w:val="0"/>
-          <w:numId w:val="1005"/>
-        </w:numPr>
-      </w:pPr>
-      <w:r>
-        <w:rPr>
-          <w:b/>
-          <w:bCs/>
-        </w:rPr>
-        <w:t xml:space="preserve">Decompiler:</w:t>
-      </w:r>
-      <w:r>
-        <w:t xml:space="preserve"> </w:t>
-      </w:r>
-      <w:r>
-        <w:t xml:space="preserve">a tool that turns a binary file back into a form close to readable code.</w:t>
-      </w:r>
-    </w:p>
-    <w:p>
-      <w:pPr>
-        <w:pStyle w:val="Compact"/>
-        <w:numPr>
-          <w:ilvl w:val="0"/>
-          <w:numId w:val="1005"/>
-        </w:numPr>
-      </w:pPr>
-      <w:r>
-        <w:t xml:space="preserve">Examples: Ghidra, IDA.</w:t>
+        <w:t xml:space="preserve">Notice: meaningful names such as</w:t>
+      </w:r>
+      <w:r>
+        <w:t xml:space="preserve"> </w:t>
+      </w:r>
+      <w:r>
+        <w:rPr>
+          <w:rStyle w:val="VerbatimChar"/>
+        </w:rPr>
+        <w:t xml:space="preserve">topla</w:t>
+      </w:r>
+      <w:r>
+        <w:t xml:space="preserve">,</w:t>
+      </w:r>
+      <w:r>
+        <w:t xml:space="preserve"> </w:t>
+      </w:r>
+      <w:r>
+        <w:rPr>
+          <w:rStyle w:val="VerbatimChar"/>
+        </w:rPr>
+        <w:t xml:space="preserve">a</w:t>
+      </w:r>
+      <w:r>
+        <w:t xml:space="preserve">,</w:t>
+      </w:r>
+      <w:r>
+        <w:t xml:space="preserve"> </w:t>
+      </w:r>
+      <w:r>
+        <w:rPr>
+          <w:rStyle w:val="VerbatimChar"/>
+        </w:rPr>
+        <w:t xml:space="preserve">b</w:t>
+      </w:r>
+      <w:r>
+        <w:t xml:space="preserve"> </w:t>
+      </w:r>
+      <w:r>
+        <w:rPr>
+          <w:b/>
+          <w:bCs/>
+        </w:rPr>
+        <w:t xml:space="preserve">have been lost</w:t>
+      </w:r>
+      <w:r>
+        <w:t xml:space="preserve"> </w:t>
+      </w:r>
+      <w:r>
+        <w:t xml:space="preserve">(they were in the source file, but simply</w:t>
+      </w:r>
+      <w:r>
+        <w:t xml:space="preserve"> </w:t>
+      </w:r>
+      <w:r>
+        <w:t xml:space="preserve">weren’t stored in the binary the compiler produced); the tool falls back on its own generated names,</w:t>
+      </w:r>
+      <w:r>
+        <w:t xml:space="preserve"> </w:t>
+      </w:r>
+      <w:r>
+        <w:rPr>
+          <w:b/>
+          <w:bCs/>
+        </w:rPr>
+        <w:t xml:space="preserve">generic</w:t>
+      </w:r>
+      <w:r>
+        <w:t xml:space="preserve"> </w:t>
+      </w:r>
+      <w:r>
+        <w:t xml:space="preserve">ones such as</w:t>
+      </w:r>
+      <w:r>
+        <w:t xml:space="preserve"> </w:t>
+      </w:r>
+      <w:r>
+        <w:rPr>
+          <w:rStyle w:val="VerbatimChar"/>
+        </w:rPr>
+        <w:t xml:space="preserve">FUN_00401020</w:t>
+      </w:r>
+      <w:r>
+        <w:t xml:space="preserve"> </w:t>
+      </w:r>
+      <w:r>
+        <w:t xml:space="preserve">(address-based) and</w:t>
+      </w:r>
+      <w:r>
+        <w:t xml:space="preserve"> </w:t>
+      </w:r>
+      <w:r>
+        <w:rPr>
+          <w:rStyle w:val="VerbatimChar"/>
+        </w:rPr>
+        <w:t xml:space="preserve">param_1</w:t>
+      </w:r>
+      <w:r>
+        <w:t xml:space="preserve">,</w:t>
+      </w:r>
+      <w:r>
+        <w:t xml:space="preserve"> </w:t>
+      </w:r>
+      <w:r>
+        <w:rPr>
+          <w:rStyle w:val="VerbatimChar"/>
+        </w:rPr>
+        <w:t xml:space="preserve">param_2</w:t>
+      </w:r>
+      <w:r>
+        <w:t xml:space="preserve">. But</w:t>
+      </w:r>
+      <w:r>
+        <w:t xml:space="preserve"> </w:t>
+      </w:r>
+      <w:r>
+        <w:rPr>
+          <w:b/>
+          <w:bCs/>
+        </w:rPr>
+        <w:t xml:space="preserve">the logic is preserved</w:t>
+      </w:r>
+      <w:r>
+        <w:t xml:space="preserve">: the addition</w:t>
+      </w:r>
+      <w:r>
+        <w:t xml:space="preserve"> </w:t>
+      </w:r>
+      <w:r>
+        <w:t xml:space="preserve">is still plainly visible. This is concrete proof of why changing only</w:t>
+      </w:r>
+      <w:r>
+        <w:t xml:space="preserve"> </w:t>
+      </w:r>
+      <w:r>
+        <w:rPr>
+          <w:b/>
+          <w:bCs/>
+        </w:rPr>
+        <w:t xml:space="preserve">names</w:t>
+      </w:r>
+      <w:r>
+        <w:t xml:space="preserve"> </w:t>
+      </w:r>
+      <w:r>
+        <w:t xml:space="preserve">(the layout family) is not enough</w:t>
+      </w:r>
+      <w:r>
+        <w:t xml:space="preserve"> </w:t>
+      </w:r>
+      <w:r>
+        <w:t xml:space="preserve">for obfuscation — a decompiler already operates having lost the names; the real fight is over making the</w:t>
+      </w:r>
+      <w:r>
+        <w:t xml:space="preserve"> </w:t>
+      </w:r>
+      <w:r>
+        <w:rPr>
+          <w:b/>
+          <w:bCs/>
+        </w:rPr>
+        <w:t xml:space="preserve">logic</w:t>
+      </w:r>
+      <w:r>
+        <w:t xml:space="preserve"> </w:t>
+      </w:r>
+      <w:r>
+        <w:t xml:space="preserve">(control flow and data) unreadable, which is what sections 5 and 6 are about.</w:t>
+      </w:r>
+    </w:p>
+    <w:bookmarkEnd w:id="38"/>
+    <w:bookmarkStart w:id="39" w:name="bit-byte-hexadecimal"/>
+    <w:p>
+      <w:pPr>
+        <w:pStyle w:val="Heading4"/>
+      </w:pPr>
+      <w:r>
+        <w:t xml:space="preserve">Bit, byte, hexadecimal</w:t>
       </w:r>
     </w:p>
     <w:p>
@@ -2123,679 +3403,55 @@
         <w:pStyle w:val="FirstParagraph"/>
       </w:pPr>
       <w:r>
-        <w:t xml:space="preserve">Goal: someone with no access to the source can infer the logic just by looking at the binary.</w:t>
-      </w:r>
-    </w:p>
-    <w:p>
-      <w:pPr>
-        <w:pStyle w:val="BodyText"/>
-      </w:pPr>
-      <w:r>
-        <w:rPr>
-          <w:b/>
-          <w:bCs/>
-        </w:rPr>
-        <w:t xml:space="preserve">What does decompiler output look like?</w:t>
-      </w:r>
-      <w:r>
-        <w:t xml:space="preserve"> </w:t>
-      </w:r>
-      <w:r>
-        <w:t xml:space="preserve">Imagine we only have a</w:t>
-      </w:r>
-      <w:r>
-        <w:t xml:space="preserve"> </w:t>
-      </w:r>
-      <w:r>
-        <w:rPr>
-          <w:rStyle w:val="VerbatimChar"/>
-        </w:rPr>
-        <w:t xml:space="preserve">.exe</w:t>
-      </w:r>
-      <w:r>
-        <w:t xml:space="preserve">/</w:t>
-      </w:r>
-      <w:r>
-        <w:rPr>
-          <w:rStyle w:val="VerbatimChar"/>
-        </w:rPr>
-        <w:t xml:space="preserve">.so</w:t>
-      </w:r>
-      <w:r>
-        <w:t xml:space="preserve"> </w:t>
-      </w:r>
-      <w:r>
-        <w:t xml:space="preserve">file and never saw the source code.</w:t>
-      </w:r>
-      <w:r>
-        <w:t xml:space="preserve"> </w:t>
-      </w:r>
-      <w:r>
-        <w:t xml:space="preserve">When we open the function</w:t>
-      </w:r>
-      <w:r>
-        <w:t xml:space="preserve"> </w:t>
-      </w:r>
-      <w:r>
-        <w:rPr>
-          <w:rStyle w:val="VerbatimChar"/>
-        </w:rPr>
-        <w:t xml:space="preserve">int topla(int a, int b) { return a + b; }</w:t>
-      </w:r>
-      <w:r>
-        <w:t xml:space="preserve"> </w:t>
-      </w:r>
-      <w:r>
-        <w:t xml:space="preserve">in a decompiler, the typical output looks</w:t>
-      </w:r>
-      <w:r>
-        <w:t xml:space="preserve"> </w:t>
-      </w:r>
-      <w:r>
-        <w:t xml:space="preserve">like this (the exact format varies from tool to tool, but the idea is the same):</w:t>
-      </w:r>
-    </w:p>
-    <w:p>
-      <w:pPr>
-        <w:pStyle w:val="BodyText"/>
-      </w:pPr>
-      <w:r>
-        <w:rPr>
-          <w:b/>
-          <w:bCs/>
-        </w:rPr>
-        <w:t xml:space="preserve">Decompiler output (conceptual example — Ghidra/IDA-like)</w:t>
-      </w:r>
-    </w:p>
-    <w:p>
-      <w:pPr>
-        <w:pStyle w:val="SourceCode"/>
-      </w:pPr>
-      <w:r>
-        <w:rPr>
-          <w:rStyle w:val="VerbatimChar"/>
-        </w:rPr>
-        <w:t xml:space="preserve">undefined4 FUN_00401020(int param_1, int param_2)</w:t>
-      </w:r>
-      <w:r>
-        <w:br/>
-      </w:r>
-      <w:r>
-        <w:rPr>
-          <w:rStyle w:val="VerbatimChar"/>
-        </w:rPr>
-        <w:t xml:space="preserve">{</w:t>
-      </w:r>
-      <w:r>
-        <w:br/>
-      </w:r>
-      <w:r>
-        <w:rPr>
-          <w:rStyle w:val="VerbatimChar"/>
-        </w:rPr>
-        <w:t xml:space="preserve">    return param_1 + param_2;</w:t>
-      </w:r>
-      <w:r>
-        <w:br/>
-      </w:r>
-      <w:r>
-        <w:rPr>
-          <w:rStyle w:val="VerbatimChar"/>
-        </w:rPr>
-        <w:t xml:space="preserve">}</w:t>
-      </w:r>
-    </w:p>
-    <w:p>
-      <w:pPr>
-        <w:pStyle w:val="FirstParagraph"/>
-      </w:pPr>
-      <w:r>
-        <w:t xml:space="preserve">Notice: meaningful names such as</w:t>
-      </w:r>
-      <w:r>
-        <w:t xml:space="preserve"> </w:t>
-      </w:r>
-      <w:r>
-        <w:rPr>
-          <w:rStyle w:val="VerbatimChar"/>
-        </w:rPr>
-        <w:t xml:space="preserve">topla</w:t>
-      </w:r>
-      <w:r>
-        <w:t xml:space="preserve">,</w:t>
-      </w:r>
-      <w:r>
-        <w:t xml:space="preserve"> </w:t>
-      </w:r>
-      <w:r>
-        <w:rPr>
-          <w:rStyle w:val="VerbatimChar"/>
-        </w:rPr>
-        <w:t xml:space="preserve">a</w:t>
-      </w:r>
-      <w:r>
-        <w:t xml:space="preserve">,</w:t>
-      </w:r>
-      <w:r>
-        <w:t xml:space="preserve"> </w:t>
-      </w:r>
-      <w:r>
-        <w:rPr>
-          <w:rStyle w:val="VerbatimChar"/>
-        </w:rPr>
-        <w:t xml:space="preserve">b</w:t>
-      </w:r>
-      <w:r>
-        <w:t xml:space="preserve"> </w:t>
-      </w:r>
-      <w:r>
-        <w:rPr>
-          <w:b/>
-          <w:bCs/>
-        </w:rPr>
-        <w:t xml:space="preserve">have been lost</w:t>
-      </w:r>
-      <w:r>
-        <w:t xml:space="preserve"> </w:t>
-      </w:r>
-      <w:r>
-        <w:t xml:space="preserve">(they were never in the binary the compiler</w:t>
-      </w:r>
-      <w:r>
-        <w:t xml:space="preserve"> </w:t>
-      </w:r>
-      <w:r>
-        <w:t xml:space="preserve">produced — the source-level names simply aren’t stored there); the tool falls back on its own generated names,</w:t>
-      </w:r>
-      <w:r>
-        <w:t xml:space="preserve"> </w:t>
-      </w:r>
-      <w:r>
-        <w:rPr>
-          <w:b/>
-          <w:bCs/>
-        </w:rPr>
-        <w:t xml:space="preserve">generic</w:t>
-      </w:r>
-      <w:r>
-        <w:t xml:space="preserve"> </w:t>
-      </w:r>
-      <w:r>
-        <w:t xml:space="preserve">ones such as</w:t>
-      </w:r>
-      <w:r>
-        <w:t xml:space="preserve"> </w:t>
-      </w:r>
-      <w:r>
-        <w:rPr>
-          <w:rStyle w:val="VerbatimChar"/>
-        </w:rPr>
-        <w:t xml:space="preserve">FUN_00401020</w:t>
-      </w:r>
-      <w:r>
-        <w:t xml:space="preserve"> </w:t>
-      </w:r>
-      <w:r>
-        <w:t xml:space="preserve">(address-based) and</w:t>
-      </w:r>
-      <w:r>
-        <w:t xml:space="preserve"> </w:t>
-      </w:r>
-      <w:r>
-        <w:rPr>
-          <w:rStyle w:val="VerbatimChar"/>
-        </w:rPr>
-        <w:t xml:space="preserve">param_1</w:t>
-      </w:r>
-      <w:r>
-        <w:t xml:space="preserve">,</w:t>
-      </w:r>
-      <w:r>
-        <w:t xml:space="preserve"> </w:t>
-      </w:r>
-      <w:r>
-        <w:rPr>
-          <w:rStyle w:val="VerbatimChar"/>
-        </w:rPr>
-        <w:t xml:space="preserve">param_2</w:t>
-      </w:r>
-      <w:r>
-        <w:t xml:space="preserve">. But</w:t>
-      </w:r>
-      <w:r>
-        <w:t xml:space="preserve"> </w:t>
-      </w:r>
-      <w:r>
-        <w:rPr>
-          <w:b/>
-          <w:bCs/>
-        </w:rPr>
-        <w:t xml:space="preserve">the logic is preserved</w:t>
-      </w:r>
-      <w:r>
-        <w:t xml:space="preserve">:</w:t>
-      </w:r>
-      <w:r>
-        <w:t xml:space="preserve"> </w:t>
-      </w:r>
-      <w:r>
-        <w:t xml:space="preserve">the addition is still plainly visible. This is concrete proof of why changing only</w:t>
-      </w:r>
-      <w:r>
-        <w:t xml:space="preserve"> </w:t>
-      </w:r>
-      <w:r>
-        <w:rPr>
-          <w:b/>
-          <w:bCs/>
-        </w:rPr>
-        <w:t xml:space="preserve">names</w:t>
-      </w:r>
-      <w:r>
-        <w:t xml:space="preserve"> </w:t>
-      </w:r>
-      <w:r>
-        <w:t xml:space="preserve">(the layout family) is</w:t>
-      </w:r>
-      <w:r>
-        <w:t xml:space="preserve"> </w:t>
-      </w:r>
-      <w:r>
-        <w:t xml:space="preserve">not enough for obfuscation — a decompiler already operates having lost the names; the real fight is over making the</w:t>
-      </w:r>
-      <w:r>
-        <w:t xml:space="preserve"> </w:t>
-      </w:r>
-      <w:r>
-        <w:rPr>
-          <w:b/>
-          <w:bCs/>
-        </w:rPr>
-        <w:t xml:space="preserve">logic</w:t>
-      </w:r>
-      <w:r>
-        <w:t xml:space="preserve"> </w:t>
-      </w:r>
-      <w:r>
-        <w:t xml:space="preserve">(control flow and data) unreadable, which is what sections 5 and 6 are about.</w:t>
-      </w:r>
-    </w:p>
-    <w:bookmarkEnd w:id="29"/>
-    <w:bookmarkStart w:id="30" w:name="the-strings-command"/>
-    <w:p>
-      <w:pPr>
-        <w:pStyle w:val="Heading3"/>
-      </w:pPr>
-      <w:r>
-        <w:t xml:space="preserve">The</w:t>
-      </w:r>
-      <w:r>
-        <w:t xml:space="preserve"> </w:t>
-      </w:r>
-      <w:r>
-        <w:rPr>
-          <w:rStyle w:val="VerbatimChar"/>
-        </w:rPr>
-        <w:t xml:space="preserve">strings</w:t>
-      </w:r>
-      <w:r>
-        <w:t xml:space="preserve"> </w:t>
-      </w:r>
-      <w:r>
-        <w:t xml:space="preserve">command</w:t>
-      </w:r>
-    </w:p>
-    <w:p>
-      <w:pPr>
-        <w:pStyle w:val="Compact"/>
-        <w:numPr>
-          <w:ilvl w:val="0"/>
-          <w:numId w:val="1006"/>
-        </w:numPr>
-      </w:pPr>
-      <w:r>
-        <w:rPr>
-          <w:rStyle w:val="VerbatimChar"/>
-          <w:b/>
-          <w:bCs/>
-        </w:rPr>
-        <w:t xml:space="preserve">strings</w:t>
-      </w:r>
-      <w:r>
-        <w:rPr>
-          <w:b/>
-          <w:bCs/>
-        </w:rPr>
-        <w:t xml:space="preserve">:</w:t>
-      </w:r>
-      <w:r>
-        <w:t xml:space="preserve"> </w:t>
-      </w:r>
-      <w:r>
-        <w:t xml:space="preserve">a simple tool that lists the</w:t>
-      </w:r>
-      <w:r>
-        <w:t xml:space="preserve"> </w:t>
-      </w:r>
-      <w:r>
-        <w:rPr>
-          <w:b/>
-          <w:bCs/>
-        </w:rPr>
-        <w:t xml:space="preserve">readable text</w:t>
-      </w:r>
-      <w:r>
-        <w:t xml:space="preserve"> </w:t>
-      </w:r>
-      <w:r>
-        <w:t xml:space="preserve">inside a binary file.</w:t>
-      </w:r>
-    </w:p>
-    <w:p>
-      <w:pPr>
-        <w:pStyle w:val="Compact"/>
-        <w:numPr>
-          <w:ilvl w:val="0"/>
-          <w:numId w:val="1006"/>
-        </w:numPr>
-      </w:pPr>
-      <w:r>
-        <w:rPr>
-          <w:rStyle w:val="VerbatimChar"/>
-        </w:rPr>
-        <w:t xml:space="preserve">strings program</w:t>
-      </w:r>
-      <w:r>
-        <w:t xml:space="preserve"> </w:t>
-      </w:r>
-      <w:r>
-        <w:t xml:space="preserve">→ text such as</w:t>
-      </w:r>
-      <w:r>
-        <w:t xml:space="preserve"> </w:t>
-      </w:r>
-      <w:r>
-        <w:rPr>
-          <w:rStyle w:val="VerbatimChar"/>
-        </w:rPr>
-        <w:t xml:space="preserve">"Lisans gecersiz"</w:t>
-      </w:r>
-      <w:r>
-        <w:t xml:space="preserve">,</w:t>
-      </w:r>
-      <w:r>
-        <w:t xml:space="preserve"> </w:t>
-      </w:r>
-      <w:r>
-        <w:rPr>
-          <w:rStyle w:val="VerbatimChar"/>
-        </w:rPr>
-        <w:t xml:space="preserve">"http://..."</w:t>
-      </w:r>
-      <w:r>
-        <w:t xml:space="preserve">.</w:t>
-      </w:r>
-    </w:p>
-    <w:p>
-      <w:pPr>
-        <w:pStyle w:val="FirstParagraph"/>
-      </w:pPr>
-      <w:r>
-        <w:t xml:space="preserve">This is usually the attacker’s</w:t>
-      </w:r>
-      <w:r>
-        <w:t xml:space="preserve"> </w:t>
-      </w:r>
-      <w:r>
-        <w:rPr>
-          <w:b/>
-          <w:bCs/>
-        </w:rPr>
-        <w:t xml:space="preserve">first step</w:t>
-      </w:r>
-      <w:r>
-        <w:t xml:space="preserve">.</w:t>
-      </w:r>
-    </w:p>
-    <w:bookmarkEnd w:id="30"/>
-    <w:bookmarkStart w:id="31" w:name="symbol-and-symbol-table"/>
-    <w:p>
-      <w:pPr>
-        <w:pStyle w:val="Heading3"/>
-      </w:pPr>
-      <w:r>
-        <w:t xml:space="preserve">Symbol and symbol table</w:t>
-      </w:r>
-    </w:p>
-    <w:p>
-      <w:pPr>
-        <w:pStyle w:val="Compact"/>
-        <w:numPr>
-          <w:ilvl w:val="0"/>
-          <w:numId w:val="1007"/>
-        </w:numPr>
-      </w:pPr>
-      <w:r>
-        <w:rPr>
-          <w:b/>
-          <w:bCs/>
-        </w:rPr>
-        <w:t xml:space="preserve">Symbol:</w:t>
-      </w:r>
-      <w:r>
-        <w:t xml:space="preserve"> </w:t>
-      </w:r>
-      <w:r>
-        <w:t xml:space="preserve">the</w:t>
-      </w:r>
-      <w:r>
-        <w:t xml:space="preserve"> </w:t>
-      </w:r>
-      <w:r>
-        <w:rPr>
-          <w:b/>
-          <w:bCs/>
-        </w:rPr>
-        <w:t xml:space="preserve">name</w:t>
-      </w:r>
-      <w:r>
-        <w:t xml:space="preserve"> </w:t>
-      </w:r>
-      <w:r>
-        <w:t xml:space="preserve">of a function or variable inside a binary file (e.g.,</w:t>
-      </w:r>
-      <w:r>
-        <w:t xml:space="preserve"> </w:t>
-      </w:r>
-      <w:r>
-        <w:rPr>
-          <w:rStyle w:val="VerbatimChar"/>
-        </w:rPr>
-        <w:t xml:space="preserve">lisans_dogrula</w:t>
-      </w:r>
-      <w:r>
-        <w:t xml:space="preserve">).</w:t>
-      </w:r>
-    </w:p>
-    <w:p>
-      <w:pPr>
-        <w:pStyle w:val="Compact"/>
-        <w:numPr>
-          <w:ilvl w:val="0"/>
-          <w:numId w:val="1007"/>
-        </w:numPr>
-      </w:pPr>
-      <w:r>
-        <w:rPr>
-          <w:b/>
-          <w:bCs/>
-        </w:rPr>
-        <w:t xml:space="preserve">Symbol table:</w:t>
-      </w:r>
-      <w:r>
-        <w:t xml:space="preserve"> </w:t>
-      </w:r>
-      <w:r>
-        <w:t xml:space="preserve">the list of these names.</w:t>
-      </w:r>
-    </w:p>
-    <w:p>
-      <w:pPr>
-        <w:pStyle w:val="FirstParagraph"/>
-      </w:pPr>
-      <w:r>
-        <w:t xml:space="preserve">If the name</w:t>
-      </w:r>
-      <w:r>
-        <w:t xml:space="preserve"> </w:t>
-      </w:r>
-      <w:r>
-        <w:rPr>
-          <w:rStyle w:val="VerbatimChar"/>
-        </w:rPr>
-        <w:t xml:space="preserve">lisans_dogrula</w:t>
-      </w:r>
-      <w:r>
-        <w:t xml:space="preserve"> </w:t>
-      </w:r>
-      <w:r>
-        <w:t xml:space="preserve">is visible, the attacker knows where to look.</w:t>
-      </w:r>
-    </w:p>
-    <w:bookmarkEnd w:id="31"/>
-    <w:bookmarkStart w:id="32" w:name="debugger"/>
-    <w:p>
-      <w:pPr>
-        <w:pStyle w:val="Heading3"/>
-      </w:pPr>
-      <w:r>
-        <w:t xml:space="preserve">Debugger</w:t>
-      </w:r>
-    </w:p>
-    <w:p>
-      <w:pPr>
-        <w:pStyle w:val="Compact"/>
-        <w:numPr>
-          <w:ilvl w:val="0"/>
-          <w:numId w:val="1008"/>
-        </w:numPr>
-      </w:pPr>
-      <w:r>
-        <w:rPr>
-          <w:b/>
-          <w:bCs/>
-        </w:rPr>
-        <w:t xml:space="preserve">Debugger:</w:t>
-      </w:r>
-      <w:r>
-        <w:t xml:space="preserve"> </w:t>
-      </w:r>
-      <w:r>
-        <w:t xml:space="preserve">a tool that runs a program</w:t>
-      </w:r>
-      <w:r>
-        <w:t xml:space="preserve"> </w:t>
-      </w:r>
-      <w:r>
-        <w:rPr>
-          <w:b/>
-          <w:bCs/>
-        </w:rPr>
-        <w:t xml:space="preserve">step by step</w:t>
-      </w:r>
-      <w:r>
-        <w:t xml:space="preserve"> </w:t>
-      </w:r>
-      <w:r>
-        <w:t xml:space="preserve">and shows its variables (gdb, lldb).</w:t>
-      </w:r>
-    </w:p>
-    <w:p>
-      <w:pPr>
-        <w:pStyle w:val="Compact"/>
-        <w:numPr>
-          <w:ilvl w:val="0"/>
-          <w:numId w:val="1008"/>
-        </w:numPr>
-      </w:pPr>
-      <w:r>
-        <w:t xml:space="preserve">An attacker can stop the program, read memory, and change values.</w:t>
-      </w:r>
-    </w:p>
-    <w:bookmarkEnd w:id="32"/>
-    <w:bookmarkStart w:id="33" w:name="bit-byte-hexadecimal"/>
-    <w:p>
-      <w:pPr>
-        <w:pStyle w:val="Heading3"/>
-      </w:pPr>
-      <w:r>
-        <w:t xml:space="preserve">Bit, byte, hexadecimal</w:t>
-      </w:r>
-    </w:p>
-    <w:p>
-      <w:pPr>
-        <w:pStyle w:val="Compact"/>
-        <w:numPr>
-          <w:ilvl w:val="0"/>
-          <w:numId w:val="1009"/>
-        </w:numPr>
-      </w:pPr>
-      <w:r>
-        <w:rPr>
-          <w:b/>
-          <w:bCs/>
-        </w:rPr>
-        <w:t xml:space="preserve">Bit:</w:t>
-      </w:r>
-      <w:r>
-        <w:t xml:space="preserve"> </w:t>
-      </w:r>
-      <w:r>
-        <w:t xml:space="preserve">0 or 1.</w:t>
-      </w:r>
-    </w:p>
-    <w:p>
-      <w:pPr>
-        <w:pStyle w:val="Compact"/>
-        <w:numPr>
-          <w:ilvl w:val="0"/>
-          <w:numId w:val="1009"/>
-        </w:numPr>
-      </w:pPr>
-      <w:r>
-        <w:rPr>
-          <w:b/>
-          <w:bCs/>
-        </w:rPr>
-        <w:t xml:space="preserve">Byte:</w:t>
-      </w:r>
-      <w:r>
-        <w:t xml:space="preserve"> </w:t>
-      </w:r>
-      <w:r>
-        <w:t xml:space="preserve">8 bits.</w:t>
-      </w:r>
-    </w:p>
-    <w:p>
-      <w:pPr>
-        <w:pStyle w:val="Compact"/>
-        <w:numPr>
-          <w:ilvl w:val="0"/>
-          <w:numId w:val="1009"/>
-        </w:numPr>
-      </w:pPr>
-      <w:r>
-        <w:rPr>
-          <w:b/>
-          <w:bCs/>
-        </w:rPr>
-        <w:t xml:space="preserve">Hexadecimal (hex):</w:t>
-      </w:r>
-      <w:r>
-        <w:t xml:space="preserve"> </w:t>
-      </w:r>
-      <w:r>
-        <w:t xml:space="preserve">written with a</w:t>
+        <w:t xml:space="preserve">A</w:t>
+      </w:r>
+      <w:r>
+        <w:t xml:space="preserve"> </w:t>
+      </w:r>
+      <w:r>
+        <w:rPr>
+          <w:b/>
+          <w:bCs/>
+        </w:rPr>
+        <w:t xml:space="preserve">bit</w:t>
+      </w:r>
+      <w:r>
+        <w:t xml:space="preserve"> </w:t>
+      </w:r>
+      <w:r>
+        <w:t xml:space="preserve">is 0 or 1. A</w:t>
+      </w:r>
+      <w:r>
+        <w:t xml:space="preserve"> </w:t>
+      </w:r>
+      <w:r>
+        <w:rPr>
+          <w:b/>
+          <w:bCs/>
+        </w:rPr>
+        <w:t xml:space="preserve">byte</w:t>
+      </w:r>
+      <w:r>
+        <w:t xml:space="preserve"> </w:t>
+      </w:r>
+      <w:r>
+        <w:t xml:space="preserve">is 8 bits.</w:t>
+      </w:r>
+      <w:r>
+        <w:t xml:space="preserve"> </w:t>
+      </w:r>
+      <w:r>
+        <w:rPr>
+          <w:b/>
+          <w:bCs/>
+        </w:rPr>
+        <w:t xml:space="preserve">Hexadecimal (hex)</w:t>
+      </w:r>
+      <w:r>
+        <w:t xml:space="preserve"> </w:t>
+      </w:r>
+      <w:r>
+        <w:t xml:space="preserve">is written with a</w:t>
       </w:r>
       <w:r>
         <w:t xml:space="preserve"> </w:t>
@@ -2825,15 +3481,13 @@
         <w:t xml:space="preserve"> </w:t>
       </w:r>
       <w:r>
-        <w:t xml:space="preserve">= 42.</w:t>
-      </w:r>
-    </w:p>
-    <w:p>
-      <w:pPr>
-        <w:pStyle w:val="FirstParagraph"/>
-      </w:pPr>
-      <w:r>
-        <w:t xml:space="preserve">We will see values like</w:t>
+        <w:t xml:space="preserve">= 42. We</w:t>
+      </w:r>
+      <w:r>
+        <w:t xml:space="preserve"> </w:t>
+      </w:r>
+      <w:r>
+        <w:t xml:space="preserve">will see values like</w:t>
       </w:r>
       <w:r>
         <w:t xml:space="preserve"> </w:t>
@@ -3331,23 +3985,19 @@
         <w:t xml:space="preserve">operations explicitly).</w:t>
       </w:r>
     </w:p>
-    <w:bookmarkEnd w:id="33"/>
-    <w:bookmarkStart w:id="34" w:name="what-is-xor"/>
-    <w:p>
-      <w:pPr>
-        <w:pStyle w:val="Heading3"/>
-      </w:pPr>
-      <w:r>
-        <w:t xml:space="preserve">What is XOR?</w:t>
-      </w:r>
-    </w:p>
-    <w:p>
-      <w:pPr>
-        <w:pStyle w:val="Compact"/>
-        <w:numPr>
-          <w:ilvl w:val="0"/>
-          <w:numId w:val="1010"/>
-        </w:numPr>
+    <w:bookmarkEnd w:id="39"/>
+    <w:bookmarkStart w:id="40" w:name="Xc424e6d97c1f443164f05850a608fdf8d038a24"/>
+    <w:p>
+      <w:pPr>
+        <w:pStyle w:val="Heading4"/>
+      </w:pPr>
+      <w:r>
+        <w:t xml:space="preserve">XOR: the foundation of reversible obfuscation</w:t>
+      </w:r>
+    </w:p>
+    <w:p>
+      <w:pPr>
+        <w:pStyle w:val="FirstParagraph"/>
       </w:pPr>
       <w:r>
         <w:rPr>
@@ -3369,19 +4019,7 @@
         <w:t xml:space="preserve">^</w:t>
       </w:r>
       <w:r>
-        <w:t xml:space="preserve">): 1 if the two bits differ, 0 if they are the same.</w:t>
-      </w:r>
-    </w:p>
-    <w:p>
-      <w:pPr>
-        <w:pStyle w:val="Compact"/>
-        <w:numPr>
-          <w:ilvl w:val="0"/>
-          <w:numId w:val="1010"/>
-        </w:numPr>
-      </w:pPr>
-      <w:r>
-        <w:t xml:space="preserve">Property:</w:t>
+        <w:t xml:space="preserve">) is the operation that gives 1 if the two bits differ, 0 if they are the same. Property:</w:t>
       </w:r>
       <w:r>
         <w:t xml:space="preserve"> </w:t>
@@ -3409,238 +4047,263 @@
         <w:t xml:space="preserve">it undoes itself</w:t>
       </w:r>
       <w:r>
+        <w:t xml:space="preserve">:</w:t>
+      </w:r>
+    </w:p>
+    <w:p>
+      <w:pPr>
+        <w:pStyle w:val="SourceCode"/>
+      </w:pPr>
+      <w:r>
+        <w:rPr>
+          <w:rStyle w:val="NormalTok"/>
+        </w:rPr>
+        <w:t xml:space="preserve">c </w:t>
+      </w:r>
+      <w:r>
+        <w:rPr>
+          <w:rStyle w:val="OperatorTok"/>
+        </w:rPr>
+        <w:t xml:space="preserve">=</w:t>
+      </w:r>
+      <w:r>
+        <w:rPr>
+          <w:rStyle w:val="NormalTok"/>
+        </w:rPr>
+        <w:t xml:space="preserve"> a </w:t>
+      </w:r>
+      <w:r>
+        <w:rPr>
+          <w:rStyle w:val="OperatorTok"/>
+        </w:rPr>
+        <w:t xml:space="preserve">^</w:t>
+      </w:r>
+      <w:r>
+        <w:rPr>
+          <w:rStyle w:val="NormalTok"/>
+        </w:rPr>
+        <w:t xml:space="preserve"> </w:t>
+      </w:r>
+      <w:r>
+        <w:rPr>
+          <w:rStyle w:val="BaseNTok"/>
+        </w:rPr>
+        <w:t xml:space="preserve">0x5A</w:t>
+      </w:r>
+      <w:r>
+        <w:rPr>
+          <w:rStyle w:val="OperatorTok"/>
+        </w:rPr>
+        <w:t xml:space="preserve">;</w:t>
+      </w:r>
+      <w:r>
+        <w:rPr>
+          <w:rStyle w:val="NormalTok"/>
+        </w:rPr>
+        <w:t xml:space="preserve">   </w:t>
+      </w:r>
+      <w:r>
+        <w:rPr>
+          <w:rStyle w:val="CommentTok"/>
+        </w:rPr>
+        <w:t xml:space="preserve">/* encode */</w:t>
+      </w:r>
+      <w:r>
+        <w:br/>
+      </w:r>
+      <w:r>
+        <w:rPr>
+          <w:rStyle w:val="NormalTok"/>
+        </w:rPr>
+        <w:t xml:space="preserve">a </w:t>
+      </w:r>
+      <w:r>
+        <w:rPr>
+          <w:rStyle w:val="OperatorTok"/>
+        </w:rPr>
+        <w:t xml:space="preserve">=</w:t>
+      </w:r>
+      <w:r>
+        <w:rPr>
+          <w:rStyle w:val="NormalTok"/>
+        </w:rPr>
+        <w:t xml:space="preserve"> c </w:t>
+      </w:r>
+      <w:r>
+        <w:rPr>
+          <w:rStyle w:val="OperatorTok"/>
+        </w:rPr>
+        <w:t xml:space="preserve">^</w:t>
+      </w:r>
+      <w:r>
+        <w:rPr>
+          <w:rStyle w:val="NormalTok"/>
+        </w:rPr>
+        <w:t xml:space="preserve"> </w:t>
+      </w:r>
+      <w:r>
+        <w:rPr>
+          <w:rStyle w:val="BaseNTok"/>
+        </w:rPr>
+        <w:t xml:space="preserve">0x5A</w:t>
+      </w:r>
+      <w:r>
+        <w:rPr>
+          <w:rStyle w:val="OperatorTok"/>
+        </w:rPr>
+        <w:t xml:space="preserve">;</w:t>
+      </w:r>
+      <w:r>
+        <w:rPr>
+          <w:rStyle w:val="NormalTok"/>
+        </w:rPr>
+        <w:t xml:space="preserve">   </w:t>
+      </w:r>
+      <w:r>
+        <w:rPr>
+          <w:rStyle w:val="CommentTok"/>
+        </w:rPr>
+        <w:t xml:space="preserve">/* decode */</w:t>
+      </w:r>
+    </w:p>
+    <w:p>
+      <w:pPr>
+        <w:pStyle w:val="FirstParagraph"/>
+      </w:pPr>
+      <w:r>
+        <w:t xml:space="preserve">It is heavily used in obfuscation because it is reversible (we decoded XOR obfuscation for a Java string by hand</w:t>
+      </w:r>
+      <w:r>
+        <w:t xml:space="preserve"> </w:t>
+      </w:r>
+      <w:r>
+        <w:t xml:space="preserve">in week 5 — see</w:t>
+      </w:r>
+      <w:r>
+        <w:t xml:space="preserve"> </w:t>
+      </w:r>
+      <w:r>
+        <w:t xml:space="preserve">“What we bring from earlier weeks”</w:t>
+      </w:r>
+      <w:r>
+        <w:t xml:space="preserve"> </w:t>
+      </w:r>
+      <w:r>
+        <w:t xml:space="preserve">above; here we trace the same operation bit by bit).</w:t>
+      </w:r>
+    </w:p>
+    <w:p>
+      <w:pPr>
+        <w:pStyle w:val="BodyText"/>
+      </w:pPr>
+      <w:r>
+        <w:rPr>
+          <w:b/>
+          <w:bCs/>
+        </w:rPr>
+        <w:t xml:space="preserve">Let’s trace XOR step by step: hiding and recovering the byte</w:t>
+      </w:r>
+      <w:r>
+        <w:rPr>
+          <w:b/>
+          <w:bCs/>
+        </w:rPr>
+        <w:t xml:space="preserve"> </w:t>
+      </w:r>
+      <w:r>
+        <w:rPr>
+          <w:rStyle w:val="VerbatimChar"/>
+          <w:b/>
+          <w:bCs/>
+        </w:rPr>
+        <w:t xml:space="preserve">0x41</w:t>
+      </w:r>
+      <w:r>
+        <w:rPr>
+          <w:b/>
+          <w:bCs/>
+        </w:rPr>
         <w:t xml:space="preserve">.</w:t>
       </w:r>
-    </w:p>
-    <w:p>
-      <w:pPr>
-        <w:pStyle w:val="SourceCode"/>
-      </w:pPr>
-      <w:r>
-        <w:rPr>
-          <w:rStyle w:val="NormalTok"/>
-        </w:rPr>
-        <w:t xml:space="preserve">c </w:t>
-      </w:r>
-      <w:r>
-        <w:rPr>
-          <w:rStyle w:val="OperatorTok"/>
-        </w:rPr>
+      <w:r>
+        <w:t xml:space="preserve"> </w:t>
+      </w:r>
+      <w:r>
+        <w:t xml:space="preserve">Let’s not leave XOR’s</w:t>
+      </w:r>
+      <w:r>
+        <w:t xml:space="preserve"> </w:t>
+      </w:r>
+      <w:r>
+        <w:t xml:space="preserve">“self-undoing”</w:t>
+      </w:r>
+      <w:r>
+        <w:t xml:space="preserve"> </w:t>
+      </w:r>
+      <w:r>
+        <w:t xml:space="preserve">property abstract; let’s trace a single byte bit by bit. The letter</w:t>
+      </w:r>
+      <w:r>
+        <w:t xml:space="preserve"> </w:t>
+      </w:r>
+      <w:r>
+        <w:rPr>
+          <w:rStyle w:val="VerbatimChar"/>
+        </w:rPr>
+        <w:t xml:space="preserve">'A'</w:t>
+      </w:r>
+      <w:r>
+        <w:t xml:space="preserve"> </w:t>
+      </w:r>
+      <w:r>
+        <w:t xml:space="preserve">has the binary (ASCII) value</w:t>
+      </w:r>
+      <w:r>
+        <w:t xml:space="preserve"> </w:t>
+      </w:r>
+      <w:r>
+        <w:rPr>
+          <w:rStyle w:val="VerbatimChar"/>
+        </w:rPr>
+        <w:t xml:space="preserve">0x41</w:t>
+      </w:r>
+      <w:r>
+        <w:t xml:space="preserve"> </w:t>
+      </w:r>
+      <w:r>
+        <w:t xml:space="preserve">(hex) = 65 (decimal) =</w:t>
+      </w:r>
+      <w:r>
+        <w:t xml:space="preserve"> </w:t>
+      </w:r>
+      <w:r>
+        <w:rPr>
+          <w:rStyle w:val="VerbatimChar"/>
+        </w:rPr>
+        <w:t xml:space="preserve">0100 0001</w:t>
+      </w:r>
+      <w:r>
+        <w:t xml:space="preserve"> </w:t>
+      </w:r>
+      <w:r>
+        <w:t xml:space="preserve">(binary). Let’s use</w:t>
+      </w:r>
+      <w:r>
+        <w:t xml:space="preserve"> </w:t>
+      </w:r>
+      <w:r>
+        <w:rPr>
+          <w:rStyle w:val="VerbatimChar"/>
+        </w:rPr>
+        <w:t xml:space="preserve">0x5A</w:t>
+      </w:r>
+      <w:r>
+        <w:t xml:space="preserve"> </w:t>
+      </w:r>
+      <w:r>
         <w:t xml:space="preserve">=</w:t>
       </w:r>
       <w:r>
-        <w:rPr>
-          <w:rStyle w:val="NormalTok"/>
-        </w:rPr>
-        <w:t xml:space="preserve"> a </w:t>
-      </w:r>
-      <w:r>
-        <w:rPr>
-          <w:rStyle w:val="OperatorTok"/>
-        </w:rPr>
-        <w:t xml:space="preserve">^</w:t>
-      </w:r>
-      <w:r>
-        <w:rPr>
-          <w:rStyle w:val="NormalTok"/>
-        </w:rPr>
-        <w:t xml:space="preserve"> </w:t>
-      </w:r>
-      <w:r>
-        <w:rPr>
-          <w:rStyle w:val="BaseNTok"/>
-        </w:rPr>
-        <w:t xml:space="preserve">0x5A</w:t>
-      </w:r>
-      <w:r>
-        <w:rPr>
-          <w:rStyle w:val="OperatorTok"/>
-        </w:rPr>
-        <w:t xml:space="preserve">;</w:t>
-      </w:r>
-      <w:r>
-        <w:rPr>
-          <w:rStyle w:val="NormalTok"/>
-        </w:rPr>
-        <w:t xml:space="preserve">   </w:t>
-      </w:r>
-      <w:r>
-        <w:rPr>
-          <w:rStyle w:val="CommentTok"/>
-        </w:rPr>
-        <w:t xml:space="preserve">/* encode */</w:t>
-      </w:r>
-      <w:r>
-        <w:br/>
-      </w:r>
-      <w:r>
-        <w:rPr>
-          <w:rStyle w:val="NormalTok"/>
-        </w:rPr>
-        <w:t xml:space="preserve">a </w:t>
-      </w:r>
-      <w:r>
-        <w:rPr>
-          <w:rStyle w:val="OperatorTok"/>
-        </w:rPr>
-        <w:t xml:space="preserve">=</w:t>
-      </w:r>
-      <w:r>
-        <w:rPr>
-          <w:rStyle w:val="NormalTok"/>
-        </w:rPr>
-        <w:t xml:space="preserve"> c </w:t>
-      </w:r>
-      <w:r>
-        <w:rPr>
-          <w:rStyle w:val="OperatorTok"/>
-        </w:rPr>
-        <w:t xml:space="preserve">^</w:t>
-      </w:r>
-      <w:r>
-        <w:rPr>
-          <w:rStyle w:val="NormalTok"/>
-        </w:rPr>
-        <w:t xml:space="preserve"> </w:t>
-      </w:r>
-      <w:r>
-        <w:rPr>
-          <w:rStyle w:val="BaseNTok"/>
-        </w:rPr>
-        <w:t xml:space="preserve">0x5A</w:t>
-      </w:r>
-      <w:r>
-        <w:rPr>
-          <w:rStyle w:val="OperatorTok"/>
-        </w:rPr>
-        <w:t xml:space="preserve">;</w:t>
-      </w:r>
-      <w:r>
-        <w:rPr>
-          <w:rStyle w:val="NormalTok"/>
-        </w:rPr>
-        <w:t xml:space="preserve">   </w:t>
-      </w:r>
-      <w:r>
-        <w:rPr>
-          <w:rStyle w:val="CommentTok"/>
-        </w:rPr>
-        <w:t xml:space="preserve">/* decode */</w:t>
-      </w:r>
-    </w:p>
-    <w:p>
-      <w:pPr>
-        <w:pStyle w:val="FirstParagraph"/>
-      </w:pPr>
-      <w:r>
-        <w:t xml:space="preserve">It is heavily used in obfuscation because it is reversible.</w:t>
-      </w:r>
-    </w:p>
-    <w:bookmarkEnd w:id="34"/>
-    <w:bookmarkStart w:id="35" w:name="Xd1611d4ef6777c4657c526c58a73cddf92d2c34"/>
-    <w:p>
-      <w:pPr>
-        <w:pStyle w:val="Heading3"/>
-      </w:pPr>
-      <w:r>
-        <w:t xml:space="preserve">Let’s trace XOR step by step: hiding and recovering the byte</w:t>
-      </w:r>
-      <w:r>
-        <w:t xml:space="preserve"> </w:t>
-      </w:r>
-      <w:r>
-        <w:rPr>
-          <w:rStyle w:val="VerbatimChar"/>
-        </w:rPr>
-        <w:t xml:space="preserve">0x41</w:t>
-      </w:r>
-    </w:p>
-    <w:p>
-      <w:pPr>
-        <w:pStyle w:val="FirstParagraph"/>
-      </w:pPr>
-      <w:r>
-        <w:t xml:space="preserve">Let’s not leave XOR’s</w:t>
-      </w:r>
-      <w:r>
-        <w:t xml:space="preserve"> </w:t>
-      </w:r>
-      <w:r>
-        <w:t xml:space="preserve">“self-undoing”</w:t>
-      </w:r>
-      <w:r>
-        <w:t xml:space="preserve"> </w:t>
-      </w:r>
-      <w:r>
-        <w:t xml:space="preserve">property abstract; let’s trace a single byte bit by bit. The letter</w:t>
-      </w:r>
-      <w:r>
-        <w:t xml:space="preserve"> </w:t>
-      </w:r>
-      <w:r>
-        <w:rPr>
-          <w:rStyle w:val="VerbatimChar"/>
-        </w:rPr>
-        <w:t xml:space="preserve">'A'</w:t>
-      </w:r>
-      <w:r>
-        <w:t xml:space="preserve"> </w:t>
-      </w:r>
-      <w:r>
-        <w:t xml:space="preserve">has</w:t>
-      </w:r>
-      <w:r>
-        <w:t xml:space="preserve"> </w:t>
-      </w:r>
-      <w:r>
-        <w:t xml:space="preserve">the binary (ASCII) value</w:t>
-      </w:r>
-      <w:r>
-        <w:t xml:space="preserve"> </w:t>
-      </w:r>
-      <w:r>
-        <w:rPr>
-          <w:rStyle w:val="VerbatimChar"/>
-        </w:rPr>
-        <w:t xml:space="preserve">0x41</w:t>
-      </w:r>
-      <w:r>
-        <w:t xml:space="preserve"> </w:t>
-      </w:r>
-      <w:r>
-        <w:t xml:space="preserve">(hex) = 65 (decimal) =</w:t>
-      </w:r>
-      <w:r>
-        <w:t xml:space="preserve"> </w:t>
-      </w:r>
-      <w:r>
-        <w:rPr>
-          <w:rStyle w:val="VerbatimChar"/>
-        </w:rPr>
-        <w:t xml:space="preserve">0100 0001</w:t>
-      </w:r>
-      <w:r>
-        <w:t xml:space="preserve"> </w:t>
-      </w:r>
-      <w:r>
-        <w:t xml:space="preserve">(binary). Let’s use</w:t>
-      </w:r>
-      <w:r>
-        <w:t xml:space="preserve"> </w:t>
-      </w:r>
-      <w:r>
-        <w:rPr>
-          <w:rStyle w:val="VerbatimChar"/>
-        </w:rPr>
-        <w:t xml:space="preserve">0x5A</w:t>
-      </w:r>
-      <w:r>
-        <w:t xml:space="preserve"> </w:t>
-      </w:r>
-      <w:r>
-        <w:t xml:space="preserve">=</w:t>
-      </w:r>
-      <w:r>
         <w:t xml:space="preserve"> </w:t>
       </w:r>
       <w:r>
@@ -3653,13 +4316,7 @@
         <w:t xml:space="preserve"> </w:t>
       </w:r>
       <w:r>
-        <w:t xml:space="preserve">as the</w:t>
-      </w:r>
-      <w:r>
-        <w:t xml:space="preserve"> </w:t>
-      </w:r>
-      <w:r>
-        <w:t xml:space="preserve">key.</w:t>
+        <w:t xml:space="preserve">as the key.</w:t>
       </w:r>
     </w:p>
     <w:p>
@@ -4200,7 +4857,7 @@
         <w:t xml:space="preserve"> </w:t>
       </w:r>
       <w:r>
-        <w:t xml:space="preserve">“What is XOR?”</w:t>
+        <w:t xml:space="preserve">“XOR”</w:t>
       </w:r>
       <w:r>
         <w:t xml:space="preserve"> </w:t>
@@ -4732,14 +5389,26 @@
         <w:t xml:space="preserve">same bit table, only for an array of bytes instead of a single byte.</w:t>
       </w:r>
     </w:p>
-    <w:bookmarkEnd w:id="35"/>
-    <w:bookmarkStart w:id="36" w:name="a-numeric-entropy-example"/>
-    <w:p>
-      <w:pPr>
-        <w:pStyle w:val="Heading3"/>
-      </w:pPr>
-      <w:r>
-        <w:t xml:space="preserve">A numeric entropy example</w:t>
+    <w:bookmarkEnd w:id="40"/>
+    <w:bookmarkStart w:id="41" w:name="entropy-how-random-a-piece-of-data-looks"/>
+    <w:p>
+      <w:pPr>
+        <w:pStyle w:val="Heading4"/>
+      </w:pPr>
+      <w:r>
+        <w:t xml:space="preserve">Entropy: how</w:t>
+      </w:r>
+      <w:r>
+        <w:t xml:space="preserve"> </w:t>
+      </w:r>
+      <w:r>
+        <w:t xml:space="preserve">“random”</w:t>
+      </w:r>
+      <w:r>
+        <w:t xml:space="preserve"> </w:t>
+      </w:r>
+      <w:r>
+        <w:t xml:space="preserve">a piece of data looks</w:t>
       </w:r>
     </w:p>
     <w:p>
@@ -4747,19 +5416,111 @@
         <w:pStyle w:val="FirstParagraph"/>
       </w:pPr>
       <w:r>
-        <w:t xml:space="preserve">Let’s make</w:t>
-      </w:r>
-      <w:r>
-        <w:t xml:space="preserve"> </w:t>
-      </w:r>
-      <w:r>
-        <w:t xml:space="preserve">“entropy”</w:t>
-      </w:r>
-      <w:r>
-        <w:t xml:space="preserve"> </w:t>
-      </w:r>
-      <w:r>
-        <w:t xml:space="preserve">concrete. Shannon entropy, a simple metric, looks at the</w:t>
+        <w:rPr>
+          <w:b/>
+          <w:bCs/>
+        </w:rPr>
+        <w:t xml:space="preserve">Entropy</w:t>
+      </w:r>
+      <w:r>
+        <w:t xml:space="preserve"> </w:t>
+      </w:r>
+      <w:r>
+        <w:t xml:space="preserve">is a measure of how</w:t>
+      </w:r>
+      <w:r>
+        <w:t xml:space="preserve"> </w:t>
+      </w:r>
+      <w:r>
+        <w:t xml:space="preserve">“random”</w:t>
+      </w:r>
+      <w:r>
+        <w:t xml:space="preserve"> </w:t>
+      </w:r>
+      <w:r>
+        <w:t xml:space="preserve">a piece of data looks; cryptographic keys look</w:t>
+      </w:r>
+      <w:r>
+        <w:t xml:space="preserve"> </w:t>
+      </w:r>
+      <w:r>
+        <w:rPr>
+          <w:b/>
+          <w:bCs/>
+        </w:rPr>
+        <w:t xml:space="preserve">high-entropy</w:t>
+      </w:r>
+      <w:r>
+        <w:t xml:space="preserve"> </w:t>
+      </w:r>
+      <w:r>
+        <w:t xml:space="preserve">(irregular</w:t>
+      </w:r>
+      <w:r>
+        <w:t xml:space="preserve"> </w:t>
+      </w:r>
+      <w:r>
+        <w:t xml:space="preserve">bytes). If an attacker sees a high-entropy block in a binary, they say</w:t>
+      </w:r>
+      <w:r>
+        <w:t xml:space="preserve"> </w:t>
+      </w:r>
+      <w:r>
+        <w:t xml:space="preserve">“there might be a key here.”</w:t>
+      </w:r>
+      <w:r>
+        <w:t xml:space="preserve"> </w:t>
+      </w:r>
+      <w:r>
+        <w:t xml:space="preserve">(This is the</w:t>
+      </w:r>
+      <w:r>
+        <w:t xml:space="preserve"> </w:t>
+      </w:r>
+      <w:r>
+        <w:t xml:space="preserve">same metric we met in week 2 for recognising encrypted/packed content and in week 3 for random-number generation —</w:t>
+      </w:r>
+      <w:r>
+        <w:t xml:space="preserve"> </w:t>
+      </w:r>
+      <w:r>
+        <w:t xml:space="preserve">see</w:t>
+      </w:r>
+      <w:r>
+        <w:t xml:space="preserve"> </w:t>
+      </w:r>
+      <w:r>
+        <w:t xml:space="preserve">“What we bring from earlier weeks”</w:t>
+      </w:r>
+      <w:r>
+        <w:t xml:space="preserve"> </w:t>
+      </w:r>
+      <w:r>
+        <w:t xml:space="preserve">above; here we deepen it with a numeric example.)</w:t>
+      </w:r>
+    </w:p>
+    <w:p>
+      <w:pPr>
+        <w:pStyle w:val="BodyText"/>
+      </w:pPr>
+      <w:r>
+        <w:rPr>
+          <w:b/>
+          <w:bCs/>
+        </w:rPr>
+        <w:t xml:space="preserve">A numeric entropy example.</w:t>
+      </w:r>
+      <w:r>
+        <w:t xml:space="preserve"> </w:t>
+      </w:r>
+      <w:r>
+        <w:t xml:space="preserve">Let’s make the definition above concrete. Shannon entropy, a simple metric, looks</w:t>
+      </w:r>
+      <w:r>
+        <w:t xml:space="preserve"> </w:t>
+      </w:r>
+      <w:r>
+        <w:t xml:space="preserve">at the</w:t>
       </w:r>
       <w:r>
         <w:t xml:space="preserve"> </w:t>
@@ -4775,13 +5536,7 @@
         <w:t xml:space="preserve"> </w:t>
       </w:r>
       <w:r>
-        <w:t xml:space="preserve">of</w:t>
-      </w:r>
-      <w:r>
-        <w:t xml:space="preserve"> </w:t>
-      </w:r>
-      <w:r>
-        <w:t xml:space="preserve">each distinct byte value in a sequence:</w:t>
+        <w:t xml:space="preserve">of each distinct byte value in a sequence:</w:t>
       </w:r>
       <w:r>
         <w:t xml:space="preserve"> </w:t>
@@ -4793,7 +5548,13 @@
         <w:t xml:space="preserve">H = -Σ p(x) · log2 p(x)</w:t>
       </w:r>
       <w:r>
-        <w:t xml:space="preserve">. Let’s work through two small examples by hand:</w:t>
+        <w:t xml:space="preserve">. Let’s</w:t>
+      </w:r>
+      <w:r>
+        <w:t xml:space="preserve"> </w:t>
+      </w:r>
+      <w:r>
+        <w:t xml:space="preserve">work through two small examples by hand:</w:t>
       </w:r>
     </w:p>
     <w:p>
@@ -4801,7 +5562,7 @@
         <w:pStyle w:val="Compact"/>
         <w:numPr>
           <w:ilvl w:val="0"/>
-          <w:numId w:val="1011"/>
+          <w:numId w:val="1003"/>
         </w:numPr>
       </w:pPr>
       <w:r>
@@ -4890,7 +5651,7 @@
         <w:pStyle w:val="Compact"/>
         <w:numPr>
           <w:ilvl w:val="0"/>
-          <w:numId w:val="1011"/>
+          <w:numId w:val="1003"/>
         </w:numPr>
       </w:pPr>
       <w:r>
@@ -5027,103 +5788,29 @@
         <w:t xml:space="preserve"> </w:t>
       </w:r>
       <w:r>
-        <w:t xml:space="preserve">is precisely the numeric counterpart of the sentence in the</w:t>
-      </w:r>
-      <w:r>
-        <w:t xml:space="preserve"> </w:t>
-      </w:r>
-      <w:r>
-        <w:t xml:space="preserve">“What is entropy (randomness)?”</w:t>
-      </w:r>
-      <w:r>
-        <w:t xml:space="preserve"> </w:t>
-      </w:r>
-      <w:r>
-        <w:t xml:space="preserve">definition below:</w:t>
-      </w:r>
-      <w:r>
-        <w:t xml:space="preserve"> </w:t>
-      </w:r>
-      <w:r>
-        <w:t xml:space="preserve">“if</w:t>
-      </w:r>
-      <w:r>
-        <w:t xml:space="preserve"> </w:t>
-      </w:r>
-      <w:r>
-        <w:t xml:space="preserve">the attacker sees a high-entropy block, they say there might be a key here.”</w:t>
-      </w:r>
-    </w:p>
-    <w:bookmarkEnd w:id="36"/>
-    <w:bookmarkStart w:id="37" w:name="what-is-entropy-randomness"/>
-    <w:p>
-      <w:pPr>
-        <w:pStyle w:val="Heading3"/>
-      </w:pPr>
-      <w:r>
-        <w:t xml:space="preserve">What is entropy (randomness)?</w:t>
-      </w:r>
-    </w:p>
-    <w:p>
-      <w:pPr>
-        <w:pStyle w:val="Compact"/>
-        <w:numPr>
-          <w:ilvl w:val="0"/>
-          <w:numId w:val="1012"/>
-        </w:numPr>
-      </w:pPr>
-      <w:r>
-        <w:rPr>
-          <w:b/>
-          <w:bCs/>
-        </w:rPr>
-        <w:t xml:space="preserve">Entropy:</w:t>
-      </w:r>
-      <w:r>
-        <w:t xml:space="preserve"> </w:t>
-      </w:r>
-      <w:r>
-        <w:t xml:space="preserve">how</w:t>
-      </w:r>
-      <w:r>
-        <w:t xml:space="preserve"> </w:t>
-      </w:r>
-      <w:r>
-        <w:t xml:space="preserve">“random”</w:t>
-      </w:r>
-      <w:r>
-        <w:t xml:space="preserve"> </w:t>
-      </w:r>
-      <w:r>
-        <w:t xml:space="preserve">a piece of data looks.</w:t>
-      </w:r>
-    </w:p>
-    <w:p>
-      <w:pPr>
-        <w:pStyle w:val="Compact"/>
-        <w:numPr>
-          <w:ilvl w:val="0"/>
-          <w:numId w:val="1012"/>
-        </w:numPr>
-      </w:pPr>
-      <w:r>
-        <w:t xml:space="preserve">Cryptographic keys look</w:t>
-      </w:r>
-      <w:r>
-        <w:t xml:space="preserve"> </w:t>
-      </w:r>
-      <w:r>
-        <w:rPr>
-          <w:b/>
-          <w:bCs/>
-        </w:rPr>
-        <w:t xml:space="preserve">high-entropy</w:t>
-      </w:r>
-      <w:r>
-        <w:t xml:space="preserve"> </w:t>
-      </w:r>
-      <w:r>
-        <w:t xml:space="preserve">(irregular bytes).</w:t>
+        <w:t xml:space="preserve">is precisely the numeric counterpart of the sentence we just met:</w:t>
+      </w:r>
+      <w:r>
+        <w:t xml:space="preserve"> </w:t>
+      </w:r>
+      <w:r>
+        <w:t xml:space="preserve">“if the attacker sees a high-entropy block, they</w:t>
+      </w:r>
+      <w:r>
+        <w:t xml:space="preserve"> </w:t>
+      </w:r>
+      <w:r>
+        <w:t xml:space="preserve">say there might be a key here.”</w:t>
+      </w:r>
+    </w:p>
+    <w:bookmarkEnd w:id="41"/>
+    <w:bookmarkStart w:id="45" w:name="Xf779c38677cce913856915e73cffc72c23aa100"/>
+    <w:p>
+      <w:pPr>
+        <w:pStyle w:val="Heading4"/>
+      </w:pPr>
+      <w:r>
+        <w:t xml:space="preserve">Function, branch, basic block, and the control flow graph (CFG)</w:t>
       </w:r>
     </w:p>
     <w:p>
@@ -5131,45 +5818,23 @@
         <w:pStyle w:val="FirstParagraph"/>
       </w:pPr>
       <w:r>
-        <w:t xml:space="preserve">If an attacker sees a high-entropy block in a binary, they say</w:t>
-      </w:r>
-      <w:r>
-        <w:t xml:space="preserve"> </w:t>
-      </w:r>
-      <w:r>
-        <w:t xml:space="preserve">“there might be a key here.”</w:t>
-      </w:r>
-    </w:p>
-    <w:bookmarkEnd w:id="37"/>
-    <w:bookmarkStart w:id="38" w:name="function-branch-condition"/>
-    <w:p>
-      <w:pPr>
-        <w:pStyle w:val="Heading3"/>
-      </w:pPr>
-      <w:r>
-        <w:t xml:space="preserve">Function, branch, condition</w:t>
-      </w:r>
-    </w:p>
-    <w:p>
-      <w:pPr>
-        <w:pStyle w:val="Compact"/>
-        <w:numPr>
-          <w:ilvl w:val="0"/>
-          <w:numId w:val="1013"/>
-        </w:numPr>
-      </w:pPr>
-      <w:r>
-        <w:rPr>
-          <w:b/>
-          <w:bCs/>
-        </w:rPr>
-        <w:t xml:space="preserve">Function:</w:t>
-      </w:r>
-      <w:r>
-        <w:t xml:space="preserve"> </w:t>
-      </w:r>
-      <w:r>
-        <w:t xml:space="preserve">a block of code that does one job (</w:t>
+        <w:t xml:space="preserve">A</w:t>
+      </w:r>
+      <w:r>
+        <w:t xml:space="preserve"> </w:t>
+      </w:r>
+      <w:r>
+        <w:rPr>
+          <w:b/>
+          <w:bCs/>
+        </w:rPr>
+        <w:t xml:space="preserve">function</w:t>
+      </w:r>
+      <w:r>
+        <w:t xml:space="preserve"> </w:t>
+      </w:r>
+      <w:r>
+        <w:t xml:space="preserve">is a block of code that does one job (</w:t>
       </w:r>
       <w:r>
         <w:rPr>
@@ -5178,29 +5843,23 @@
         <w:t xml:space="preserve">erisim_ver</w:t>
       </w:r>
       <w:r>
-        <w:t xml:space="preserve">).</w:t>
-      </w:r>
-    </w:p>
-    <w:p>
-      <w:pPr>
-        <w:pStyle w:val="Compact"/>
-        <w:numPr>
-          <w:ilvl w:val="0"/>
-          <w:numId w:val="1013"/>
-        </w:numPr>
-      </w:pPr>
-      <w:r>
-        <w:rPr>
-          <w:b/>
-          <w:bCs/>
-        </w:rPr>
-        <w:t xml:space="preserve">Branch:</w:t>
-      </w:r>
-      <w:r>
-        <w:t xml:space="preserve"> </w:t>
-      </w:r>
-      <w:r>
-        <w:t xml:space="preserve">a fork in the road, like an</w:t>
+        <w:t xml:space="preserve">); a</w:t>
+      </w:r>
+      <w:r>
+        <w:t xml:space="preserve"> </w:t>
+      </w:r>
+      <w:r>
+        <w:rPr>
+          <w:b/>
+          <w:bCs/>
+        </w:rPr>
+        <w:t xml:space="preserve">branch</w:t>
+      </w:r>
+      <w:r>
+        <w:t xml:space="preserve"> </w:t>
+      </w:r>
+      <w:r>
+        <w:t xml:space="preserve">is a fork in the road, like an</w:t>
       </w:r>
       <w:r>
         <w:t xml:space="preserve"> </w:t>
@@ -5212,73 +5871,45 @@
         <w:t xml:space="preserve">if</w:t>
       </w:r>
       <w:r>
-        <w:t xml:space="preserve">.</w:t>
-      </w:r>
-    </w:p>
-    <w:p>
-      <w:pPr>
-        <w:pStyle w:val="Compact"/>
-        <w:numPr>
-          <w:ilvl w:val="0"/>
-          <w:numId w:val="1013"/>
-        </w:numPr>
-      </w:pPr>
-      <w:r>
-        <w:rPr>
-          <w:b/>
-          <w:bCs/>
-        </w:rPr>
-        <w:t xml:space="preserve">Condition:</w:t>
-      </w:r>
-      <w:r>
-        <w:t xml:space="preserve"> </w:t>
-      </w:r>
-      <w:r>
-        <w:t xml:space="preserve">the expression that decides which way the branch goes.</w:t>
-      </w:r>
-    </w:p>
-    <w:bookmarkEnd w:id="38"/>
-    <w:bookmarkStart w:id="39" w:name="basic-block"/>
-    <w:p>
-      <w:pPr>
-        <w:pStyle w:val="Heading3"/>
-      </w:pPr>
-      <w:r>
-        <w:t xml:space="preserve">Basic block</w:t>
-      </w:r>
-    </w:p>
-    <w:p>
-      <w:pPr>
-        <w:pStyle w:val="Compact"/>
-        <w:numPr>
-          <w:ilvl w:val="0"/>
-          <w:numId w:val="1014"/>
-        </w:numPr>
-      </w:pPr>
-      <w:r>
-        <w:rPr>
-          <w:b/>
-          <w:bCs/>
-        </w:rPr>
-        <w:t xml:space="preserve">Basic block:</w:t>
-      </w:r>
-      <w:r>
-        <w:t xml:space="preserve"> </w:t>
-      </w:r>
-      <w:r>
-        <w:t xml:space="preserve">a sequence of instructions that runs straight through, with no branch.</w:t>
-      </w:r>
-    </w:p>
-    <w:p>
-      <w:pPr>
-        <w:pStyle w:val="Compact"/>
-        <w:numPr>
-          <w:ilvl w:val="0"/>
-          <w:numId w:val="1014"/>
-        </w:numPr>
-      </w:pPr>
-      <w:r>
-        <w:t xml:space="preserve">When an</w:t>
+        <w:t xml:space="preserve">; a</w:t>
+      </w:r>
+      <w:r>
+        <w:t xml:space="preserve"> </w:t>
+      </w:r>
+      <w:r>
+        <w:rPr>
+          <w:b/>
+          <w:bCs/>
+        </w:rPr>
+        <w:t xml:space="preserve">condition</w:t>
+      </w:r>
+      <w:r>
+        <w:t xml:space="preserve"> </w:t>
+      </w:r>
+      <w:r>
+        <w:t xml:space="preserve">is the expression that decides which way the branch goes. A</w:t>
+      </w:r>
+      <w:r>
+        <w:t xml:space="preserve"> </w:t>
+      </w:r>
+      <w:r>
+        <w:rPr>
+          <w:b/>
+          <w:bCs/>
+        </w:rPr>
+        <w:t xml:space="preserve">basic block</w:t>
+      </w:r>
+      <w:r>
+        <w:t xml:space="preserve"> </w:t>
+      </w:r>
+      <w:r>
+        <w:t xml:space="preserve">is a sequence of</w:t>
+      </w:r>
+      <w:r>
+        <w:t xml:space="preserve"> </w:t>
+      </w:r>
+      <w:r>
+        <w:t xml:space="preserve">instructions that runs straight through, with no branch — when an</w:t>
       </w:r>
       <w:r>
         <w:t xml:space="preserve"> </w:t>
@@ -5293,35 +5924,17 @@
         <w:t xml:space="preserve"> </w:t>
       </w:r>
       <w:r>
-        <w:t xml:space="preserve">is reached the block ends, and two new blocks begin.</w:t>
-      </w:r>
-    </w:p>
-    <w:p>
-      <w:pPr>
-        <w:pStyle w:val="FirstParagraph"/>
-      </w:pPr>
-      <w:r>
-        <w:t xml:space="preserve">Program = basic blocks wired together.</w:t>
-      </w:r>
-    </w:p>
-    <w:bookmarkEnd w:id="39"/>
-    <w:bookmarkStart w:id="43" w:name="control-flow-graph-cfg"/>
-    <w:p>
-      <w:pPr>
-        <w:pStyle w:val="Heading3"/>
-      </w:pPr>
-      <w:r>
-        <w:t xml:space="preserve">Control flow graph (CFG)</w:t>
-      </w:r>
-    </w:p>
-    <w:p>
-      <w:pPr>
-        <w:pStyle w:val="Compact"/>
-        <w:numPr>
-          <w:ilvl w:val="0"/>
-          <w:numId w:val="1015"/>
-        </w:numPr>
-      </w:pPr>
+        <w:t xml:space="preserve">is reached the block ends and two new</w:t>
+      </w:r>
+      <w:r>
+        <w:t xml:space="preserve"> </w:t>
+      </w:r>
+      <w:r>
+        <w:t xml:space="preserve">blocks begin; a program is basic blocks wired together. The</w:t>
+      </w:r>
+      <w:r>
+        <w:t xml:space="preserve"> </w:t>
+      </w:r>
       <w:r>
         <w:rPr>
           <w:b/>
@@ -5333,7 +5946,13 @@
         <w:t xml:space="preserve"> </w:t>
       </w:r>
       <w:r>
-        <w:t xml:space="preserve">(Control Flow Graph): a diagram that makes basic blocks its</w:t>
+        <w:t xml:space="preserve">(Control Flow Graph) is a diagram that makes</w:t>
+      </w:r>
+      <w:r>
+        <w:t xml:space="preserve"> </w:t>
+      </w:r>
+      <w:r>
+        <w:t xml:space="preserve">basic blocks its</w:t>
       </w:r>
       <w:r>
         <w:t xml:space="preserve"> </w:t>
@@ -5349,13 +5968,7 @@
         <w:t xml:space="preserve"> </w:t>
       </w:r>
       <w:r>
-        <w:t xml:space="preserve">and the transitions between them</w:t>
-      </w:r>
-      <w:r>
-        <w:t xml:space="preserve"> </w:t>
-      </w:r>
-      <w:r>
-        <w:t xml:space="preserve">its</w:t>
+        <w:t xml:space="preserve">and the transitions between them its</w:t>
       </w:r>
       <w:r>
         <w:t xml:space="preserve"> </w:t>
@@ -5368,19 +5981,10 @@
         <w:t xml:space="preserve">edges</w:t>
       </w:r>
       <w:r>
-        <w:t xml:space="preserve">.</w:t>
-      </w:r>
-    </w:p>
-    <w:p>
-      <w:pPr>
-        <w:pStyle w:val="Compact"/>
-        <w:numPr>
-          <w:ilvl w:val="0"/>
-          <w:numId w:val="1015"/>
-        </w:numPr>
-      </w:pPr>
-      <w:r>
-        <w:t xml:space="preserve">It is the program’s</w:t>
+        <w:t xml:space="preserve"> </w:t>
+      </w:r>
+      <w:r>
+        <w:t xml:space="preserve">— it is the program’s</w:t>
       </w:r>
       <w:r>
         <w:t xml:space="preserve"> </w:t>
@@ -5391,25 +5995,25 @@
     </w:p>
     <w:p>
       <w:pPr>
-        <w:pStyle w:val="FirstParagraph"/>
+        <w:pStyle w:val="BodyText"/>
       </w:pPr>
       <w:r>
         <w:drawing>
           <wp:inline>
-            <wp:extent cx="5759999" cy="2281967"/>
+            <wp:extent cx="5759999" cy="2570378"/>
             <wp:effectExtent b="0" l="0" r="0" t="0"/>
-            <wp:docPr descr="Basic structure of a control flow graph" title="" id="41" name="Picture"/>
+            <wp:docPr descr="Basic structure of a control flow graph" title="" id="43" name="Picture"/>
             <a:graphic>
               <a:graphicData uri="http://schemas.openxmlformats.org/drawingml/2006/picture">
                 <pic:pic>
                   <pic:nvPicPr>
-                    <pic:cNvPr descr="h09-12-cfg.png" id="42" name="Picture"/>
+                    <pic:cNvPr descr="h09-12-cfg.png" id="44" name="Picture"/>
                     <pic:cNvPicPr>
                       <a:picLocks noChangeArrowheads="1" noChangeAspect="1"/>
                     </pic:cNvPicPr>
                   </pic:nvPicPr>
                   <pic:blipFill>
-                    <a:blip r:embed="rId40"/>
+                    <a:blip r:embed="rId42"/>
                     <a:stretch>
                       <a:fillRect/>
                     </a:stretch>
@@ -5417,7 +6021,7 @@
                   <pic:spPr bwMode="auto">
                     <a:xfrm>
                       <a:off x="0" y="0"/>
-                      <a:ext cx="5759999" cy="2281967"/>
+                      <a:ext cx="5759999" cy="2570378"/>
                     </a:xfrm>
                     <a:prstGeom prst="rect">
                       <a:avLst/>
@@ -6254,14 +6858,63 @@
         <w:t xml:space="preserve">“why it exhausts the attacker.”</w:t>
       </w:r>
     </w:p>
-    <w:bookmarkEnd w:id="43"/>
-    <w:bookmarkStart w:id="44" w:name="compiler-flag"/>
+    <w:bookmarkEnd w:id="45"/>
+    <w:bookmarkEnd w:id="46"/>
+    <w:bookmarkStart w:id="47" w:name="Xa7c931952b8a5e195ea3227dc6786f5d89863aa"/>
     <w:p>
       <w:pPr>
         <w:pStyle w:val="Heading3"/>
       </w:pPr>
       <w:r>
-        <w:t xml:space="preserve">Compiler flag</w:t>
+        <w:t xml:space="preserve">Three frequently confused terms:</w:t>
+      </w:r>
+      <w:r>
+        <w:t xml:space="preserve"> </w:t>
+      </w:r>
+      <w:r>
+        <w:t xml:space="preserve">“encoding,”</w:t>
+      </w:r>
+      <w:r>
+        <w:t xml:space="preserve"> </w:t>
+      </w:r>
+      <w:r>
+        <w:t xml:space="preserve">“encryption,”</w:t>
+      </w:r>
+      <w:r>
+        <w:t xml:space="preserve"> </w:t>
+      </w:r>
+      <w:r>
+        <w:t xml:space="preserve">“obfuscation”</w:t>
+      </w:r>
+    </w:p>
+    <w:p>
+      <w:pPr>
+        <w:pStyle w:val="FirstParagraph"/>
+      </w:pPr>
+      <w:r>
+        <w:t xml:space="preserve">These three are used interchangeably in everyday speech, but they are</w:t>
+      </w:r>
+      <w:r>
+        <w:t xml:space="preserve"> </w:t>
+      </w:r>
+      <w:r>
+        <w:rPr>
+          <w:b/>
+          <w:bCs/>
+        </w:rPr>
+        <w:t xml:space="preserve">technically different</w:t>
+      </w:r>
+      <w:r>
+        <w:t xml:space="preserve"> </w:t>
+      </w:r>
+      <w:r>
+        <w:t xml:space="preserve">things; mixing</w:t>
+      </w:r>
+      <w:r>
+        <w:t xml:space="preserve"> </w:t>
+      </w:r>
+      <w:r>
+        <w:t xml:space="preserve">them up is one of the most common conceptual mistakes on the exam and in the project:</w:t>
       </w:r>
     </w:p>
     <w:p>
@@ -6269,7 +6922,7 @@
         <w:pStyle w:val="Compact"/>
         <w:numPr>
           <w:ilvl w:val="0"/>
-          <w:numId w:val="1016"/>
+          <w:numId w:val="1004"/>
         </w:numPr>
       </w:pPr>
       <w:r>
@@ -6277,37 +6930,57 @@
           <w:b/>
           <w:bCs/>
         </w:rPr>
-        <w:t xml:space="preserve">Compiler flag:</w:t>
-      </w:r>
-      <w:r>
-        <w:t xml:space="preserve"> </w:t>
-      </w:r>
-      <w:r>
-        <w:t xml:space="preserve">an option passed to the compiler (e.g.,</w:t>
-      </w:r>
-      <w:r>
-        <w:t xml:space="preserve"> </w:t>
-      </w:r>
-      <w:r>
-        <w:rPr>
-          <w:rStyle w:val="VerbatimChar"/>
-        </w:rPr>
-        <w:t xml:space="preserve">-O2</w:t>
-      </w:r>
-      <w:r>
-        <w:t xml:space="preserve">,</w:t>
-      </w:r>
-      <w:r>
-        <w:t xml:space="preserve"> </w:t>
-      </w:r>
-      <w:r>
-        <w:rPr>
-          <w:rStyle w:val="VerbatimChar"/>
-        </w:rPr>
-        <w:t xml:space="preserve">-DGUNLUK_ACIK</w:t>
-      </w:r>
-      <w:r>
-        <w:t xml:space="preserve">).</w:t>
+        <w:t xml:space="preserve">Encoding:</w:t>
+      </w:r>
+      <w:r>
+        <w:t xml:space="preserve"> </w:t>
+      </w:r>
+      <w:r>
+        <w:t xml:space="preserve">turning data into another representation (e.g., a simple XOR transform, Base64). The goal is</w:t>
+      </w:r>
+      <w:r>
+        <w:t xml:space="preserve"> </w:t>
+      </w:r>
+      <w:r>
+        <w:rPr>
+          <w:b/>
+          <w:bCs/>
+        </w:rPr>
+        <w:t xml:space="preserve">representation, not secrecy</w:t>
+      </w:r>
+      <w:r>
+        <w:t xml:space="preserve">; there is no mathematical security claim. If the key (e.g.,</w:t>
+      </w:r>
+      <w:r>
+        <w:t xml:space="preserve"> </w:t>
+      </w:r>
+      <w:r>
+        <w:rPr>
+          <w:rStyle w:val="VerbatimChar"/>
+        </w:rPr>
+        <w:t xml:space="preserve">0x5A</w:t>
+      </w:r>
+      <w:r>
+        <w:t xml:space="preserve">) is found, it</w:t>
+      </w:r>
+      <w:r>
+        <w:t xml:space="preserve"> </w:t>
+      </w:r>
+      <w:r>
+        <w:t xml:space="preserve">is reversed</w:t>
+      </w:r>
+      <w:r>
+        <w:t xml:space="preserve"> </w:t>
+      </w:r>
+      <w:r>
+        <w:rPr>
+          <w:b/>
+          <w:bCs/>
+        </w:rPr>
+        <w:t xml:space="preserve">instantly</w:t>
+      </w:r>
+      <w:r>
+        <w:t xml:space="preserve">.</w:t>
       </w:r>
     </w:p>
     <w:p>
@@ -6315,21 +6988,49 @@
         <w:pStyle w:val="Compact"/>
         <w:numPr>
           <w:ilvl w:val="0"/>
-          <w:numId w:val="1016"/>
+          <w:numId w:val="1004"/>
         </w:numPr>
       </w:pPr>
       <w:r>
-        <w:t xml:space="preserve">The same source can be compiled differently with different flags (e.g., with logging / without logging).</w:t>
-      </w:r>
-    </w:p>
-    <w:bookmarkEnd w:id="44"/>
-    <w:bookmarkStart w:id="45" w:name="what-is-a-log"/>
-    <w:p>
-      <w:pPr>
-        <w:pStyle w:val="Heading3"/>
-      </w:pPr>
-      <w:r>
-        <w:t xml:space="preserve">What is a log?</w:t>
+        <w:rPr>
+          <w:b/>
+          <w:bCs/>
+        </w:rPr>
+        <w:t xml:space="preserve">Encryption:</w:t>
+      </w:r>
+      <w:r>
+        <w:t xml:space="preserve"> </w:t>
+      </w:r>
+      <w:r>
+        <w:t xml:space="preserve">a mathematically studied, key-based transformation providing provable security (e.g., the</w:t>
+      </w:r>
+      <w:r>
+        <w:t xml:space="preserve"> </w:t>
+      </w:r>
+      <w:r>
+        <w:t xml:space="preserve">AES-GCM from week 3). Without the correct key it</w:t>
+      </w:r>
+      <w:r>
+        <w:t xml:space="preserve"> </w:t>
+      </w:r>
+      <w:r>
+        <w:rPr>
+          <w:b/>
+          <w:bCs/>
+        </w:rPr>
+        <w:t xml:space="preserve">cannot be broken</w:t>
+      </w:r>
+      <w:r>
+        <w:t xml:space="preserve"> </w:t>
+      </w:r>
+      <w:r>
+        <w:t xml:space="preserve">in a reasonable time with today’s</w:t>
+      </w:r>
+      <w:r>
+        <w:t xml:space="preserve"> </w:t>
+      </w:r>
+      <w:r>
+        <w:t xml:space="preserve">computers.</w:t>
       </w:r>
     </w:p>
     <w:p>
@@ -6337,295 +7038,7 @@
         <w:pStyle w:val="Compact"/>
         <w:numPr>
           <w:ilvl w:val="0"/>
-          <w:numId w:val="1017"/>
-        </w:numPr>
-      </w:pPr>
-      <w:r>
-        <w:rPr>
-          <w:b/>
-          <w:bCs/>
-        </w:rPr>
-        <w:t xml:space="preserve">Log:</w:t>
-      </w:r>
-      <w:r>
-        <w:t xml:space="preserve"> </w:t>
-      </w:r>
-      <w:r>
-        <w:t xml:space="preserve">the informational messages a program writes while it runs (</w:t>
-      </w:r>
-      <w:r>
-        <w:rPr>
-          <w:rStyle w:val="VerbatimChar"/>
-        </w:rPr>
-        <w:t xml:space="preserve">printf("...")</w:t>
-      </w:r>
-      <w:r>
-        <w:t xml:space="preserve">).</w:t>
-      </w:r>
-    </w:p>
-    <w:p>
-      <w:pPr>
-        <w:pStyle w:val="Compact"/>
-        <w:numPr>
-          <w:ilvl w:val="0"/>
-          <w:numId w:val="1017"/>
-        </w:numPr>
-      </w:pPr>
-      <w:r>
-        <w:t xml:space="preserve">Problem: if sensitive information or internal state ends up in the log, the attacker reads it.</w:t>
-      </w:r>
-    </w:p>
-    <w:bookmarkEnd w:id="45"/>
-    <w:bookmarkStart w:id="46" w:name="now-were-ready"/>
-    <w:p>
-      <w:pPr>
-        <w:pStyle w:val="Heading3"/>
-      </w:pPr>
-      <w:r>
-        <w:t xml:space="preserve">Now we’re ready</w:t>
-      </w:r>
-    </w:p>
-    <w:p>
-      <w:pPr>
-        <w:pStyle w:val="FirstParagraph"/>
-      </w:pPr>
-      <w:r>
-        <w:t xml:space="preserve">We now know the following terms:</w:t>
-      </w:r>
-    </w:p>
-    <w:p>
-      <w:pPr>
-        <w:pStyle w:val="BodyText"/>
-      </w:pPr>
-      <w:r>
-        <w:t xml:space="preserve">source · compiler · binary · decompilation ·</w:t>
-      </w:r>
-      <w:r>
-        <w:t xml:space="preserve"> </w:t>
-      </w:r>
-      <w:r>
-        <w:rPr>
-          <w:rStyle w:val="VerbatimChar"/>
-        </w:rPr>
-        <w:t xml:space="preserve">strings</w:t>
-      </w:r>
-      <w:r>
-        <w:t xml:space="preserve"> </w:t>
-      </w:r>
-      <w:r>
-        <w:t xml:space="preserve">· symbol · debugger · XOR · entropy · branch · basic block ·</w:t>
-      </w:r>
-      <w:r>
-        <w:t xml:space="preserve"> </w:t>
-      </w:r>
-      <w:r>
-        <w:t xml:space="preserve">CFG · log</w:t>
-      </w:r>
-    </w:p>
-    <w:p>
-      <w:pPr>
-        <w:pStyle w:val="BodyText"/>
-      </w:pPr>
-      <w:r>
-        <w:t xml:space="preserve">We will use these</w:t>
-      </w:r>
-      <w:r>
-        <w:t xml:space="preserve"> </w:t>
-      </w:r>
-      <w:r>
-        <w:rPr>
-          <w:b/>
-          <w:bCs/>
-        </w:rPr>
-        <w:t xml:space="preserve">constantly</w:t>
-      </w:r>
-      <w:r>
-        <w:t xml:space="preserve"> </w:t>
-      </w:r>
-      <w:r>
-        <w:t xml:space="preserve">for the rest of the week. Come back to this section whenever you get stuck.</w:t>
-      </w:r>
-    </w:p>
-    <w:bookmarkEnd w:id="46"/>
-    <w:bookmarkStart w:id="47" w:name="Xa7c931952b8a5e195ea3227dc6786f5d89863aa"/>
-    <w:p>
-      <w:pPr>
-        <w:pStyle w:val="Heading3"/>
-      </w:pPr>
-      <w:r>
-        <w:t xml:space="preserve">Three frequently confused terms:</w:t>
-      </w:r>
-      <w:r>
-        <w:t xml:space="preserve"> </w:t>
-      </w:r>
-      <w:r>
-        <w:t xml:space="preserve">“encoding,”</w:t>
-      </w:r>
-      <w:r>
-        <w:t xml:space="preserve"> </w:t>
-      </w:r>
-      <w:r>
-        <w:t xml:space="preserve">“encryption,”</w:t>
-      </w:r>
-      <w:r>
-        <w:t xml:space="preserve"> </w:t>
-      </w:r>
-      <w:r>
-        <w:t xml:space="preserve">“obfuscation”</w:t>
-      </w:r>
-    </w:p>
-    <w:p>
-      <w:pPr>
-        <w:pStyle w:val="FirstParagraph"/>
-      </w:pPr>
-      <w:r>
-        <w:t xml:space="preserve">These three are used interchangeably in everyday speech, but they are</w:t>
-      </w:r>
-      <w:r>
-        <w:t xml:space="preserve"> </w:t>
-      </w:r>
-      <w:r>
-        <w:rPr>
-          <w:b/>
-          <w:bCs/>
-        </w:rPr>
-        <w:t xml:space="preserve">technically different</w:t>
-      </w:r>
-      <w:r>
-        <w:t xml:space="preserve"> </w:t>
-      </w:r>
-      <w:r>
-        <w:t xml:space="preserve">things; mixing</w:t>
-      </w:r>
-      <w:r>
-        <w:t xml:space="preserve"> </w:t>
-      </w:r>
-      <w:r>
-        <w:t xml:space="preserve">them up is one of the most common conceptual mistakes on the exam and in the project:</w:t>
-      </w:r>
-    </w:p>
-    <w:p>
-      <w:pPr>
-        <w:pStyle w:val="Compact"/>
-        <w:numPr>
-          <w:ilvl w:val="0"/>
-          <w:numId w:val="1018"/>
-        </w:numPr>
-      </w:pPr>
-      <w:r>
-        <w:rPr>
-          <w:b/>
-          <w:bCs/>
-        </w:rPr>
-        <w:t xml:space="preserve">Encoding:</w:t>
-      </w:r>
-      <w:r>
-        <w:t xml:space="preserve"> </w:t>
-      </w:r>
-      <w:r>
-        <w:t xml:space="preserve">turning data into another representation (e.g., a simple XOR transform, Base64). The goal is</w:t>
-      </w:r>
-      <w:r>
-        <w:t xml:space="preserve"> </w:t>
-      </w:r>
-      <w:r>
-        <w:rPr>
-          <w:b/>
-          <w:bCs/>
-        </w:rPr>
-        <w:t xml:space="preserve">representation, not secrecy</w:t>
-      </w:r>
-      <w:r>
-        <w:t xml:space="preserve">; there is no mathematical security claim. If the key (e.g.,</w:t>
-      </w:r>
-      <w:r>
-        <w:t xml:space="preserve"> </w:t>
-      </w:r>
-      <w:r>
-        <w:rPr>
-          <w:rStyle w:val="VerbatimChar"/>
-        </w:rPr>
-        <w:t xml:space="preserve">0x5A</w:t>
-      </w:r>
-      <w:r>
-        <w:t xml:space="preserve">) is found, it</w:t>
-      </w:r>
-      <w:r>
-        <w:t xml:space="preserve"> </w:t>
-      </w:r>
-      <w:r>
-        <w:t xml:space="preserve">is reversed</w:t>
-      </w:r>
-      <w:r>
-        <w:t xml:space="preserve"> </w:t>
-      </w:r>
-      <w:r>
-        <w:rPr>
-          <w:b/>
-          <w:bCs/>
-        </w:rPr>
-        <w:t xml:space="preserve">instantly</w:t>
-      </w:r>
-      <w:r>
-        <w:t xml:space="preserve">.</w:t>
-      </w:r>
-    </w:p>
-    <w:p>
-      <w:pPr>
-        <w:pStyle w:val="Compact"/>
-        <w:numPr>
-          <w:ilvl w:val="0"/>
-          <w:numId w:val="1018"/>
-        </w:numPr>
-      </w:pPr>
-      <w:r>
-        <w:rPr>
-          <w:b/>
-          <w:bCs/>
-        </w:rPr>
-        <w:t xml:space="preserve">Encryption:</w:t>
-      </w:r>
-      <w:r>
-        <w:t xml:space="preserve"> </w:t>
-      </w:r>
-      <w:r>
-        <w:t xml:space="preserve">a mathematically studied, key-based transformation providing provable security (e.g., the</w:t>
-      </w:r>
-      <w:r>
-        <w:t xml:space="preserve"> </w:t>
-      </w:r>
-      <w:r>
-        <w:t xml:space="preserve">AES-GCM from week 3). Without the correct key it</w:t>
-      </w:r>
-      <w:r>
-        <w:t xml:space="preserve"> </w:t>
-      </w:r>
-      <w:r>
-        <w:rPr>
-          <w:b/>
-          <w:bCs/>
-        </w:rPr>
-        <w:t xml:space="preserve">cannot be broken</w:t>
-      </w:r>
-      <w:r>
-        <w:t xml:space="preserve"> </w:t>
-      </w:r>
-      <w:r>
-        <w:t xml:space="preserve">in a reasonable time with today’s</w:t>
-      </w:r>
-      <w:r>
-        <w:t xml:space="preserve"> </w:t>
-      </w:r>
-      <w:r>
-        <w:t xml:space="preserve">computers.</w:t>
-      </w:r>
-    </w:p>
-    <w:p>
-      <w:pPr>
-        <w:pStyle w:val="Compact"/>
-        <w:numPr>
-          <w:ilvl w:val="0"/>
-          <w:numId w:val="1018"/>
+          <w:numId w:val="1004"/>
         </w:numPr>
       </w:pPr>
       <w:r>
@@ -7279,7 +7692,7 @@
     </w:p>
     <w:bookmarkEnd w:id="49"/>
     <w:bookmarkEnd w:id="50"/>
-    <w:bookmarkStart w:id="56" w:name="why-is-obfuscation-a-security-rule"/>
+    <w:bookmarkStart w:id="59" w:name="why-is-obfuscation-a-security-rule"/>
     <w:p>
       <w:pPr>
         <w:pStyle w:val="Heading2"/>
@@ -7293,7 +7706,30 @@
         <w:pStyle w:val="FirstParagraph"/>
       </w:pPr>
       <w:r>
-        <w:t xml:space="preserve">In the first week of the course we drew a line between attacker models. Against an attacker who sends input over</w:t>
+        <w:t xml:space="preserve">In the first week of the course</w:t>
+      </w:r>
+      <w:r>
+        <w:t xml:space="preserve"> </w:t>
+      </w:r>
+      <w:r>
+        <w:t xml:space="preserve">(</w:t>
+      </w:r>
+      <w:hyperlink r:id="rId24">
+        <w:r>
+          <w:rPr>
+            <w:rStyle w:val="Hyperlink"/>
+          </w:rPr>
+          <w:t xml:space="preserve">Week 1, §3</w:t>
+        </w:r>
+      </w:hyperlink>
+      <w:r>
+        <w:t xml:space="preserve">) we drew a line between</w:t>
+      </w:r>
+      <w:r>
+        <w:t xml:space="preserve"> </w:t>
+      </w:r>
+      <w:r>
+        <w:t xml:space="preserve">attacker models. Against an attacker who sends input over</w:t>
       </w:r>
       <w:r>
         <w:t xml:space="preserve"> </w:t>
@@ -7381,7 +7817,7 @@
       <w:r>
         <w:drawing>
           <wp:inline>
-            <wp:extent cx="5759999" cy="2470728"/>
+            <wp:extent cx="5759999" cy="1666415"/>
             <wp:effectExtent b="0" l="0" r="0" t="0"/>
             <wp:docPr descr="Comparison of a network attacker and a MATE attacker" title="" id="52" name="Picture"/>
             <a:graphic>
@@ -7402,7 +7838,7 @@
                   <pic:spPr bwMode="auto">
                     <a:xfrm>
                       <a:off x="0" y="0"/>
-                      <a:ext cx="5759999" cy="2470728"/>
+                      <a:ext cx="5759999" cy="1666415"/>
                     </a:xfrm>
                     <a:prstGeom prst="rect">
                       <a:avLst/>
@@ -7438,7 +7874,7 @@
         <w:pStyle w:val="Compact"/>
         <w:numPr>
           <w:ilvl w:val="0"/>
-          <w:numId w:val="1019"/>
+          <w:numId w:val="1005"/>
         </w:numPr>
       </w:pPr>
       <w:r>
@@ -7485,7 +7921,7 @@
         <w:pStyle w:val="Compact"/>
         <w:numPr>
           <w:ilvl w:val="0"/>
-          <w:numId w:val="1019"/>
+          <w:numId w:val="1005"/>
         </w:numPr>
       </w:pPr>
       <w:r>
@@ -7555,7 +7991,7 @@
         <w:pStyle w:val="Compact"/>
         <w:numPr>
           <w:ilvl w:val="0"/>
-          <w:numId w:val="1019"/>
+          <w:numId w:val="1005"/>
         </w:numPr>
       </w:pPr>
       <w:r>
@@ -7630,7 +8066,7 @@
         <w:pStyle w:val="Compact"/>
         <w:numPr>
           <w:ilvl w:val="0"/>
-          <w:numId w:val="1019"/>
+          <w:numId w:val="1005"/>
         </w:numPr>
       </w:pPr>
       <w:r>
@@ -7660,7 +8096,18 @@
         <w:t xml:space="preserve"> </w:t>
       </w:r>
       <w:r>
-        <w:t xml:space="preserve">(week 11).</w:t>
+        <w:t xml:space="preserve">(</w:t>
+      </w:r>
+      <w:hyperlink r:id="rId54">
+        <w:r>
+          <w:rPr>
+            <w:rStyle w:val="Hyperlink"/>
+          </w:rPr>
+          <w:t xml:space="preserve">week 11</w:t>
+        </w:r>
+      </w:hyperlink>
+      <w:r>
+        <w:t xml:space="preserve">).</w:t>
       </w:r>
     </w:p>
     <w:p>
@@ -7668,7 +8115,7 @@
         <w:pStyle w:val="Compact"/>
         <w:numPr>
           <w:ilvl w:val="0"/>
-          <w:numId w:val="1019"/>
+          <w:numId w:val="1005"/>
         </w:numPr>
       </w:pPr>
       <w:r>
@@ -7714,7 +8161,18 @@
         <w:t xml:space="preserve"> </w:t>
       </w:r>
       <w:r>
-        <w:t xml:space="preserve">turn it into tooling (week 14).</w:t>
+        <w:t xml:space="preserve">turn it into tooling (</w:t>
+      </w:r>
+      <w:hyperlink r:id="rId23">
+        <w:r>
+          <w:rPr>
+            <w:rStyle w:val="Hyperlink"/>
+          </w:rPr>
+          <w:t xml:space="preserve">week 14</w:t>
+        </w:r>
+      </w:hyperlink>
+      <w:r>
+        <w:t xml:space="preserve">).</w:t>
       </w:r>
     </w:p>
     <w:p>
@@ -7757,7 +8215,7 @@
         <w:t xml:space="preserve">result.</w:t>
       </w:r>
     </w:p>
-    <w:bookmarkStart w:id="54" w:name="Xaa29eb1816c51c3f02ddb986c327d7d7ab13a45"/>
+    <w:bookmarkStart w:id="56" w:name="Xaa29eb1816c51c3f02ddb986c327d7d7ab13a45"/>
     <w:p>
       <w:pPr>
         <w:pStyle w:val="Heading3"/>
@@ -7919,7 +8377,7 @@
         <w:pStyle w:val="Compact"/>
         <w:numPr>
           <w:ilvl w:val="0"/>
-          <w:numId w:val="1020"/>
+          <w:numId w:val="1006"/>
         </w:numPr>
       </w:pPr>
       <w:r>
@@ -7959,7 +8417,7 @@
         <w:pStyle w:val="Compact"/>
         <w:numPr>
           <w:ilvl w:val="0"/>
-          <w:numId w:val="1020"/>
+          <w:numId w:val="1006"/>
         </w:numPr>
       </w:pPr>
       <w:r>
@@ -8217,7 +8675,7 @@
         <w:pStyle w:val="Compact"/>
         <w:numPr>
           <w:ilvl w:val="0"/>
-          <w:numId w:val="1021"/>
+          <w:numId w:val="1007"/>
         </w:numPr>
       </w:pPr>
       <w:r>
@@ -8245,7 +8703,7 @@
         <w:pStyle w:val="Compact"/>
         <w:numPr>
           <w:ilvl w:val="0"/>
-          <w:numId w:val="1021"/>
+          <w:numId w:val="1007"/>
         </w:numPr>
       </w:pPr>
       <w:r>
@@ -8289,7 +8747,7 @@
         <w:pStyle w:val="Compact"/>
         <w:numPr>
           <w:ilvl w:val="0"/>
-          <w:numId w:val="1021"/>
+          <w:numId w:val="1007"/>
         </w:numPr>
       </w:pPr>
       <w:r>
@@ -8333,7 +8791,18 @@
         <w:t xml:space="preserve"> </w:t>
       </w:r>
       <w:r>
-        <w:t xml:space="preserve">for RASP (week 6), integrity checks, server-side checks, and key rotation. It only has to hold until the</w:t>
+        <w:t xml:space="preserve">for RASP (</w:t>
+      </w:r>
+      <w:hyperlink r:id="rId55">
+        <w:r>
+          <w:rPr>
+            <w:rStyle w:val="Hyperlink"/>
+          </w:rPr>
+          <w:t xml:space="preserve">week 6</w:t>
+        </w:r>
+      </w:hyperlink>
+      <w:r>
+        <w:t xml:space="preserve">), integrity checks, server-side checks, and key rotation. It only has to hold until the</w:t>
       </w:r>
       <w:r>
         <w:t xml:space="preserve"> </w:t>
@@ -8484,8 +8953,8 @@
         <w:t xml:space="preserve">.</w:t>
       </w:r>
     </w:p>
-    <w:bookmarkEnd w:id="54"/>
-    <w:bookmarkStart w:id="55" w:name="Xcd23286d00863a7147744b0e5ec77f00f3a29ff"/>
+    <w:bookmarkEnd w:id="56"/>
+    <w:bookmarkStart w:id="58" w:name="Xcd23286d00863a7147744b0e5ec77f00f3a29ff"/>
     <w:p>
       <w:pPr>
         <w:pStyle w:val="Heading3"/>
@@ -8547,7 +9016,7 @@
         <w:pStyle w:val="Compact"/>
         <w:numPr>
           <w:ilvl w:val="0"/>
-          <w:numId w:val="1022"/>
+          <w:numId w:val="1008"/>
         </w:numPr>
       </w:pPr>
       <w:r>
@@ -8584,7 +9053,7 @@
         <w:pStyle w:val="Compact"/>
         <w:numPr>
           <w:ilvl w:val="0"/>
-          <w:numId w:val="1022"/>
+          <w:numId w:val="1008"/>
         </w:numPr>
       </w:pPr>
       <w:r>
@@ -8636,7 +9105,7 @@
         <w:pStyle w:val="Compact"/>
         <w:numPr>
           <w:ilvl w:val="0"/>
-          <w:numId w:val="1022"/>
+          <w:numId w:val="1008"/>
         </w:numPr>
       </w:pPr>
       <w:r>
@@ -8704,7 +9173,7 @@
         <w:pStyle w:val="Compact"/>
         <w:numPr>
           <w:ilvl w:val="0"/>
-          <w:numId w:val="1022"/>
+          <w:numId w:val="1008"/>
         </w:numPr>
       </w:pPr>
       <w:r>
@@ -8716,7 +9185,7 @@
         <w:pStyle w:val="Compact"/>
         <w:numPr>
           <w:ilvl w:val="1"/>
-          <w:numId w:val="1023"/>
+          <w:numId w:val="1009"/>
         </w:numPr>
       </w:pPr>
       <w:r>
@@ -8775,7 +9244,7 @@
         <w:pStyle w:val="Compact"/>
         <w:numPr>
           <w:ilvl w:val="1"/>
-          <w:numId w:val="1023"/>
+          <w:numId w:val="1009"/>
         </w:numPr>
       </w:pPr>
       <w:r>
@@ -8920,7 +9389,21 @@
         <w:t xml:space="preserve"> </w:t>
       </w:r>
       <w:r>
-        <w:t xml:space="preserve">never present it as a firm security guarantee. Week 13’s attack-potential scoring turns this kind of estimate</w:t>
+        <w:t xml:space="preserve">never present it as a firm security guarantee.</w:t>
+      </w:r>
+      <w:r>
+        <w:t xml:space="preserve"> </w:t>
+      </w:r>
+      <w:hyperlink r:id="rId57">
+        <w:r>
+          <w:rPr>
+            <w:rStyle w:val="Hyperlink"/>
+          </w:rPr>
+          <w:t xml:space="preserve">Week 13</w:t>
+        </w:r>
+      </w:hyperlink>
+      <w:r>
+        <w:t xml:space="preserve">’s attack-potential scoring turns this kind of estimate</w:t>
       </w:r>
       <w:r>
         <w:t xml:space="preserve"> </w:t>
@@ -8987,9 +9470,9 @@
         <w:t xml:space="preserve">— the likelihood that a rational attacker bothers to try.</w:t>
       </w:r>
     </w:p>
-    <w:bookmarkEnd w:id="55"/>
-    <w:bookmarkEnd w:id="56"/>
-    <w:bookmarkStart w:id="62" w:name="obfuscation-taxonomy-five-families"/>
+    <w:bookmarkEnd w:id="58"/>
+    <w:bookmarkEnd w:id="59"/>
+    <w:bookmarkStart w:id="66" w:name="obfuscation-taxonomy-five-families"/>
     <w:p>
       <w:pPr>
         <w:pStyle w:val="Heading2"/>
@@ -9022,13 +9505,27 @@
         <w:t xml:space="preserve">what it hides</w:t>
       </w:r>
       <w:r>
-        <w:t xml:space="preserve">. This map was introduced in week 4; here we make clear</w:t>
-      </w:r>
-      <w:r>
-        <w:t xml:space="preserve"> </w:t>
-      </w:r>
-      <w:r>
-        <w:t xml:space="preserve">when each family</w:t>
+        <w:t xml:space="preserve">. This map was introduced in</w:t>
+      </w:r>
+      <w:r>
+        <w:t xml:space="preserve"> </w:t>
+      </w:r>
+      <w:hyperlink r:id="rId60">
+        <w:r>
+          <w:rPr>
+            <w:rStyle w:val="Hyperlink"/>
+          </w:rPr>
+          <w:t xml:space="preserve">week 4</w:t>
+        </w:r>
+      </w:hyperlink>
+      <w:r>
+        <w:t xml:space="preserve">; here we make clear when</w:t>
+      </w:r>
+      <w:r>
+        <w:t xml:space="preserve"> </w:t>
+      </w:r>
+      <w:r>
+        <w:t xml:space="preserve">each family</w:t>
       </w:r>
       <w:r>
         <w:t xml:space="preserve"> </w:t>
@@ -9044,20 +9541,20 @@
       <w:r>
         <w:drawing>
           <wp:inline>
-            <wp:extent cx="5759999" cy="3120125"/>
+            <wp:extent cx="5759999" cy="2723598"/>
             <wp:effectExtent b="0" l="0" r="0" t="0"/>
-            <wp:docPr descr="The five families of obfuscation: layout, data, control flow, anti-analysis, virtualisation; potency and cost rise from bottom to top" title="" id="58" name="Picture"/>
+            <wp:docPr descr="The five families of obfuscation: layout, data, control flow, anti-analysis, virtualisation; potency and cost rise from bottom to top" title="" id="62" name="Picture"/>
             <a:graphic>
               <a:graphicData uri="http://schemas.openxmlformats.org/drawingml/2006/picture">
                 <pic:pic>
                   <pic:nvPicPr>
-                    <pic:cNvPr descr="h09-01-bes-aile.png" id="59" name="Picture"/>
+                    <pic:cNvPr descr="h09-01-bes-aile.png" id="63" name="Picture"/>
                     <pic:cNvPicPr>
                       <a:picLocks noChangeArrowheads="1" noChangeAspect="1"/>
                     </pic:cNvPicPr>
                   </pic:nvPicPr>
                   <pic:blipFill>
-                    <a:blip r:embed="rId57"/>
+                    <a:blip r:embed="rId61"/>
                     <a:stretch>
                       <a:fillRect/>
                     </a:stretch>
@@ -9065,7 +9562,7 @@
                   <pic:spPr bwMode="auto">
                     <a:xfrm>
                       <a:off x="0" y="0"/>
-                      <a:ext cx="5759999" cy="3120125"/>
+                      <a:ext cx="5759999" cy="2723598"/>
                     </a:xfrm>
                     <a:prstGeom prst="rect">
                       <a:avLst/>
@@ -9341,7 +9838,24 @@
               <w:pStyle w:val="Compact"/>
             </w:pPr>
             <w:r>
-              <w:t xml:space="preserve">This week (concept), week 6 (RASP)</w:t>
+              <w:t xml:space="preserve">This week (concept),</w:t>
+            </w:r>
+            <w:r>
+              <w:t xml:space="preserve"> </w:t>
+            </w:r>
+            <w:hyperlink r:id="rId55">
+              <w:r>
+                <w:rPr>
+                  <w:rStyle w:val="Hyperlink"/>
+                </w:rPr>
+                <w:t xml:space="preserve">week 6</w:t>
+              </w:r>
+            </w:hyperlink>
+            <w:r>
+              <w:t xml:space="preserve"> </w:t>
+            </w:r>
+            <w:r>
+              <w:t xml:space="preserve">(RASP)</w:t>
             </w:r>
           </w:p>
         </w:tc>
@@ -9391,7 +9905,24 @@
               <w:pStyle w:val="Compact"/>
             </w:pPr>
             <w:r>
-              <w:t xml:space="preserve">This week (concept), week 14 (Tigress)</w:t>
+              <w:t xml:space="preserve">This week (concept),</w:t>
+            </w:r>
+            <w:r>
+              <w:t xml:space="preserve"> </w:t>
+            </w:r>
+            <w:hyperlink r:id="rId23">
+              <w:r>
+                <w:rPr>
+                  <w:rStyle w:val="Hyperlink"/>
+                </w:rPr>
+                <w:t xml:space="preserve">week 14</w:t>
+              </w:r>
+            </w:hyperlink>
+            <w:r>
+              <w:t xml:space="preserve"> </w:t>
+            </w:r>
+            <w:r>
+              <w:t xml:space="preserve">(Tigress)</w:t>
             </w:r>
           </w:p>
         </w:tc>
@@ -9525,7 +10056,7 @@
         <w:t xml:space="preserve">data hiding.</w:t>
       </w:r>
     </w:p>
-    <w:bookmarkStart w:id="60" w:name="X54718da250cea9120fa7ac51e6b54cb5de006c9"/>
+    <w:bookmarkStart w:id="64" w:name="X54718da250cea9120fa7ac51e6b54cb5de006c9"/>
     <w:p>
       <w:pPr>
         <w:pStyle w:val="Heading3"/>
@@ -10323,8 +10854,8 @@
         <w:t xml:space="preserve">on its own.</w:t>
       </w:r>
     </w:p>
-    <w:bookmarkEnd w:id="60"/>
-    <w:bookmarkStart w:id="61" w:name="X9f2d5662df24147f60aac1f3c12342b228975ab"/>
+    <w:bookmarkEnd w:id="64"/>
+    <w:bookmarkStart w:id="65" w:name="X9f2d5662df24147f60aac1f3c12342b228975ab"/>
     <w:p>
       <w:pPr>
         <w:pStyle w:val="Heading3"/>
@@ -10377,7 +10908,7 @@
         <w:pStyle w:val="Compact"/>
         <w:numPr>
           <w:ilvl w:val="0"/>
-          <w:numId w:val="1024"/>
+          <w:numId w:val="1010"/>
         </w:numPr>
       </w:pPr>
       <w:r>
@@ -10437,7 +10968,7 @@
         <w:pStyle w:val="Compact"/>
         <w:numPr>
           <w:ilvl w:val="0"/>
-          <w:numId w:val="1024"/>
+          <w:numId w:val="1010"/>
         </w:numPr>
       </w:pPr>
       <w:r>
@@ -10516,7 +11047,7 @@
         <w:pStyle w:val="Compact"/>
         <w:numPr>
           <w:ilvl w:val="0"/>
-          <w:numId w:val="1024"/>
+          <w:numId w:val="1010"/>
         </w:numPr>
       </w:pPr>
       <w:r>
@@ -10571,7 +11102,7 @@
         <w:pStyle w:val="Compact"/>
         <w:numPr>
           <w:ilvl w:val="0"/>
-          <w:numId w:val="1024"/>
+          <w:numId w:val="1010"/>
         </w:numPr>
       </w:pPr>
       <w:r>
@@ -10668,9 +11199,9 @@
         <w:t xml:space="preserve">.</w:t>
       </w:r>
     </w:p>
-    <w:bookmarkEnd w:id="61"/>
-    <w:bookmarkEnd w:id="62"/>
-    <w:bookmarkStart w:id="67" w:name="X231a84b24ae378e26c9d6c09d68f7514120ac1e"/>
+    <w:bookmarkEnd w:id="65"/>
+    <w:bookmarkEnd w:id="66"/>
+    <w:bookmarkStart w:id="71" w:name="X231a84b24ae378e26c9d6c09d68f7514120ac1e"/>
     <w:p>
       <w:pPr>
         <w:pStyle w:val="Heading2"/>
@@ -10684,7 +11215,36 @@
         <w:pStyle w:val="FirstParagraph"/>
       </w:pPr>
       <w:r>
-        <w:t xml:space="preserve">Applying a rule correctly requires knowing its limits. Here is what obfuscation gives, and what it does</w:t>
+        <w:t xml:space="preserve">Applying a rule correctly requires knowing its limits.</w:t>
+      </w:r>
+      <w:r>
+        <w:t xml:space="preserve"> </w:t>
+      </w:r>
+      <w:hyperlink r:id="rId60">
+        <w:r>
+          <w:rPr>
+            <w:rStyle w:val="Hyperlink"/>
+          </w:rPr>
+          <w:t xml:space="preserve">Week 4</w:t>
+        </w:r>
+      </w:hyperlink>
+      <w:r>
+        <w:t xml:space="preserve"> </w:t>
+      </w:r>
+      <w:r>
+        <w:t xml:space="preserve">touched on this briefly;</w:t>
+      </w:r>
+      <w:r>
+        <w:t xml:space="preserve"> </w:t>
+      </w:r>
+      <w:r>
+        <w:t xml:space="preserve">here we deepen it with the table and a timeline of an attacker’s first ten minutes. Here is what obfuscation</w:t>
+      </w:r>
+      <w:r>
+        <w:t xml:space="preserve"> </w:t>
+      </w:r>
+      <w:r>
+        <w:t xml:space="preserve">gives, and what it does</w:t>
       </w:r>
       <w:r>
         <w:t xml:space="preserve"> </w:t>
@@ -10710,20 +11270,20 @@
       <w:r>
         <w:drawing>
           <wp:inline>
-            <wp:extent cx="5759999" cy="2574688"/>
+            <wp:extent cx="5759999" cy="1593962"/>
             <wp:effectExtent b="0" l="0" r="0" t="0"/>
-            <wp:docPr descr="What obfuscation gives, and what it does not give" title="" id="64" name="Picture"/>
+            <wp:docPr descr="What obfuscation gives, and what it does not give" title="" id="68" name="Picture"/>
             <a:graphic>
               <a:graphicData uri="http://schemas.openxmlformats.org/drawingml/2006/picture">
                 <pic:pic>
                   <pic:nvPicPr>
-                    <pic:cNvPr descr="h09-14-ne-verir-ne-vermez.png" id="65" name="Picture"/>
+                    <pic:cNvPr descr="h09-14-ne-verir-ne-vermez.png" id="69" name="Picture"/>
                     <pic:cNvPicPr>
                       <a:picLocks noChangeArrowheads="1" noChangeAspect="1"/>
                     </pic:cNvPicPr>
                   </pic:nvPicPr>
                   <pic:blipFill>
-                    <a:blip r:embed="rId63"/>
+                    <a:blip r:embed="rId67"/>
                     <a:stretch>
                       <a:fillRect/>
                     </a:stretch>
@@ -10731,7 +11291,7 @@
                   <pic:spPr bwMode="auto">
                     <a:xfrm>
                       <a:off x="0" y="0"/>
-                      <a:ext cx="5759999" cy="2574688"/>
+                      <a:ext cx="5759999" cy="1593962"/>
                     </a:xfrm>
                     <a:prstGeom prst="rect">
                       <a:avLst/>
@@ -10902,7 +11462,18 @@
               <w:t xml:space="preserve"> </w:t>
             </w:r>
             <w:r>
-              <w:t xml:space="preserve">(week 11)</w:t>
+              <w:t xml:space="preserve">(</w:t>
+            </w:r>
+            <w:hyperlink r:id="rId54">
+              <w:r>
+                <w:rPr>
+                  <w:rStyle w:val="Hyperlink"/>
+                </w:rPr>
+                <w:t xml:space="preserve">week 11</w:t>
+              </w:r>
+            </w:hyperlink>
+            <w:r>
+              <w:t xml:space="preserve">)</w:t>
             </w:r>
           </w:p>
         </w:tc>
@@ -11109,7 +11680,7 @@
         <w:t xml:space="preserve">cryptography’s job, not obfuscation’s.</w:t>
       </w:r>
     </w:p>
-    <w:bookmarkStart w:id="66" w:name="Xeddd5f27750e5ac5134aeea37afdeacb2d6ec7c"/>
+    <w:bookmarkStart w:id="70" w:name="Xeddd5f27750e5ac5134aeea37afdeacb2d6ec7c"/>
     <w:p>
       <w:pPr>
         <w:pStyle w:val="Heading3"/>
@@ -11184,7 +11755,7 @@
         <w:pStyle w:val="Compact"/>
         <w:numPr>
           <w:ilvl w:val="0"/>
-          <w:numId w:val="1025"/>
+          <w:numId w:val="1011"/>
         </w:numPr>
       </w:pPr>
       <w:r>
@@ -11244,7 +11815,7 @@
         <w:pStyle w:val="Compact"/>
         <w:numPr>
           <w:ilvl w:val="0"/>
-          <w:numId w:val="1025"/>
+          <w:numId w:val="1011"/>
         </w:numPr>
       </w:pPr>
       <w:r>
@@ -11283,7 +11854,7 @@
         <w:pStyle w:val="Compact"/>
         <w:numPr>
           <w:ilvl w:val="0"/>
-          <w:numId w:val="1025"/>
+          <w:numId w:val="1011"/>
         </w:numPr>
       </w:pPr>
       <w:r>
@@ -11337,7 +11908,7 @@
         <w:pStyle w:val="Compact"/>
         <w:numPr>
           <w:ilvl w:val="0"/>
-          <w:numId w:val="1025"/>
+          <w:numId w:val="1011"/>
         </w:numPr>
       </w:pPr>
       <w:r>
@@ -11394,7 +11965,7 @@
         <w:pStyle w:val="Compact"/>
         <w:numPr>
           <w:ilvl w:val="0"/>
-          <w:numId w:val="1026"/>
+          <w:numId w:val="1012"/>
         </w:numPr>
       </w:pPr>
       <w:r>
@@ -11421,7 +11992,7 @@
         <w:pStyle w:val="Compact"/>
         <w:numPr>
           <w:ilvl w:val="0"/>
-          <w:numId w:val="1026"/>
+          <w:numId w:val="1012"/>
         </w:numPr>
       </w:pPr>
       <w:r>
@@ -11433,7 +12004,7 @@
         <w:pStyle w:val="Compact"/>
         <w:numPr>
           <w:ilvl w:val="0"/>
-          <w:numId w:val="1026"/>
+          <w:numId w:val="1012"/>
         </w:numPr>
       </w:pPr>
       <w:r>
@@ -11511,7 +12082,7 @@
         <w:pStyle w:val="Compact"/>
         <w:numPr>
           <w:ilvl w:val="0"/>
-          <w:numId w:val="1026"/>
+          <w:numId w:val="1012"/>
         </w:numPr>
       </w:pPr>
       <w:r>
@@ -11742,9 +12313,9 @@
         <w:t xml:space="preserve">.</w:t>
       </w:r>
     </w:p>
-    <w:bookmarkEnd w:id="66"/>
-    <w:bookmarkEnd w:id="67"/>
-    <w:bookmarkStart w:id="73" w:name="the-protection-rule-template"/>
+    <w:bookmarkEnd w:id="70"/>
+    <w:bookmarkEnd w:id="71"/>
+    <w:bookmarkStart w:id="77" w:name="the-protection-rule-template"/>
     <w:p>
       <w:pPr>
         <w:pStyle w:val="Heading2"/>
@@ -11786,20 +12357,20 @@
       <w:r>
         <w:drawing>
           <wp:inline>
-            <wp:extent cx="5759999" cy="2748610"/>
+            <wp:extent cx="5759999" cy="2171803"/>
             <wp:effectExtent b="0" l="0" r="0" t="0"/>
-            <wp:docPr descr="The six lines of the protection rule template" title="" id="69" name="Picture"/>
+            <wp:docPr descr="The six lines of the protection rule template" title="" id="73" name="Picture"/>
             <a:graphic>
               <a:graphicData uri="http://schemas.openxmlformats.org/drawingml/2006/picture">
                 <pic:pic>
                   <pic:nvPicPr>
-                    <pic:cNvPr descr="h09-10-koruma-kurali.png" id="70" name="Picture"/>
+                    <pic:cNvPr descr="h09-10-koruma-kurali.png" id="74" name="Picture"/>
                     <pic:cNvPicPr>
                       <a:picLocks noChangeArrowheads="1" noChangeAspect="1"/>
                     </pic:cNvPicPr>
                   </pic:nvPicPr>
                   <pic:blipFill>
-                    <a:blip r:embed="rId68"/>
+                    <a:blip r:embed="rId72"/>
                     <a:stretch>
                       <a:fillRect/>
                     </a:stretch>
@@ -11807,7 +12378,7 @@
                   <pic:spPr bwMode="auto">
                     <a:xfrm>
                       <a:off x="0" y="0"/>
-                      <a:ext cx="5759999" cy="2748610"/>
+                      <a:ext cx="5759999" cy="2171803"/>
                     </a:xfrm>
                     <a:prstGeom prst="rect">
                       <a:avLst/>
@@ -11908,7 +12479,18 @@
         <w:t xml:space="preserve"> </w:t>
       </w:r>
       <w:r>
-        <w:t xml:space="preserve">attribute. An evaluator (week 13, attack</w:t>
+        <w:t xml:space="preserve">attribute. An evaluator (</w:t>
+      </w:r>
+      <w:hyperlink r:id="rId57">
+        <w:r>
+          <w:rPr>
+            <w:rStyle w:val="Hyperlink"/>
+          </w:rPr>
+          <w:t xml:space="preserve">week 13</w:t>
+        </w:r>
+      </w:hyperlink>
+      <w:r>
+        <w:t xml:space="preserve">, attack</w:t>
       </w:r>
       <w:r>
         <w:t xml:space="preserve"> </w:t>
@@ -11951,7 +12533,7 @@
         <w:t xml:space="preserve">cannot defend a protection decision.</w:t>
       </w:r>
     </w:p>
-    <w:bookmarkStart w:id="71" w:name="X876ba01e5003b0ab660d4ab3c02cb871f296e33"/>
+    <w:bookmarkStart w:id="75" w:name="X876ba01e5003b0ab660d4ab3c02cb871f296e33"/>
     <w:p>
       <w:pPr>
         <w:pStyle w:val="Heading3"/>
@@ -12348,8 +12930,8 @@
         <w:t xml:space="preserve">).</w:t>
       </w:r>
     </w:p>
-    <w:bookmarkEnd w:id="71"/>
-    <w:bookmarkStart w:id="72" w:name="Xaa9736362e1476ae6ed0f0bb575163fed40f789"/>
+    <w:bookmarkEnd w:id="75"/>
+    <w:bookmarkStart w:id="76" w:name="Xaa9736362e1476ae6ed0f0bb575163fed40f789"/>
     <w:p>
       <w:pPr>
         <w:pStyle w:val="Heading3"/>
@@ -12549,9 +13131,9 @@
         </w:pict>
       </w:r>
     </w:p>
-    <w:bookmarkEnd w:id="72"/>
-    <w:bookmarkEnd w:id="73"/>
-    <w:bookmarkStart w:id="86" w:name="control-flow-rules-advanced"/>
+    <w:bookmarkEnd w:id="76"/>
+    <w:bookmarkEnd w:id="77"/>
+    <w:bookmarkStart w:id="92" w:name="control-flow-rules-advanced"/>
     <w:p>
       <w:pPr>
         <w:pStyle w:val="Heading2"/>
@@ -12634,20 +13216,20 @@
       <w:r>
         <w:drawing>
           <wp:inline>
-            <wp:extent cx="5759999" cy="2470728"/>
+            <wp:extent cx="5759999" cy="1663396"/>
             <wp:effectExtent b="0" l="0" r="0" t="0"/>
-            <wp:docPr descr="Control-flow flattening, before and after" title="" id="75" name="Picture"/>
+            <wp:docPr descr="Control-flow flattening, before and after" title="" id="79" name="Picture"/>
             <a:graphic>
               <a:graphicData uri="http://schemas.openxmlformats.org/drawingml/2006/picture">
                 <pic:pic>
                   <pic:nvPicPr>
-                    <pic:cNvPr descr="h09-04-duzlestirme.png" id="76" name="Picture"/>
+                    <pic:cNvPr descr="h09-04-duzlestirme.png" id="80" name="Picture"/>
                     <pic:cNvPicPr>
                       <a:picLocks noChangeArrowheads="1" noChangeAspect="1"/>
                     </pic:cNvPicPr>
                   </pic:nvPicPr>
                   <pic:blipFill>
-                    <a:blip r:embed="rId74"/>
+                    <a:blip r:embed="rId78"/>
                     <a:stretch>
                       <a:fillRect/>
                     </a:stretch>
@@ -12655,7 +13237,7 @@
                   <pic:spPr bwMode="auto">
                     <a:xfrm>
                       <a:off x="0" y="0"/>
-                      <a:ext cx="5759999" cy="2470728"/>
+                      <a:ext cx="5759999" cy="1663396"/>
                     </a:xfrm>
                     <a:prstGeom prst="rect">
                       <a:avLst/>
@@ -12674,7 +13256,7 @@
         </w:drawing>
       </w:r>
     </w:p>
-    <w:bookmarkStart w:id="77" w:name="Xce92c8e940a240fa1796d7366ec09c2dc3db987"/>
+    <w:bookmarkStart w:id="81" w:name="Xce92c8e940a240fa1796d7366ec09c2dc3db987"/>
     <w:p>
       <w:pPr>
         <w:pStyle w:val="Heading3"/>
@@ -13858,7 +14440,24 @@
         <w:t xml:space="preserve"> </w:t>
       </w:r>
       <w:r>
-        <w:t xml:space="preserve">pattern; modern tools recognise it in their libraries. That’s why in week 14 we</w:t>
+        <w:t xml:space="preserve">pattern; modern tools recognise it in their libraries. That’s why in</w:t>
+      </w:r>
+      <w:r>
+        <w:t xml:space="preserve"> </w:t>
+      </w:r>
+      <w:hyperlink r:id="rId23">
+        <w:r>
+          <w:rPr>
+            <w:rStyle w:val="Hyperlink"/>
+          </w:rPr>
+          <w:t xml:space="preserve">week 14</w:t>
+        </w:r>
+      </w:hyperlink>
+      <w:r>
+        <w:t xml:space="preserve"> </w:t>
+      </w:r>
+      <w:r>
+        <w:t xml:space="preserve">we</w:t>
       </w:r>
       <w:r>
         <w:t xml:space="preserve"> </w:t>
@@ -15194,8 +15793,8 @@
         <w:t xml:space="preserve">identity above. Two separate analysis burdens land on the same line.</w:t>
       </w:r>
     </w:p>
-    <w:bookmarkEnd w:id="77"/>
-    <w:bookmarkStart w:id="78" w:name="X25b5f0cef7848a1ec1e4422def1bff6e20f5a14"/>
+    <w:bookmarkEnd w:id="81"/>
+    <w:bookmarkStart w:id="82" w:name="X25b5f0cef7848a1ec1e4422def1bff6e20f5a14"/>
     <w:p>
       <w:pPr>
         <w:pStyle w:val="Heading3"/>
@@ -16597,8 +17196,8 @@
         <w:t xml:space="preserve">distinction from section 0 applies here too — test with optimisation turned on.</w:t>
       </w:r>
     </w:p>
-    <w:bookmarkEnd w:id="78"/>
-    <w:bookmarkStart w:id="82" w:name="Xa03a589568eaaa4b3914cbc49e0c3f638562d70"/>
+    <w:bookmarkEnd w:id="82"/>
+    <w:bookmarkStart w:id="86" w:name="Xa03a589568eaaa4b3914cbc49e0c3f638562d70"/>
     <w:p>
       <w:pPr>
         <w:pStyle w:val="Heading3"/>
@@ -16638,20 +17237,20 @@
       <w:r>
         <w:drawing>
           <wp:inline>
-            <wp:extent cx="5759999" cy="2470728"/>
+            <wp:extent cx="5759999" cy="1672452"/>
             <wp:effectExtent b="0" l="0" r="0" t="0"/>
-            <wp:docPr descr="The difference between a bogus operation and a dead branch" title="" id="80" name="Picture"/>
+            <wp:docPr descr="The difference between a bogus operation and a dead branch" title="" id="84" name="Picture"/>
             <a:graphic>
               <a:graphicData uri="http://schemas.openxmlformats.org/drawingml/2006/picture">
                 <pic:pic>
                   <pic:nvPicPr>
-                    <pic:cNvPr descr="h09-05-sahte-olu.png" id="81" name="Picture"/>
+                    <pic:cNvPr descr="h09-05-sahte-olu.png" id="85" name="Picture"/>
                     <pic:cNvPicPr>
                       <a:picLocks noChangeArrowheads="1" noChangeAspect="1"/>
                     </pic:cNvPicPr>
                   </pic:nvPicPr>
                   <pic:blipFill>
-                    <a:blip r:embed="rId79"/>
+                    <a:blip r:embed="rId83"/>
                     <a:stretch>
                       <a:fillRect/>
                     </a:stretch>
@@ -16659,7 +17258,7 @@
                   <pic:spPr bwMode="auto">
                     <a:xfrm>
                       <a:off x="0" y="0"/>
-                      <a:ext cx="5759999" cy="2470728"/>
+                      <a:ext cx="5759999" cy="1672452"/>
                     </a:xfrm>
                     <a:prstGeom prst="rect">
                       <a:avLst/>
@@ -17458,8 +18057,8 @@
         <w:t xml:space="preserve">is a common surprise.</w:t>
       </w:r>
     </w:p>
-    <w:bookmarkEnd w:id="82"/>
-    <w:bookmarkStart w:id="83" w:name="X117ae630a7072b8264d26bbbcf54f737ca2fdd1"/>
+    <w:bookmarkEnd w:id="86"/>
+    <w:bookmarkStart w:id="88" w:name="X117ae630a7072b8264d26bbbcf54f737ca2fdd1"/>
     <w:p>
       <w:pPr>
         <w:pStyle w:val="Heading3"/>
@@ -18154,7 +18753,30 @@
         <w:pStyle w:val="FirstParagraph"/>
       </w:pPr>
       <w:r>
-        <w:t xml:space="preserve">We said back in week 4 that this template alone can be worked out fairly quickly by an experienced analyst. The</w:t>
+        <w:t xml:space="preserve">We said back in</w:t>
+      </w:r>
+      <w:r>
+        <w:t xml:space="preserve"> </w:t>
+      </w:r>
+      <w:hyperlink r:id="rId87">
+        <w:r>
+          <w:rPr>
+            <w:rStyle w:val="Hyperlink"/>
+          </w:rPr>
+          <w:t xml:space="preserve">week 4</w:t>
+        </w:r>
+      </w:hyperlink>
+      <w:r>
+        <w:t xml:space="preserve"> </w:t>
+      </w:r>
+      <w:r>
+        <w:t xml:space="preserve">that this</w:t>
+      </w:r>
+      <w:r>
+        <w:t xml:space="preserve"> </w:t>
+      </w:r>
+      <w:r>
+        <w:t xml:space="preserve">template alone can be worked out fairly quickly by an experienced analyst. The</w:t>
       </w:r>
       <w:r>
         <w:t xml:space="preserve"> </w:t>
@@ -18180,7 +18802,7 @@
         <w:pStyle w:val="Compact"/>
         <w:numPr>
           <w:ilvl w:val="0"/>
-          <w:numId w:val="1027"/>
+          <w:numId w:val="1013"/>
         </w:numPr>
       </w:pPr>
       <w:r>
@@ -18220,7 +18842,7 @@
         <w:pStyle w:val="Compact"/>
         <w:numPr>
           <w:ilvl w:val="0"/>
-          <w:numId w:val="1027"/>
+          <w:numId w:val="1013"/>
         </w:numPr>
       </w:pPr>
       <w:r>
@@ -18257,7 +18879,7 @@
         <w:pStyle w:val="Compact"/>
         <w:numPr>
           <w:ilvl w:val="0"/>
-          <w:numId w:val="1027"/>
+          <w:numId w:val="1013"/>
         </w:numPr>
       </w:pPr>
       <w:r>
@@ -18294,7 +18916,7 @@
         <w:pStyle w:val="Compact"/>
         <w:numPr>
           <w:ilvl w:val="0"/>
-          <w:numId w:val="1027"/>
+          <w:numId w:val="1013"/>
         </w:numPr>
       </w:pPr>
       <w:r>
@@ -19807,8 +20429,8 @@
         <w:t xml:space="preserve">, not real protection.</w:t>
       </w:r>
     </w:p>
-    <w:bookmarkEnd w:id="83"/>
-    <w:bookmarkStart w:id="84" w:name="rule-k-05-random-exit-from-control-flow"/>
+    <w:bookmarkEnd w:id="88"/>
+    <w:bookmarkStart w:id="89" w:name="rule-k-05-random-exit-from-control-flow"/>
     <w:p>
       <w:pPr>
         <w:pStyle w:val="Heading3"/>
@@ -20330,8 +20952,8 @@
         <w:t xml:space="preserve">, violating the diversification principle from section 8.</w:t>
       </w:r>
     </w:p>
-    <w:bookmarkEnd w:id="84"/>
-    <w:bookmarkStart w:id="85" w:name="Xcf38abe51eeadf769d805b873dbf8c56b21211b"/>
+    <w:bookmarkEnd w:id="89"/>
+    <w:bookmarkStart w:id="91" w:name="Xcf38abe51eeadf769d805b873dbf8c56b21211b"/>
     <w:p>
       <w:pPr>
         <w:pStyle w:val="Heading3"/>
@@ -20344,6 +20966,37 @@
       <w:pPr>
         <w:pStyle w:val="FirstParagraph"/>
       </w:pPr>
+      <w:hyperlink r:id="rId87">
+        <w:r>
+          <w:rPr>
+            <w:rStyle w:val="Hyperlink"/>
+          </w:rPr>
+          <w:t xml:space="preserve">Week 4</w:t>
+        </w:r>
+      </w:hyperlink>
+      <w:r>
+        <w:t xml:space="preserve"> </w:t>
+      </w:r>
+      <w:r>
+        <w:t xml:space="preserve">briefly touched on</w:t>
+      </w:r>
+      <w:r>
+        <w:t xml:space="preserve"> </w:t>
+      </w:r>
+      <w:r>
+        <w:t xml:space="preserve">hiding function names and memory-allocation hiding; here we deepen it with external library dependencies and bogus</w:t>
+      </w:r>
+      <w:r>
+        <w:t xml:space="preserve"> </w:t>
+      </w:r>
+      <w:r>
+        <w:t xml:space="preserve">parameters.</w:t>
+      </w:r>
+    </w:p>
+    <w:p>
+      <w:pPr>
+        <w:pStyle w:val="BodyText"/>
+      </w:pPr>
       <w:r>
         <w:rPr>
           <w:b/>
@@ -20629,7 +21282,21 @@
         <w:t xml:space="preserve"> </w:t>
       </w:r>
       <w:r>
-        <w:t xml:space="preserve">because it is recognisable; but the real payoff is closing a familiar side channel from week 3:</w:t>
+        <w:t xml:space="preserve">because it is recognisable; but the real payoff is closing a familiar side channel from</w:t>
+      </w:r>
+      <w:r>
+        <w:t xml:space="preserve"> </w:t>
+      </w:r>
+      <w:hyperlink r:id="rId90">
+        <w:r>
+          <w:rPr>
+            <w:rStyle w:val="Hyperlink"/>
+          </w:rPr>
+          <w:t xml:space="preserve">week 3</w:t>
+        </w:r>
+      </w:hyperlink>
+      <w:r>
+        <w:t xml:space="preserve">:</w:t>
       </w:r>
     </w:p>
     <w:p>
@@ -21996,9 +22663,9 @@
         </w:pict>
       </w:r>
     </w:p>
-    <w:bookmarkEnd w:id="85"/>
-    <w:bookmarkEnd w:id="86"/>
-    <w:bookmarkStart w:id="93" w:name="data-obfuscation-rules"/>
+    <w:bookmarkEnd w:id="91"/>
+    <w:bookmarkEnd w:id="92"/>
+    <w:bookmarkStart w:id="99" w:name="data-obfuscation-rules"/>
     <w:p>
       <w:pPr>
         <w:pStyle w:val="Heading2"/>
@@ -22066,20 +22733,20 @@
       <w:r>
         <w:drawing>
           <wp:inline>
-            <wp:extent cx="5759999" cy="2379540"/>
+            <wp:extent cx="5759999" cy="2337337"/>
             <wp:effectExtent b="0" l="0" r="0" t="0"/>
-            <wp:docPr descr="Data obfuscation rules K-07 – K-09" title="" id="88" name="Picture"/>
+            <wp:docPr descr="Data obfuscation rules K-07 – K-09" title="" id="94" name="Picture"/>
             <a:graphic>
               <a:graphicData uri="http://schemas.openxmlformats.org/drawingml/2006/picture">
                 <pic:pic>
                   <pic:nvPicPr>
-                    <pic:cNvPr descr="h09-15-veri-gizleme-kurallari.png" id="89" name="Picture"/>
+                    <pic:cNvPr descr="h09-15-veri-gizleme-kurallari.png" id="95" name="Picture"/>
                     <pic:cNvPicPr>
                       <a:picLocks noChangeArrowheads="1" noChangeAspect="1"/>
                     </pic:cNvPicPr>
                   </pic:nvPicPr>
                   <pic:blipFill>
-                    <a:blip r:embed="rId87"/>
+                    <a:blip r:embed="rId93"/>
                     <a:stretch>
                       <a:fillRect/>
                     </a:stretch>
@@ -22087,7 +22754,7 @@
                   <pic:spPr bwMode="auto">
                     <a:xfrm>
                       <a:off x="0" y="0"/>
-                      <a:ext cx="5759999" cy="2379540"/>
+                      <a:ext cx="5759999" cy="2337337"/>
                     </a:xfrm>
                     <a:prstGeom prst="rect">
                       <a:avLst/>
@@ -22106,7 +22773,7 @@
         </w:drawing>
       </w:r>
     </w:p>
-    <w:bookmarkStart w:id="90" w:name="rule-k-07-encoding-static-strings"/>
+    <w:bookmarkStart w:id="96" w:name="rule-k-07-encoding-static-strings"/>
     <w:p>
       <w:pPr>
         <w:pStyle w:val="Heading3"/>
@@ -22118,6 +22785,48 @@
     <w:p>
       <w:pPr>
         <w:pStyle w:val="FirstParagraph"/>
+      </w:pPr>
+      <w:hyperlink r:id="rId28">
+        <w:r>
+          <w:rPr>
+            <w:rStyle w:val="Hyperlink"/>
+          </w:rPr>
+          <w:t xml:space="preserve">Week 4</w:t>
+        </w:r>
+      </w:hyperlink>
+      <w:r>
+        <w:t xml:space="preserve"> </w:t>
+      </w:r>
+      <w:r>
+        <w:t xml:space="preserve">introduced string hiding, and</w:t>
+      </w:r>
+      <w:r>
+        <w:t xml:space="preserve"> </w:t>
+      </w:r>
+      <w:hyperlink r:id="rId30">
+        <w:r>
+          <w:rPr>
+            <w:rStyle w:val="Hyperlink"/>
+          </w:rPr>
+          <w:t xml:space="preserve">week 5</w:t>
+        </w:r>
+      </w:hyperlink>
+      <w:r>
+        <w:t xml:space="preserve"> </w:t>
+      </w:r>
+      <w:r>
+        <w:t xml:space="preserve">decoded it by hand with</w:t>
+      </w:r>
+      <w:r>
+        <w:t xml:space="preserve"> </w:t>
+      </w:r>
+      <w:r>
+        <w:t xml:space="preserve">XOR on the Java side; here we deepen the same idea on the C/C++ side.</w:t>
+      </w:r>
+    </w:p>
+    <w:p>
+      <w:pPr>
+        <w:pStyle w:val="BodyText"/>
       </w:pPr>
       <w:r>
         <w:rPr>
@@ -24068,11 +24777,22 @@
         <w:t xml:space="preserve"> </w:t>
       </w:r>
       <w:r>
-        <w:t xml:space="preserve">(week 11) or hardware.</w:t>
-      </w:r>
-    </w:p>
-    <w:bookmarkEnd w:id="90"/>
-    <w:bookmarkStart w:id="91" w:name="X47b83916b5192cf0bfbde59c246c2c3cdd16014"/>
+        <w:t xml:space="preserve">(</w:t>
+      </w:r>
+      <w:hyperlink r:id="rId54">
+        <w:r>
+          <w:rPr>
+            <w:rStyle w:val="Hyperlink"/>
+          </w:rPr>
+          <w:t xml:space="preserve">week 11</w:t>
+        </w:r>
+      </w:hyperlink>
+      <w:r>
+        <w:t xml:space="preserve">) or hardware.</w:t>
+      </w:r>
+    </w:p>
+    <w:bookmarkEnd w:id="96"/>
+    <w:bookmarkStart w:id="97" w:name="X47b83916b5192cf0bfbde59c246c2c3cdd16014"/>
     <w:p>
       <w:pPr>
         <w:pStyle w:val="Heading3"/>
@@ -26228,8 +26948,8 @@
         <w:t xml:space="preserve">constant itself can also be encoded with K-02.</w:t>
       </w:r>
     </w:p>
-    <w:bookmarkEnd w:id="91"/>
-    <w:bookmarkStart w:id="92" w:name="X2af5800807dc1243b01eda639ca148334c40367"/>
+    <w:bookmarkEnd w:id="97"/>
+    <w:bookmarkStart w:id="98" w:name="X2af5800807dc1243b01eda639ca148334c40367"/>
     <w:p>
       <w:pPr>
         <w:pStyle w:val="Heading3"/>
@@ -27022,9 +27742,9 @@
         <w:t xml:space="preserve">around.</w:t>
       </w:r>
     </w:p>
-    <w:bookmarkEnd w:id="92"/>
-    <w:bookmarkEnd w:id="93"/>
-    <w:bookmarkStart w:id="101" w:name="whole-program-level-rules"/>
+    <w:bookmarkEnd w:id="98"/>
+    <w:bookmarkEnd w:id="99"/>
+    <w:bookmarkStart w:id="108" w:name="whole-program-level-rules"/>
     <w:p>
       <w:pPr>
         <w:pStyle w:val="Heading2"/>
@@ -27033,7 +27753,7 @@
         <w:t xml:space="preserve">7. Whole-program-level rules</w:t>
       </w:r>
     </w:p>
-    <w:bookmarkStart w:id="97" w:name="X86ad32bed7436e779a7e64f88ea6c2ae644c786"/>
+    <w:bookmarkStart w:id="104" w:name="X86ad32bed7436e779a7e64f88ea6c2ae644c786"/>
     <w:p>
       <w:pPr>
         <w:pStyle w:val="Heading3"/>
@@ -27049,20 +27769,20 @@
       <w:r>
         <w:drawing>
           <wp:inline>
-            <wp:extent cx="5759999" cy="2283460"/>
+            <wp:extent cx="5759999" cy="1414971"/>
             <wp:effectExtent b="0" l="0" r="0" t="0"/>
-            <wp:docPr descr="Virtualisation: bytecode and interpreter" title="" id="95" name="Picture"/>
+            <wp:docPr descr="Virtualisation: bytecode and interpreter" title="" id="101" name="Picture"/>
             <a:graphic>
               <a:graphicData uri="http://schemas.openxmlformats.org/drawingml/2006/picture">
                 <pic:pic>
                   <pic:nvPicPr>
-                    <pic:cNvPr descr="h09-06-sanallastirma.png" id="96" name="Picture"/>
+                    <pic:cNvPr descr="h09-06-sanallastirma.png" id="102" name="Picture"/>
                     <pic:cNvPicPr>
                       <a:picLocks noChangeArrowheads="1" noChangeAspect="1"/>
                     </pic:cNvPicPr>
                   </pic:nvPicPr>
                   <pic:blipFill>
-                    <a:blip r:embed="rId94"/>
+                    <a:blip r:embed="rId100"/>
                     <a:stretch>
                       <a:fillRect/>
                     </a:stretch>
@@ -27070,7 +27790,7 @@
                   <pic:spPr bwMode="auto">
                     <a:xfrm>
                       <a:off x="0" y="0"/>
-                      <a:ext cx="5759999" cy="2283460"/>
+                      <a:ext cx="5759999" cy="1414971"/>
                     </a:xfrm>
                     <a:prstGeom prst="rect">
                       <a:avLst/>
@@ -27269,7 +27989,24 @@
         <w:t xml:space="preserve"> </w:t>
       </w:r>
       <w:r>
-        <w:t xml:space="preserve">out the VM’s instruction set. We’ll see this conceptually in week 14 with Tigress’s</w:t>
+        <w:t xml:space="preserve">out the VM’s instruction set. We’ll see this conceptually in</w:t>
+      </w:r>
+      <w:r>
+        <w:t xml:space="preserve"> </w:t>
+      </w:r>
+      <w:hyperlink r:id="rId23">
+        <w:r>
+          <w:rPr>
+            <w:rStyle w:val="Hyperlink"/>
+          </w:rPr>
+          <w:t xml:space="preserve">week 14</w:t>
+        </w:r>
+      </w:hyperlink>
+      <w:r>
+        <w:t xml:space="preserve"> </w:t>
+      </w:r>
+      <w:r>
+        <w:t xml:space="preserve">with Tigress’s</w:t>
       </w:r>
       <w:r>
         <w:t xml:space="preserve"> </w:t>
@@ -29258,7 +29995,24 @@
         <w:pStyle w:val="BlockText"/>
       </w:pPr>
       <w:r>
-        <w:t xml:space="preserve">In week 5 you saw that Java/Kotlin applications run on a</w:t>
+        <w:t xml:space="preserve">In</w:t>
+      </w:r>
+      <w:r>
+        <w:t xml:space="preserve"> </w:t>
+      </w:r>
+      <w:hyperlink r:id="rId103">
+        <w:r>
+          <w:rPr>
+            <w:rStyle w:val="Hyperlink"/>
+          </w:rPr>
+          <w:t xml:space="preserve">week 5</w:t>
+        </w:r>
+      </w:hyperlink>
+      <w:r>
+        <w:t xml:space="preserve"> </w:t>
+      </w:r>
+      <w:r>
+        <w:t xml:space="preserve">you saw that Java/Kotlin applications run on a</w:t>
       </w:r>
       <w:r>
         <w:t xml:space="preserve"> </w:t>
@@ -29516,8 +30270,8 @@
         <w:t xml:space="preserve">.</w:t>
       </w:r>
     </w:p>
-    <w:bookmarkEnd w:id="97"/>
-    <w:bookmarkStart w:id="98" w:name="Xc5bbc51a9d27a82efebf2de8b783f085fb44dcc"/>
+    <w:bookmarkEnd w:id="104"/>
+    <w:bookmarkStart w:id="105" w:name="Xc5bbc51a9d27a82efebf2de8b783f085fb44dcc"/>
     <w:p>
       <w:pPr>
         <w:pStyle w:val="Heading3"/>
@@ -30213,8 +30967,8 @@
         <w:t xml:space="preserve">is not evidence.</w:t>
       </w:r>
     </w:p>
-    <w:bookmarkEnd w:id="98"/>
-    <w:bookmarkStart w:id="99" w:name="X7bc0deee5493ad01b3fc606bb501ca3d8b957b6"/>
+    <w:bookmarkEnd w:id="105"/>
+    <w:bookmarkStart w:id="106" w:name="X7bc0deee5493ad01b3fc606bb501ca3d8b957b6"/>
     <w:p>
       <w:pPr>
         <w:pStyle w:val="Heading3"/>
@@ -30381,7 +31135,7 @@
         <w:pStyle w:val="Compact"/>
         <w:numPr>
           <w:ilvl w:val="0"/>
-          <w:numId w:val="1028"/>
+          <w:numId w:val="1014"/>
         </w:numPr>
       </w:pPr>
       <w:r>
@@ -30403,7 +31157,7 @@
         <w:pStyle w:val="Compact"/>
         <w:numPr>
           <w:ilvl w:val="0"/>
-          <w:numId w:val="1028"/>
+          <w:numId w:val="1014"/>
         </w:numPr>
       </w:pPr>
       <w:r>
@@ -30438,7 +31192,7 @@
         <w:pStyle w:val="Compact"/>
         <w:numPr>
           <w:ilvl w:val="0"/>
-          <w:numId w:val="1028"/>
+          <w:numId w:val="1014"/>
         </w:numPr>
       </w:pPr>
       <w:r>
@@ -30479,7 +31233,7 @@
         <w:pStyle w:val="Compact"/>
         <w:numPr>
           <w:ilvl w:val="0"/>
-          <w:numId w:val="1028"/>
+          <w:numId w:val="1014"/>
         </w:numPr>
       </w:pPr>
       <w:r>
@@ -30797,7 +31551,21 @@
         <w:t xml:space="preserve"> </w:t>
       </w:r>
       <w:r>
-        <w:t xml:space="preserve">from week 4. If adding one protection means turning off another, measure the net gain and record the</w:t>
+        <w:t xml:space="preserve">from</w:t>
+      </w:r>
+      <w:r>
+        <w:t xml:space="preserve"> </w:t>
+      </w:r>
+      <w:hyperlink r:id="rId21">
+        <w:r>
+          <w:rPr>
+            <w:rStyle w:val="Hyperlink"/>
+          </w:rPr>
+          <w:t xml:space="preserve">week 4</w:t>
+        </w:r>
+      </w:hyperlink>
+      <w:r>
+        <w:t xml:space="preserve">. If adding one protection means turning off another, measure the net gain and record the</w:t>
       </w:r>
       <w:r>
         <w:t xml:space="preserve"> </w:t>
@@ -30875,11 +31643,25 @@
         <w:t xml:space="preserve"> </w:t>
       </w:r>
       <w:r>
-        <w:t xml:space="preserve">the native library’s (cross-checking — week 6, RASP).</w:t>
-      </w:r>
-    </w:p>
-    <w:bookmarkEnd w:id="99"/>
-    <w:bookmarkStart w:id="100" w:name="X233a9ee38aa74a3ba1b40c59bc7ff05de605871"/>
+        <w:t xml:space="preserve">the native library’s (cross-checking —</w:t>
+      </w:r>
+      <w:r>
+        <w:t xml:space="preserve"> </w:t>
+      </w:r>
+      <w:hyperlink r:id="rId55">
+        <w:r>
+          <w:rPr>
+            <w:rStyle w:val="Hyperlink"/>
+          </w:rPr>
+          <w:t xml:space="preserve">week 6</w:t>
+        </w:r>
+      </w:hyperlink>
+      <w:r>
+        <w:t xml:space="preserve">, RASP).</w:t>
+      </w:r>
+    </w:p>
+    <w:bookmarkEnd w:id="106"/>
+    <w:bookmarkStart w:id="107" w:name="X233a9ee38aa74a3ba1b40c59bc7ff05de605871"/>
     <w:p>
       <w:pPr>
         <w:pStyle w:val="Heading3"/>
@@ -31773,9 +32555,9 @@
         </w:pict>
       </w:r>
     </w:p>
-    <w:bookmarkEnd w:id="100"/>
-    <w:bookmarkEnd w:id="101"/>
-    <w:bookmarkStart w:id="105" w:name="X491932b58840b539590b00467f3ea399cda80fb"/>
+    <w:bookmarkEnd w:id="107"/>
+    <w:bookmarkEnd w:id="108"/>
+    <w:bookmarkStart w:id="113" w:name="X491932b58840b539590b00467f3ea399cda80fb"/>
     <w:p>
       <w:pPr>
         <w:pStyle w:val="Heading2"/>
@@ -31865,20 +32647,20 @@
       <w:r>
         <w:drawing>
           <wp:inline>
-            <wp:extent cx="5759999" cy="2477114"/>
+            <wp:extent cx="5759999" cy="2612329"/>
             <wp:effectExtent b="0" l="0" r="0" t="0"/>
-            <wp:docPr descr="Different binaries from the same source with different seeds" title="" id="103" name="Picture"/>
+            <wp:docPr descr="Different binaries from the same source with different seeds" title="" id="110" name="Picture"/>
             <a:graphic>
               <a:graphicData uri="http://schemas.openxmlformats.org/drawingml/2006/picture">
                 <pic:pic>
                   <pic:nvPicPr>
-                    <pic:cNvPr descr="h09-07-cesitlendirme.png" id="104" name="Picture"/>
+                    <pic:cNvPr descr="h09-07-cesitlendirme.png" id="111" name="Picture"/>
                     <pic:cNvPicPr>
                       <a:picLocks noChangeArrowheads="1" noChangeAspect="1"/>
                     </pic:cNvPicPr>
                   </pic:nvPicPr>
                   <pic:blipFill>
-                    <a:blip r:embed="rId102"/>
+                    <a:blip r:embed="rId109"/>
                     <a:stretch>
                       <a:fillRect/>
                     </a:stretch>
@@ -31886,7 +32668,7 @@
                   <pic:spPr bwMode="auto">
                     <a:xfrm>
                       <a:off x="0" y="0"/>
-                      <a:ext cx="5759999" cy="2477114"/>
+                      <a:ext cx="5759999" cy="2612329"/>
                     </a:xfrm>
                     <a:prstGeom prst="rect">
                       <a:avLst/>
@@ -31910,7 +32692,7 @@
         <w:pStyle w:val="Compact"/>
         <w:numPr>
           <w:ilvl w:val="0"/>
-          <w:numId w:val="1029"/>
+          <w:numId w:val="1015"/>
         </w:numPr>
       </w:pPr>
       <w:r>
@@ -31951,7 +32733,7 @@
         <w:pStyle w:val="Compact"/>
         <w:numPr>
           <w:ilvl w:val="0"/>
-          <w:numId w:val="1029"/>
+          <w:numId w:val="1015"/>
         </w:numPr>
       </w:pPr>
       <w:r>
@@ -31971,7 +32753,18 @@
         <w:t xml:space="preserve"> </w:t>
       </w:r>
       <w:r>
-        <w:t xml:space="preserve">breaks in the new one. This works together with your key/version renewal policy (week 10).</w:t>
+        <w:t xml:space="preserve">breaks in the new one. This works together with your key/version renewal policy (</w:t>
+      </w:r>
+      <w:hyperlink r:id="rId112">
+        <w:r>
+          <w:rPr>
+            <w:rStyle w:val="Hyperlink"/>
+          </w:rPr>
+          <w:t xml:space="preserve">week 10</w:t>
+        </w:r>
+      </w:hyperlink>
+      <w:r>
+        <w:t xml:space="preserve">).</w:t>
       </w:r>
     </w:p>
     <w:p>
@@ -32008,7 +32801,24 @@
         <w:t xml:space="preserve">scaling</w:t>
       </w:r>
       <w:r>
-        <w:t xml:space="preserve">. In week 14 we’ll produce this with tooling using Tigress’s</w:t>
+        <w:t xml:space="preserve">. In</w:t>
+      </w:r>
+      <w:r>
+        <w:t xml:space="preserve"> </w:t>
+      </w:r>
+      <w:hyperlink r:id="rId23">
+        <w:r>
+          <w:rPr>
+            <w:rStyle w:val="Hyperlink"/>
+          </w:rPr>
+          <w:t xml:space="preserve">week 14</w:t>
+        </w:r>
+      </w:hyperlink>
+      <w:r>
+        <w:t xml:space="preserve"> </w:t>
+      </w:r>
+      <w:r>
+        <w:t xml:space="preserve">we’ll produce this with tooling using Tigress’s</w:t>
       </w:r>
       <w:r>
         <w:t xml:space="preserve"> </w:t>
@@ -32524,7 +33334,18 @@
         <w:pStyle w:val="FirstParagraph"/>
       </w:pPr>
       <w:r>
-        <w:t xml:space="preserve">The diversification decision is thought about together with RASP (week 6) and key/version renewal (week 10): even</w:t>
+        <w:t xml:space="preserve">The diversification decision is thought about together with RASP (</w:t>
+      </w:r>
+      <w:hyperlink r:id="rId55">
+        <w:r>
+          <w:rPr>
+            <w:rStyle w:val="Hyperlink"/>
+          </w:rPr>
+          <w:t xml:space="preserve">week 6</w:t>
+        </w:r>
+      </w:hyperlink>
+      <w:r>
+        <w:t xml:space="preserve">) and key/version renewal (week 10): even</w:t>
       </w:r>
       <w:r>
         <w:t xml:space="preserve"> </w:t>
@@ -32688,8 +33509,8 @@
         <w:t xml:space="preserve">“a process reapplied in every release.”</w:t>
       </w:r>
     </w:p>
-    <w:bookmarkEnd w:id="105"/>
-    <w:bookmarkStart w:id="110" w:name="measuring-obfuscation"/>
+    <w:bookmarkEnd w:id="113"/>
+    <w:bookmarkStart w:id="118" w:name="measuring-obfuscation"/>
     <w:p>
       <w:pPr>
         <w:pStyle w:val="Heading2"/>
@@ -32725,7 +33546,21 @@
         <w:t xml:space="preserve"> </w:t>
       </w:r>
       <w:r>
-        <w:t xml:space="preserve">dimensions; these same four metrics are also the foundation of week 13’s</w:t>
+        <w:t xml:space="preserve">dimensions; these same four metrics are also the foundation of</w:t>
+      </w:r>
+      <w:r>
+        <w:t xml:space="preserve"> </w:t>
+      </w:r>
+      <w:hyperlink r:id="rId57">
+        <w:r>
+          <w:rPr>
+            <w:rStyle w:val="Hyperlink"/>
+          </w:rPr>
+          <w:t xml:space="preserve">week 13</w:t>
+        </w:r>
+      </w:hyperlink>
+      <w:r>
+        <w:t xml:space="preserve">’s</w:t>
       </w:r>
       <w:r>
         <w:t xml:space="preserve"> </w:t>
@@ -32769,20 +33604,20 @@
       <w:r>
         <w:drawing>
           <wp:inline>
-            <wp:extent cx="5759999" cy="2585921"/>
+            <wp:extent cx="5759999" cy="2789130"/>
             <wp:effectExtent b="0" l="0" r="0" t="0"/>
-            <wp:docPr descr="The four dimensions that measure obfuscation" title="" id="107" name="Picture"/>
+            <wp:docPr descr="The four dimensions that measure obfuscation" title="" id="115" name="Picture"/>
             <a:graphic>
               <a:graphicData uri="http://schemas.openxmlformats.org/drawingml/2006/picture">
                 <pic:pic>
                   <pic:nvPicPr>
-                    <pic:cNvPr descr="h09-08-dort-olcut.png" id="108" name="Picture"/>
+                    <pic:cNvPr descr="h09-08-dort-olcut.png" id="116" name="Picture"/>
                     <pic:cNvPicPr>
                       <a:picLocks noChangeArrowheads="1" noChangeAspect="1"/>
                     </pic:cNvPicPr>
                   </pic:nvPicPr>
                   <pic:blipFill>
-                    <a:blip r:embed="rId106"/>
+                    <a:blip r:embed="rId114"/>
                     <a:stretch>
                       <a:fillRect/>
                     </a:stretch>
@@ -32790,7 +33625,7 @@
                   <pic:spPr bwMode="auto">
                     <a:xfrm>
                       <a:off x="0" y="0"/>
-                      <a:ext cx="5759999" cy="2585921"/>
+                      <a:ext cx="5759999" cy="2789130"/>
                     </a:xfrm>
                     <a:prstGeom prst="rect">
                       <a:avLst/>
@@ -33070,7 +33905,7 @@
         <w:t xml:space="preserve">.</w:t>
       </w:r>
     </w:p>
-    <w:bookmarkStart w:id="109" w:name="X14bd979fd8b0ba359bc50b4cb9eeb2d717e264e"/>
+    <w:bookmarkStart w:id="117" w:name="X14bd979fd8b0ba359bc50b4cb9eeb2d717e264e"/>
     <w:p>
       <w:pPr>
         <w:pStyle w:val="Heading3"/>
@@ -33539,7 +34374,7 @@
         <w:pStyle w:val="Compact"/>
         <w:numPr>
           <w:ilvl w:val="0"/>
-          <w:numId w:val="1030"/>
+          <w:numId w:val="1016"/>
         </w:numPr>
       </w:pPr>
       <w:r>
@@ -33567,7 +34402,7 @@
         <w:pStyle w:val="Compact"/>
         <w:numPr>
           <w:ilvl w:val="0"/>
-          <w:numId w:val="1030"/>
+          <w:numId w:val="1016"/>
         </w:numPr>
       </w:pPr>
       <w:r>
@@ -33595,7 +34430,7 @@
         <w:pStyle w:val="Compact"/>
         <w:numPr>
           <w:ilvl w:val="0"/>
-          <w:numId w:val="1030"/>
+          <w:numId w:val="1016"/>
         </w:numPr>
       </w:pPr>
       <w:r>
@@ -33631,7 +34466,7 @@
         <w:pStyle w:val="Compact"/>
         <w:numPr>
           <w:ilvl w:val="0"/>
-          <w:numId w:val="1031"/>
+          <w:numId w:val="1017"/>
         </w:numPr>
       </w:pPr>
       <w:r>
@@ -33721,7 +34556,7 @@
         <w:pStyle w:val="Compact"/>
         <w:numPr>
           <w:ilvl w:val="0"/>
-          <w:numId w:val="1031"/>
+          <w:numId w:val="1017"/>
         </w:numPr>
       </w:pPr>
       <w:r>
@@ -33870,9 +34705,9 @@
         <w:t xml:space="preserve">decision for each code section in your S9.</w:t>
       </w:r>
     </w:p>
-    <w:bookmarkEnd w:id="109"/>
-    <w:bookmarkEnd w:id="110"/>
-    <w:bookmarkStart w:id="118" w:name="X8dc37a59479270fb11b49e72c7f6b91c025e646"/>
+    <w:bookmarkEnd w:id="117"/>
+    <w:bookmarkEnd w:id="118"/>
+    <w:bookmarkStart w:id="126" w:name="X8dc37a59479270fb11b49e72c7f6b91c025e646"/>
     <w:p>
       <w:pPr>
         <w:pStyle w:val="Heading2"/>
@@ -33915,20 +34750,20 @@
       <w:r>
         <w:drawing>
           <wp:inline>
-            <wp:extent cx="5759999" cy="2283460"/>
+            <wp:extent cx="5759999" cy="1409648"/>
             <wp:effectExtent b="0" l="0" r="0" t="0"/>
-            <wp:docPr descr="Deobfuscation tools and resilience" title="" id="112" name="Picture"/>
+            <wp:docPr descr="Deobfuscation tools and resilience" title="" id="120" name="Picture"/>
             <a:graphic>
               <a:graphicData uri="http://schemas.openxmlformats.org/drawingml/2006/picture">
                 <pic:pic>
                   <pic:nvPicPr>
-                    <pic:cNvPr descr="h09-09-deobfuscation.png" id="113" name="Picture"/>
+                    <pic:cNvPr descr="h09-09-deobfuscation.png" id="121" name="Picture"/>
                     <pic:cNvPicPr>
                       <a:picLocks noChangeArrowheads="1" noChangeAspect="1"/>
                     </pic:cNvPicPr>
                   </pic:nvPicPr>
                   <pic:blipFill>
-                    <a:blip r:embed="rId111"/>
+                    <a:blip r:embed="rId119"/>
                     <a:stretch>
                       <a:fillRect/>
                     </a:stretch>
@@ -33936,7 +34771,7 @@
                   <pic:spPr bwMode="auto">
                     <a:xfrm>
                       <a:off x="0" y="0"/>
-                      <a:ext cx="5759999" cy="2283460"/>
+                      <a:ext cx="5759999" cy="1409648"/>
                     </a:xfrm>
                     <a:prstGeom prst="rect">
                       <a:avLst/>
@@ -33960,7 +34795,7 @@
         <w:pStyle w:val="Compact"/>
         <w:numPr>
           <w:ilvl w:val="0"/>
-          <w:numId w:val="1032"/>
+          <w:numId w:val="1018"/>
         </w:numPr>
       </w:pPr>
       <w:r>
@@ -34016,7 +34851,7 @@
         <w:pStyle w:val="Compact"/>
         <w:numPr>
           <w:ilvl w:val="0"/>
-          <w:numId w:val="1032"/>
+          <w:numId w:val="1018"/>
         </w:numPr>
       </w:pPr>
       <w:r>
@@ -34060,7 +34895,7 @@
         <w:pStyle w:val="Compact"/>
         <w:numPr>
           <w:ilvl w:val="0"/>
-          <w:numId w:val="1032"/>
+          <w:numId w:val="1018"/>
         </w:numPr>
       </w:pPr>
       <w:r>
@@ -34147,7 +34982,7 @@
         <w:t xml:space="preserve">“it withstood this much against this tool.”</w:t>
       </w:r>
     </w:p>
-    <w:bookmarkStart w:id="114" w:name="X5fb565aa5018731f7d85272192a692308ab8085"/>
+    <w:bookmarkStart w:id="122" w:name="X5fb565aa5018731f7d85272192a692308ab8085"/>
     <w:p>
       <w:pPr>
         <w:pStyle w:val="Heading3"/>
@@ -34402,7 +35237,7 @@
         <w:pStyle w:val="Compact"/>
         <w:numPr>
           <w:ilvl w:val="0"/>
-          <w:numId w:val="1033"/>
+          <w:numId w:val="1019"/>
         </w:numPr>
       </w:pPr>
       <w:r>
@@ -34486,7 +35321,7 @@
         <w:pStyle w:val="Compact"/>
         <w:numPr>
           <w:ilvl w:val="0"/>
-          <w:numId w:val="1033"/>
+          <w:numId w:val="1019"/>
         </w:numPr>
       </w:pPr>
       <w:r>
@@ -34656,7 +35491,24 @@
         <w:t xml:space="preserve"> </w:t>
       </w:r>
       <w:r>
-        <w:t xml:space="preserve">seed-diversified predicates in week 14 that tire the solver out more (e.g., based on factorization or on inverting</w:t>
+        <w:t xml:space="preserve">seed-diversified predicates in</w:t>
+      </w:r>
+      <w:r>
+        <w:t xml:space="preserve"> </w:t>
+      </w:r>
+      <w:hyperlink r:id="rId23">
+        <w:r>
+          <w:rPr>
+            <w:rStyle w:val="Hyperlink"/>
+          </w:rPr>
+          <w:t xml:space="preserve">week 14</w:t>
+        </w:r>
+      </w:hyperlink>
+      <w:r>
+        <w:t xml:space="preserve"> </w:t>
+      </w:r>
+      <w:r>
+        <w:t xml:space="preserve">that tire the solver out more (e.g., based on factorization or on inverting</w:t>
       </w:r>
       <w:r>
         <w:t xml:space="preserve"> </w:t>
@@ -34681,8 +35533,8 @@
         <w:t xml:space="preserve">that recommendation makes sense.</w:t>
       </w:r>
     </w:p>
-    <w:bookmarkEnd w:id="114"/>
-    <w:bookmarkStart w:id="115" w:name="how-do-mba-simplifiers-undo-k-02"/>
+    <w:bookmarkEnd w:id="122"/>
+    <w:bookmarkStart w:id="123" w:name="how-do-mba-simplifiers-undo-k-02"/>
     <w:p>
       <w:pPr>
         <w:pStyle w:val="Heading3"/>
@@ -34920,8 +35772,8 @@
         <w:t xml:space="preserve">weak layers together are stronger than one.</w:t>
       </w:r>
     </w:p>
-    <w:bookmarkEnd w:id="115"/>
-    <w:bookmarkStart w:id="116" w:name="Xdcfcceaf65e912190166ccc95984e8218643ff2"/>
+    <w:bookmarkEnd w:id="123"/>
+    <w:bookmarkStart w:id="124" w:name="Xdcfcceaf65e912190166ccc95984e8218643ff2"/>
     <w:p>
       <w:pPr>
         <w:pStyle w:val="Heading3"/>
@@ -35333,8 +36185,8 @@
         <w:t xml:space="preserve">against any tool.</w:t>
       </w:r>
     </w:p>
-    <w:bookmarkEnd w:id="116"/>
-    <w:bookmarkStart w:id="117" w:name="Xf004e4b0aa4e3fc57f260b6fa0bc034fd177d09"/>
+    <w:bookmarkEnd w:id="124"/>
+    <w:bookmarkStart w:id="125" w:name="Xf004e4b0aa4e3fc57f260b6fa0bc034fd177d09"/>
     <w:p>
       <w:pPr>
         <w:pStyle w:val="Heading3"/>
@@ -35563,9 +36415,9 @@
         <w:t xml:space="preserve">, in your S9.</w:t>
       </w:r>
     </w:p>
-    <w:bookmarkEnd w:id="117"/>
-    <w:bookmarkEnd w:id="118"/>
-    <w:bookmarkStart w:id="125" w:name="obfuscations-place-in-layered-defence"/>
+    <w:bookmarkEnd w:id="125"/>
+    <w:bookmarkEnd w:id="126"/>
+    <w:bookmarkStart w:id="133" w:name="obfuscations-place-in-layered-defence"/>
     <w:p>
       <w:pPr>
         <w:pStyle w:val="Heading2"/>
@@ -35608,20 +36460,20 @@
       <w:r>
         <w:drawing>
           <wp:inline>
-            <wp:extent cx="5759999" cy="3193793"/>
+            <wp:extent cx="5759999" cy="3627353"/>
             <wp:effectExtent b="0" l="0" r="0" t="0"/>
-            <wp:docPr descr="Obfuscation’s place in layered defence" title="" id="120" name="Picture"/>
+            <wp:docPr descr="Obfuscation’s place in layered defence" title="" id="128" name="Picture"/>
             <a:graphic>
               <a:graphicData uri="http://schemas.openxmlformats.org/drawingml/2006/picture">
                 <pic:pic>
                   <pic:nvPicPr>
-                    <pic:cNvPr descr="h09-16-katmanli-savunmada-yer.png" id="121" name="Picture"/>
+                    <pic:cNvPr descr="h09-16-katmanli-savunmada-yer.png" id="129" name="Picture"/>
                     <pic:cNvPicPr>
                       <a:picLocks noChangeArrowheads="1" noChangeAspect="1"/>
                     </pic:cNvPicPr>
                   </pic:nvPicPr>
                   <pic:blipFill>
-                    <a:blip r:embed="rId119"/>
+                    <a:blip r:embed="rId127"/>
                     <a:stretch>
                       <a:fillRect/>
                     </a:stretch>
@@ -35629,7 +36481,7 @@
                   <pic:spPr bwMode="auto">
                     <a:xfrm>
                       <a:off x="0" y="0"/>
-                      <a:ext cx="5759999" cy="3193793"/>
+                      <a:ext cx="5759999" cy="3627353"/>
                     </a:xfrm>
                     <a:prstGeom prst="rect">
                       <a:avLst/>
@@ -35892,7 +36744,7 @@
         </w:tc>
       </w:tr>
     </w:tbl>
-    <w:bookmarkStart w:id="122" w:name="X39a81b479c485484b5c280ca55e976a3ea9b5e8"/>
+    <w:bookmarkStart w:id="130" w:name="X39a81b479c485484b5c280ca55e976a3ea9b5e8"/>
     <w:p>
       <w:pPr>
         <w:pStyle w:val="Heading3"/>
@@ -35929,15 +36781,25 @@
         <w:pStyle w:val="Compact"/>
         <w:numPr>
           <w:ilvl w:val="0"/>
-          <w:numId w:val="1034"/>
+          <w:numId w:val="1020"/>
         </w:numPr>
       </w:pPr>
-      <w:r>
-        <w:rPr>
-          <w:b/>
-          <w:bCs/>
-        </w:rPr>
-        <w:t xml:space="preserve">Week 1:</w:t>
+      <w:hyperlink r:id="rId20">
+        <w:r>
+          <w:rPr>
+            <w:rStyle w:val="Hyperlink"/>
+            <w:b/>
+            <w:bCs/>
+          </w:rPr>
+          <w:t xml:space="preserve">Week 1</w:t>
+        </w:r>
+      </w:hyperlink>
+      <w:r>
+        <w:rPr>
+          <w:b/>
+          <w:bCs/>
+        </w:rPr>
+        <w:t xml:space="preserve">:</w:t>
       </w:r>
       <w:r>
         <w:t xml:space="preserve"> </w:t>
@@ -35982,15 +36844,25 @@
         <w:pStyle w:val="Compact"/>
         <w:numPr>
           <w:ilvl w:val="0"/>
-          <w:numId w:val="1034"/>
+          <w:numId w:val="1020"/>
         </w:numPr>
       </w:pPr>
-      <w:r>
-        <w:rPr>
-          <w:b/>
-          <w:bCs/>
-        </w:rPr>
-        <w:t xml:space="preserve">Week 3:</w:t>
+      <w:hyperlink r:id="rId90">
+        <w:r>
+          <w:rPr>
+            <w:rStyle w:val="Hyperlink"/>
+            <w:b/>
+            <w:bCs/>
+          </w:rPr>
+          <w:t xml:space="preserve">Week 3</w:t>
+        </w:r>
+      </w:hyperlink>
+      <w:r>
+        <w:rPr>
+          <w:b/>
+          <w:bCs/>
+        </w:rPr>
+        <w:t xml:space="preserve">:</w:t>
       </w:r>
       <w:r>
         <w:t xml:space="preserve"> </w:t>
@@ -36068,15 +36940,25 @@
         <w:pStyle w:val="Compact"/>
         <w:numPr>
           <w:ilvl w:val="0"/>
-          <w:numId w:val="1034"/>
+          <w:numId w:val="1020"/>
         </w:numPr>
       </w:pPr>
-      <w:r>
-        <w:rPr>
-          <w:b/>
-          <w:bCs/>
-        </w:rPr>
-        <w:t xml:space="preserve">Week 4:</w:t>
+      <w:hyperlink r:id="rId21">
+        <w:r>
+          <w:rPr>
+            <w:rStyle w:val="Hyperlink"/>
+            <w:b/>
+            <w:bCs/>
+          </w:rPr>
+          <w:t xml:space="preserve">Week 4</w:t>
+        </w:r>
+      </w:hyperlink>
+      <w:r>
+        <w:rPr>
+          <w:b/>
+          <w:bCs/>
+        </w:rPr>
+        <w:t xml:space="preserve">:</w:t>
       </w:r>
       <w:r>
         <w:t xml:space="preserve"> </w:t>
@@ -36090,15 +36972,25 @@
         <w:pStyle w:val="Compact"/>
         <w:numPr>
           <w:ilvl w:val="0"/>
-          <w:numId w:val="1034"/>
+          <w:numId w:val="1020"/>
         </w:numPr>
       </w:pPr>
-      <w:r>
-        <w:rPr>
-          <w:b/>
-          <w:bCs/>
-        </w:rPr>
-        <w:t xml:space="preserve">Week 6:</w:t>
+      <w:hyperlink r:id="rId55">
+        <w:r>
+          <w:rPr>
+            <w:rStyle w:val="Hyperlink"/>
+            <w:b/>
+            <w:bCs/>
+          </w:rPr>
+          <w:t xml:space="preserve">Week 6</w:t>
+        </w:r>
+      </w:hyperlink>
+      <w:r>
+        <w:rPr>
+          <w:b/>
+          <w:bCs/>
+        </w:rPr>
+        <w:t xml:space="preserve">:</w:t>
       </w:r>
       <w:r>
         <w:t xml:space="preserve"> </w:t>
@@ -36112,7 +37004,7 @@
         <w:pStyle w:val="Compact"/>
         <w:numPr>
           <w:ilvl w:val="0"/>
-          <w:numId w:val="1034"/>
+          <w:numId w:val="1020"/>
         </w:numPr>
       </w:pPr>
       <w:r>
@@ -36140,15 +37032,25 @@
         <w:pStyle w:val="Compact"/>
         <w:numPr>
           <w:ilvl w:val="0"/>
-          <w:numId w:val="1034"/>
+          <w:numId w:val="1020"/>
         </w:numPr>
       </w:pPr>
-      <w:r>
-        <w:rPr>
-          <w:b/>
-          <w:bCs/>
-        </w:rPr>
-        <w:t xml:space="preserve">Week 10:</w:t>
+      <w:hyperlink r:id="rId112">
+        <w:r>
+          <w:rPr>
+            <w:rStyle w:val="Hyperlink"/>
+            <w:b/>
+            <w:bCs/>
+          </w:rPr>
+          <w:t xml:space="preserve">Week 10</w:t>
+        </w:r>
+      </w:hyperlink>
+      <w:r>
+        <w:rPr>
+          <w:b/>
+          <w:bCs/>
+        </w:rPr>
+        <w:t xml:space="preserve">:</w:t>
       </w:r>
       <w:r>
         <w:t xml:space="preserve"> </w:t>
@@ -36200,15 +37102,25 @@
         <w:pStyle w:val="Compact"/>
         <w:numPr>
           <w:ilvl w:val="0"/>
-          <w:numId w:val="1034"/>
+          <w:numId w:val="1020"/>
         </w:numPr>
       </w:pPr>
-      <w:r>
-        <w:rPr>
-          <w:b/>
-          <w:bCs/>
-        </w:rPr>
-        <w:t xml:space="preserve">Week 11:</w:t>
+      <w:hyperlink r:id="rId54">
+        <w:r>
+          <w:rPr>
+            <w:rStyle w:val="Hyperlink"/>
+            <w:b/>
+            <w:bCs/>
+          </w:rPr>
+          <w:t xml:space="preserve">Week 11</w:t>
+        </w:r>
+      </w:hyperlink>
+      <w:r>
+        <w:rPr>
+          <w:b/>
+          <w:bCs/>
+        </w:rPr>
+        <w:t xml:space="preserve">:</w:t>
       </w:r>
       <w:r>
         <w:t xml:space="preserve"> </w:t>
@@ -36256,7 +37168,7 @@
         <w:pStyle w:val="Compact"/>
         <w:numPr>
           <w:ilvl w:val="0"/>
-          <w:numId w:val="1034"/>
+          <w:numId w:val="1020"/>
         </w:numPr>
       </w:pPr>
       <w:r>
@@ -36290,15 +37202,25 @@
         <w:pStyle w:val="Compact"/>
         <w:numPr>
           <w:ilvl w:val="0"/>
-          <w:numId w:val="1034"/>
+          <w:numId w:val="1020"/>
         </w:numPr>
       </w:pPr>
-      <w:r>
-        <w:rPr>
-          <w:b/>
-          <w:bCs/>
-        </w:rPr>
-        <w:t xml:space="preserve">Week 14:</w:t>
+      <w:hyperlink r:id="rId23">
+        <w:r>
+          <w:rPr>
+            <w:rStyle w:val="Hyperlink"/>
+            <w:b/>
+            <w:bCs/>
+          </w:rPr>
+          <w:t xml:space="preserve">Week 14</w:t>
+        </w:r>
+      </w:hyperlink>
+      <w:r>
+        <w:rPr>
+          <w:b/>
+          <w:bCs/>
+        </w:rPr>
+        <w:t xml:space="preserve">:</w:t>
       </w:r>
       <w:r>
         <w:t xml:space="preserve"> </w:t>
@@ -36455,8 +37377,8 @@
         <w:t xml:space="preserve">delay value.</w:t>
       </w:r>
     </w:p>
-    <w:bookmarkEnd w:id="122"/>
-    <w:bookmarkStart w:id="123" w:name="X48a04c27735097cc28a294593fd307eaa2e660b"/>
+    <w:bookmarkEnd w:id="130"/>
+    <w:bookmarkStart w:id="131" w:name="X48a04c27735097cc28a294593fd307eaa2e660b"/>
     <w:p>
       <w:pPr>
         <w:pStyle w:val="Heading3"/>
@@ -36904,8 +37826,8 @@
         <w:t xml:space="preserve">rule, score higher in an assessment.</w:t>
       </w:r>
     </w:p>
-    <w:bookmarkEnd w:id="123"/>
-    <w:bookmarkStart w:id="124" w:name="short-summary-of-this-section"/>
+    <w:bookmarkEnd w:id="131"/>
+    <w:bookmarkStart w:id="132" w:name="short-summary-of-this-section"/>
     <w:p>
       <w:pPr>
         <w:pStyle w:val="Heading3"/>
@@ -37002,9 +37924,9 @@
         <w:t xml:space="preserve">that protection has probably ended up isolated and insufficient.</w:t>
       </w:r>
     </w:p>
-    <w:bookmarkEnd w:id="124"/>
-    <w:bookmarkEnd w:id="125"/>
-    <w:bookmarkStart w:id="127" w:name="Xb1c63874ac3c1c389a5f1837ae729800eccc2bf"/>
+    <w:bookmarkEnd w:id="132"/>
+    <w:bookmarkEnd w:id="133"/>
+    <w:bookmarkStart w:id="135" w:name="Xb1c63874ac3c1c389a5f1837ae729800eccc2bf"/>
     <w:p>
       <w:pPr>
         <w:pStyle w:val="Heading2"/>
@@ -37042,7 +37964,7 @@
         <w:pStyle w:val="Compact"/>
         <w:numPr>
           <w:ilvl w:val="0"/>
-          <w:numId w:val="1035"/>
+          <w:numId w:val="1021"/>
         </w:numPr>
       </w:pPr>
       <w:r>
@@ -37106,7 +38028,7 @@
         <w:pStyle w:val="Compact"/>
         <w:numPr>
           <w:ilvl w:val="0"/>
-          <w:numId w:val="1035"/>
+          <w:numId w:val="1021"/>
         </w:numPr>
       </w:pPr>
       <w:r>
@@ -37149,7 +38071,7 @@
         <w:pStyle w:val="Compact"/>
         <w:numPr>
           <w:ilvl w:val="0"/>
-          <w:numId w:val="1035"/>
+          <w:numId w:val="1021"/>
         </w:numPr>
       </w:pPr>
       <w:r>
@@ -37193,7 +38115,7 @@
         <w:pStyle w:val="Compact"/>
         <w:numPr>
           <w:ilvl w:val="0"/>
-          <w:numId w:val="1035"/>
+          <w:numId w:val="1021"/>
         </w:numPr>
       </w:pPr>
       <w:r>
@@ -37238,7 +38160,7 @@
         <w:t xml:space="preserve">“this string obfuscation does not protect the key; the key uses the whitebox/hardware from S8.”</w:t>
       </w:r>
     </w:p>
-    <w:bookmarkStart w:id="126" w:name="X7116abffae11d97dee82d25f9afb8453f896a36"/>
+    <w:bookmarkStart w:id="134" w:name="X7116abffae11d97dee82d25f9afb8453f896a36"/>
     <w:p>
       <w:pPr>
         <w:pStyle w:val="Heading3"/>
@@ -37520,7 +38442,7 @@
         <w:pStyle w:val="Compact"/>
         <w:numPr>
           <w:ilvl w:val="0"/>
-          <w:numId w:val="1036"/>
+          <w:numId w:val="1022"/>
         </w:numPr>
       </w:pPr>
       <w:r>
@@ -37551,7 +38473,7 @@
         <w:pStyle w:val="Compact"/>
         <w:numPr>
           <w:ilvl w:val="0"/>
-          <w:numId w:val="1037"/>
+          <w:numId w:val="1023"/>
         </w:numPr>
       </w:pPr>
       <w:r>
@@ -37584,7 +38506,7 @@
         <w:pStyle w:val="Compact"/>
         <w:numPr>
           <w:ilvl w:val="0"/>
-          <w:numId w:val="1038"/>
+          <w:numId w:val="1024"/>
         </w:numPr>
       </w:pPr>
       <w:r>
@@ -37630,7 +38552,7 @@
         <w:pStyle w:val="Compact"/>
         <w:numPr>
           <w:ilvl w:val="0"/>
-          <w:numId w:val="1039"/>
+          <w:numId w:val="1025"/>
         </w:numPr>
       </w:pPr>
       <w:r>
@@ -37648,7 +38570,7 @@
         <w:pStyle w:val="Compact"/>
         <w:numPr>
           <w:ilvl w:val="0"/>
-          <w:numId w:val="1040"/>
+          <w:numId w:val="1026"/>
         </w:numPr>
       </w:pPr>
       <w:r>
@@ -37706,7 +38628,7 @@
         <w:pStyle w:val="Compact"/>
         <w:numPr>
           <w:ilvl w:val="0"/>
-          <w:numId w:val="1041"/>
+          <w:numId w:val="1027"/>
         </w:numPr>
       </w:pPr>
       <w:r>
@@ -37764,7 +38686,7 @@
         <w:pStyle w:val="Compact"/>
         <w:numPr>
           <w:ilvl w:val="0"/>
-          <w:numId w:val="1042"/>
+          <w:numId w:val="1028"/>
         </w:numPr>
       </w:pPr>
       <w:r>
@@ -37878,9 +38800,9 @@
         <w:t xml:space="preserve">not as evidence.</w:t>
       </w:r>
     </w:p>
-    <w:bookmarkEnd w:id="126"/>
-    <w:bookmarkEnd w:id="127"/>
-    <w:bookmarkStart w:id="128" w:name="self-check"/>
+    <w:bookmarkEnd w:id="134"/>
+    <w:bookmarkEnd w:id="135"/>
+    <w:bookmarkStart w:id="136" w:name="self-check"/>
     <w:p>
       <w:pPr>
         <w:pStyle w:val="Heading2"/>
@@ -38175,7 +39097,41 @@
         <w:t xml:space="preserve">in memory while running</w:t>
       </w:r>
       <w:r>
-        <w:t xml:space="preserve">. Real key protection requires the methods from week 10 (PKI, HSM/PKCS#11) and week 11 (whitebox cryptography).</w:t>
+        <w:t xml:space="preserve">. Real key protection requires the methods from</w:t>
+      </w:r>
+      <w:r>
+        <w:t xml:space="preserve"> </w:t>
+      </w:r>
+      <w:hyperlink r:id="rId112">
+        <w:r>
+          <w:rPr>
+            <w:rStyle w:val="Hyperlink"/>
+          </w:rPr>
+          <w:t xml:space="preserve">week 10</w:t>
+        </w:r>
+      </w:hyperlink>
+      <w:r>
+        <w:t xml:space="preserve"> </w:t>
+      </w:r>
+      <w:r>
+        <w:t xml:space="preserve">(PKI, HSM/PKCS#11) and</w:t>
+      </w:r>
+      <w:r>
+        <w:t xml:space="preserve"> </w:t>
+      </w:r>
+      <w:hyperlink r:id="rId54">
+        <w:r>
+          <w:rPr>
+            <w:rStyle w:val="Hyperlink"/>
+          </w:rPr>
+          <w:t xml:space="preserve">week 11</w:t>
+        </w:r>
+      </w:hyperlink>
+      <w:r>
+        <w:t xml:space="preserve"> </w:t>
+      </w:r>
+      <w:r>
+        <w:t xml:space="preserve">(whitebox cryptography).</w:t>
       </w:r>
     </w:p>
     <w:p>
@@ -40473,7 +41429,24 @@
         <w:t xml:space="preserve">&amp;1=0</w:t>
       </w:r>
       <w:r>
-        <w:t xml:space="preserve">. Because the proof takes seconds, the dead branch is eliminated automatically; that’s why week 14 recommends predicates more resistant to solvers (based on factorization/hash values).</w:t>
+        <w:t xml:space="preserve">. Because the proof takes seconds, the dead branch is eliminated automatically; that’s why</w:t>
+      </w:r>
+      <w:r>
+        <w:t xml:space="preserve"> </w:t>
+      </w:r>
+      <w:hyperlink r:id="rId23">
+        <w:r>
+          <w:rPr>
+            <w:rStyle w:val="Hyperlink"/>
+          </w:rPr>
+          <w:t xml:space="preserve">week 14</w:t>
+        </w:r>
+      </w:hyperlink>
+      <w:r>
+        <w:t xml:space="preserve"> </w:t>
+      </w:r>
+      <w:r>
+        <w:t xml:space="preserve">recommends predicates more resistant to solvers (based on factorization/hash values).</w:t>
       </w:r>
     </w:p>
     <w:p>
@@ -40787,7 +41760,21 @@
         <w:t xml:space="preserve"> </w:t>
       </w:r>
       <w:r>
-        <w:t xml:space="preserve">key-based, provides provable security (e.g., AES-GCM, week 3); cannot be broken without the correct key.</w:t>
+        <w:t xml:space="preserve">key-based, provides provable security (e.g., AES-GCM,</w:t>
+      </w:r>
+      <w:r>
+        <w:t xml:space="preserve"> </w:t>
+      </w:r>
+      <w:hyperlink r:id="rId90">
+        <w:r>
+          <w:rPr>
+            <w:rStyle w:val="Hyperlink"/>
+          </w:rPr>
+          <w:t xml:space="preserve">week 3</w:t>
+        </w:r>
+      </w:hyperlink>
+      <w:r>
+        <w:t xml:space="preserve">); cannot be broken without the correct key.</w:t>
       </w:r>
       <w:r>
         <w:t xml:space="preserve"> </w:t>
@@ -41424,8 +42411,8 @@
         <w:t xml:space="preserve">unused (a design choice, not a bug); this way the bogus parameter escapes notice even under real code review.</w:t>
       </w:r>
     </w:p>
-    <w:bookmarkEnd w:id="128"/>
-    <w:bookmarkStart w:id="130" w:name="sources-and-further-reading"/>
+    <w:bookmarkEnd w:id="136"/>
+    <w:bookmarkStart w:id="138" w:name="sources-and-further-reading"/>
     <w:p>
       <w:pPr>
         <w:pStyle w:val="Heading2"/>
@@ -41439,7 +42426,7 @@
         <w:pStyle w:val="Compact"/>
         <w:numPr>
           <w:ilvl w:val="0"/>
-          <w:numId w:val="1043"/>
+          <w:numId w:val="1029"/>
         </w:numPr>
       </w:pPr>
       <w:r>
@@ -41467,7 +42454,7 @@
         <w:pStyle w:val="Compact"/>
         <w:numPr>
           <w:ilvl w:val="0"/>
-          <w:numId w:val="1043"/>
+          <w:numId w:val="1029"/>
         </w:numPr>
       </w:pPr>
       <w:r>
@@ -41501,7 +42488,7 @@
         <w:pStyle w:val="Compact"/>
         <w:numPr>
           <w:ilvl w:val="0"/>
-          <w:numId w:val="1043"/>
+          <w:numId w:val="1029"/>
         </w:numPr>
       </w:pPr>
       <w:r>
@@ -41535,7 +42522,7 @@
         <w:pStyle w:val="Compact"/>
         <w:numPr>
           <w:ilvl w:val="0"/>
-          <w:numId w:val="1043"/>
+          <w:numId w:val="1029"/>
         </w:numPr>
       </w:pPr>
       <w:r>
@@ -41565,11 +42552,25 @@
         <w:pStyle w:val="Compact"/>
         <w:numPr>
           <w:ilvl w:val="0"/>
-          <w:numId w:val="1043"/>
+          <w:numId w:val="1029"/>
         </w:numPr>
       </w:pPr>
       <w:r>
-        <w:t xml:space="preserve">S. Banescu et al., measuring transform resilience with Tigress + KLEE — a bridge to week 14.</w:t>
+        <w:t xml:space="preserve">S. Banescu et al., measuring transform resilience with Tigress + KLEE — a bridge to</w:t>
+      </w:r>
+      <w:r>
+        <w:t xml:space="preserve"> </w:t>
+      </w:r>
+      <w:hyperlink r:id="rId23">
+        <w:r>
+          <w:rPr>
+            <w:rStyle w:val="Hyperlink"/>
+          </w:rPr>
+          <w:t xml:space="preserve">week 14</w:t>
+        </w:r>
+      </w:hyperlink>
+      <w:r>
+        <w:t xml:space="preserve">.</w:t>
       </w:r>
     </w:p>
     <w:p>
@@ -41577,14 +42578,14 @@
         <w:pStyle w:val="Compact"/>
         <w:numPr>
           <w:ilvl w:val="0"/>
-          <w:numId w:val="1043"/>
+          <w:numId w:val="1029"/>
         </w:numPr>
       </w:pPr>
       <w:r>
         <w:t xml:space="preserve">Obfuscator-LLVM (O-LLVM) — an example of compiler-based obfuscation.</w:t>
       </w:r>
     </w:p>
-    <w:bookmarkStart w:id="129" w:name="which-source-should-you-open-and-when"/>
+    <w:bookmarkStart w:id="137" w:name="which-source-should-you-open-and-when"/>
     <w:p>
       <w:pPr>
         <w:pStyle w:val="Heading3"/>
@@ -41606,7 +42607,7 @@
         <w:pStyle w:val="Compact"/>
         <w:numPr>
           <w:ilvl w:val="0"/>
-          <w:numId w:val="1044"/>
+          <w:numId w:val="1030"/>
         </w:numPr>
       </w:pPr>
       <w:r>
@@ -41666,7 +42667,7 @@
         <w:pStyle w:val="Compact"/>
         <w:numPr>
           <w:ilvl w:val="0"/>
-          <w:numId w:val="1044"/>
+          <w:numId w:val="1030"/>
         </w:numPr>
       </w:pPr>
       <w:r>
@@ -41710,7 +42711,7 @@
         <w:pStyle w:val="Compact"/>
         <w:numPr>
           <w:ilvl w:val="0"/>
-          <w:numId w:val="1044"/>
+          <w:numId w:val="1030"/>
         </w:numPr>
       </w:pPr>
       <w:r>
@@ -41770,7 +42771,7 @@
         <w:pStyle w:val="Compact"/>
         <w:numPr>
           <w:ilvl w:val="0"/>
-          <w:numId w:val="1044"/>
+          <w:numId w:val="1030"/>
         </w:numPr>
       </w:pPr>
       <w:r>
@@ -41825,12 +42826,29 @@
       <w:pPr>
         <w:pStyle w:val="BlockText"/>
       </w:pPr>
-      <w:r>
-        <w:rPr>
-          <w:b/>
-          <w:bCs/>
-        </w:rPr>
-        <w:t xml:space="preserve">Week 10 — Certificates and cryptographic methods.</w:t>
+      <w:hyperlink r:id="rId112">
+        <w:r>
+          <w:rPr>
+            <w:rStyle w:val="Hyperlink"/>
+            <w:b/>
+            <w:bCs/>
+          </w:rPr>
+          <w:t xml:space="preserve">Week 10</w:t>
+        </w:r>
+      </w:hyperlink>
+      <w:r>
+        <w:rPr>
+          <w:b/>
+          <w:bCs/>
+        </w:rPr>
+        <w:t xml:space="preserve"> </w:t>
+      </w:r>
+      <w:r>
+        <w:rPr>
+          <w:b/>
+          <w:bCs/>
+        </w:rPr>
+        <w:t xml:space="preserve">— Certificates and cryptographic methods.</w:t>
       </w:r>
       <w:r>
         <w:t xml:space="preserve"> </w:t>
@@ -41851,7 +42869,24 @@
         <w:t xml:space="preserve">key”</w:t>
       </w:r>
       <w:r>
-        <w:t xml:space="preserve">; week 10 covers choosing keys correctly, their lifecycle, and protecting them with PKI. Week 11 covers</w:t>
+        <w:t xml:space="preserve">; week 10 covers choosing keys correctly, their lifecycle, and protecting them with PKI.</w:t>
+      </w:r>
+      <w:r>
+        <w:t xml:space="preserve"> </w:t>
+      </w:r>
+      <w:hyperlink r:id="rId54">
+        <w:r>
+          <w:rPr>
+            <w:rStyle w:val="Hyperlink"/>
+          </w:rPr>
+          <w:t xml:space="preserve">Week 11</w:t>
+        </w:r>
+      </w:hyperlink>
+      <w:r>
+        <w:t xml:space="preserve"> </w:t>
+      </w:r>
+      <w:r>
+        <w:t xml:space="preserve">covers</w:t>
       </w:r>
       <w:r>
         <w:t xml:space="preserve"> </w:t>
@@ -41860,9 +42895,9 @@
         <w:t xml:space="preserve">whitebox cryptography, and week 14 covers this week’s rules’ automated counterpart (Tigress).</w:t>
       </w:r>
     </w:p>
-    <w:bookmarkEnd w:id="129"/>
-    <w:bookmarkEnd w:id="130"/>
-    <w:bookmarkEnd w:id="131"/>
+    <w:bookmarkEnd w:id="137"/>
+    <w:bookmarkEnd w:id="138"/>
+    <w:bookmarkEnd w:id="139"/>
     <w:sectPr>
       <w:headerReference r:id="rId9" w:type="default"/>
       <w:footerReference r:id="rId10" w:type="default"/>
@@ -42390,48 +43425,6 @@
     <w:abstractNumId w:val="991"/>
   </w:num>
   <w:num w:numId="1006">
-    <w:abstractNumId w:val="991"/>
-  </w:num>
-  <w:num w:numId="1007">
-    <w:abstractNumId w:val="991"/>
-  </w:num>
-  <w:num w:numId="1008">
-    <w:abstractNumId w:val="991"/>
-  </w:num>
-  <w:num w:numId="1009">
-    <w:abstractNumId w:val="991"/>
-  </w:num>
-  <w:num w:numId="1010">
-    <w:abstractNumId w:val="991"/>
-  </w:num>
-  <w:num w:numId="1011">
-    <w:abstractNumId w:val="991"/>
-  </w:num>
-  <w:num w:numId="1012">
-    <w:abstractNumId w:val="991"/>
-  </w:num>
-  <w:num w:numId="1013">
-    <w:abstractNumId w:val="991"/>
-  </w:num>
-  <w:num w:numId="1014">
-    <w:abstractNumId w:val="991"/>
-  </w:num>
-  <w:num w:numId="1015">
-    <w:abstractNumId w:val="991"/>
-  </w:num>
-  <w:num w:numId="1016">
-    <w:abstractNumId w:val="991"/>
-  </w:num>
-  <w:num w:numId="1017">
-    <w:abstractNumId w:val="991"/>
-  </w:num>
-  <w:num w:numId="1018">
-    <w:abstractNumId w:val="991"/>
-  </w:num>
-  <w:num w:numId="1019">
-    <w:abstractNumId w:val="991"/>
-  </w:num>
-  <w:num w:numId="1020">
     <w:abstractNumId w:val="99411"/>
     <w:lvlOverride w:ilvl="0">
       <w:startOverride w:val="1"/>
@@ -42461,10 +43454,10 @@
       <w:startOverride w:val="1"/>
     </w:lvlOverride>
   </w:num>
-  <w:num w:numId="1021">
+  <w:num w:numId="1007">
     <w:abstractNumId w:val="991"/>
   </w:num>
-  <w:num w:numId="1022">
+  <w:num w:numId="1008">
     <w:abstractNumId w:val="99411"/>
     <w:lvlOverride w:ilvl="0">
       <w:startOverride w:val="1"/>
@@ -42494,13 +43487,13 @@
       <w:startOverride w:val="1"/>
     </w:lvlOverride>
   </w:num>
-  <w:num w:numId="1023">
+  <w:num w:numId="1009">
     <w:abstractNumId w:val="991"/>
   </w:num>
-  <w:num w:numId="1024">
+  <w:num w:numId="1010">
     <w:abstractNumId w:val="991"/>
   </w:num>
-  <w:num w:numId="1025">
+  <w:num w:numId="1011">
     <w:abstractNumId w:val="99411"/>
     <w:lvlOverride w:ilvl="0">
       <w:startOverride w:val="1"/>
@@ -42530,7 +43523,7 @@
       <w:startOverride w:val="1"/>
     </w:lvlOverride>
   </w:num>
-  <w:num w:numId="1026">
+  <w:num w:numId="1012">
     <w:abstractNumId w:val="99411"/>
     <w:lvlOverride w:ilvl="0">
       <w:startOverride w:val="1"/>
@@ -42560,10 +43553,10 @@
       <w:startOverride w:val="1"/>
     </w:lvlOverride>
   </w:num>
-  <w:num w:numId="1027">
+  <w:num w:numId="1013">
     <w:abstractNumId w:val="991"/>
   </w:num>
-  <w:num w:numId="1028">
+  <w:num w:numId="1014">
     <w:abstractNumId w:val="99411"/>
     <w:lvlOverride w:ilvl="0">
       <w:startOverride w:val="1"/>
@@ -42593,25 +43586,25 @@
       <w:startOverride w:val="1"/>
     </w:lvlOverride>
   </w:num>
-  <w:num w:numId="1029">
+  <w:num w:numId="1015">
     <w:abstractNumId w:val="991"/>
   </w:num>
-  <w:num w:numId="1030">
+  <w:num w:numId="1016">
     <w:abstractNumId w:val="991"/>
   </w:num>
-  <w:num w:numId="1031">
+  <w:num w:numId="1017">
     <w:abstractNumId w:val="991"/>
   </w:num>
-  <w:num w:numId="1032">
+  <w:num w:numId="1018">
     <w:abstractNumId w:val="991"/>
   </w:num>
-  <w:num w:numId="1033">
+  <w:num w:numId="1019">
     <w:abstractNumId w:val="991"/>
   </w:num>
-  <w:num w:numId="1034">
+  <w:num w:numId="1020">
     <w:abstractNumId w:val="991"/>
   </w:num>
-  <w:num w:numId="1035">
+  <w:num w:numId="1021">
     <w:abstractNumId w:val="99411"/>
     <w:lvlOverride w:ilvl="0">
       <w:startOverride w:val="1"/>
@@ -42641,31 +43634,31 @@
       <w:startOverride w:val="1"/>
     </w:lvlOverride>
   </w:num>
-  <w:num w:numId="1036">
+  <w:num w:numId="1022">
     <w:abstractNumId w:val="992"/>
   </w:num>
-  <w:num w:numId="1037">
+  <w:num w:numId="1023">
     <w:abstractNumId w:val="992"/>
   </w:num>
-  <w:num w:numId="1038">
+  <w:num w:numId="1024">
     <w:abstractNumId w:val="992"/>
   </w:num>
-  <w:num w:numId="1039">
+  <w:num w:numId="1025">
     <w:abstractNumId w:val="992"/>
   </w:num>
-  <w:num w:numId="1040">
+  <w:num w:numId="1026">
     <w:abstractNumId w:val="992"/>
   </w:num>
-  <w:num w:numId="1041">
+  <w:num w:numId="1027">
     <w:abstractNumId w:val="992"/>
   </w:num>
-  <w:num w:numId="1042">
+  <w:num w:numId="1028">
     <w:abstractNumId w:val="992"/>
   </w:num>
-  <w:num w:numId="1043">
+  <w:num w:numId="1029">
     <w:abstractNumId w:val="991"/>
   </w:num>
-  <w:num w:numId="1044">
+  <w:num w:numId="1030">
     <w:abstractNumId w:val="991"/>
   </w:num>
 </w:numbering>
